--- a/TitanOS_SOP_Internal.docx
+++ b/TitanOS_SOP_Internal.docx
@@ -58,7 +58,7 @@
     </w:p>
     <w:p>
       <w:pPr>
-        <w:spacing w:after="60"/>
+        <w:spacing w:after="40"/>
         <w:jc w:val="center"/>
       </w:pPr>
       <w:r>
@@ -73,7 +73,7 @@
     </w:p>
     <w:p>
       <w:pPr>
-        <w:spacing w:after="170"/>
+        <w:spacing w:after="110"/>
         <w:jc w:val="center"/>
       </w:pPr>
       <w:r>
@@ -90,7 +90,7 @@
     </w:p>
     <w:p>
       <w:pPr>
-        <w:spacing w:after="110" w:before="0"/>
+        <w:spacing w:after="70" w:before="0"/>
       </w:pPr>
       <w:r>
         <w:rPr>
@@ -104,7 +104,7 @@
     </w:p>
     <w:p>
       <w:pPr>
-        <w:spacing w:after="110" w:before="0"/>
+        <w:spacing w:after="70" w:before="0"/>
       </w:pPr>
       <w:r>
         <w:rPr>
@@ -118,7 +118,7 @@
     </w:p>
     <w:p>
       <w:pPr>
-        <w:spacing w:after="110" w:before="0"/>
+        <w:spacing w:after="70" w:before="0"/>
       </w:pPr>
       <w:r>
         <w:rPr>
@@ -134,10 +134,11 @@
     </w:p>
     <w:p>
       <w:pPr>
+        <w:keepNext/>
         <w:pBdr>
           <w:bottom w:val="single" w:color="CEB684" w:sz="8"/>
         </w:pBdr>
-        <w:spacing w:after="120" w:before="300"/>
+        <w:spacing w:after="70" w:before="190"/>
       </w:pPr>
       <w:r>
         <w:rPr>
@@ -153,7 +154,7 @@
     </w:p>
     <w:p>
       <w:pPr>
-        <w:spacing w:after="100" w:before="0"/>
+        <w:spacing w:after="60" w:before="0"/>
       </w:pPr>
       <w:r>
         <w:rPr>
@@ -167,7 +168,7 @@
     </w:p>
     <w:p>
       <w:pPr>
-        <w:spacing w:after="40"/>
+        <w:spacing w:after="22"/>
         <w:ind w:left="200" w:hanging="200"/>
       </w:pPr>
       <w:r>
@@ -193,7 +194,7 @@
     </w:p>
     <w:p>
       <w:pPr>
-        <w:spacing w:after="40"/>
+        <w:spacing w:after="22"/>
         <w:ind w:left="200" w:hanging="200"/>
       </w:pPr>
       <w:r>
@@ -219,7 +220,7 @@
     </w:p>
     <w:p>
       <w:pPr>
-        <w:spacing w:after="40"/>
+        <w:spacing w:after="22"/>
         <w:ind w:left="200" w:hanging="200"/>
       </w:pPr>
       <w:r>
@@ -245,7 +246,7 @@
     </w:p>
     <w:p>
       <w:pPr>
-        <w:spacing w:after="40"/>
+        <w:spacing w:after="22"/>
         <w:ind w:left="200" w:hanging="200"/>
       </w:pPr>
       <w:r>
@@ -271,7 +272,7 @@
     </w:p>
     <w:p>
       <w:pPr>
-        <w:spacing w:after="40"/>
+        <w:spacing w:after="22"/>
         <w:ind w:left="200" w:hanging="200"/>
       </w:pPr>
       <w:r>
@@ -297,7 +298,7 @@
     </w:p>
     <w:p>
       <w:pPr>
-        <w:spacing w:after="40"/>
+        <w:spacing w:after="22"/>
         <w:ind w:left="200" w:hanging="200"/>
       </w:pPr>
       <w:r>
@@ -323,7 +324,7 @@
     </w:p>
     <w:p>
       <w:pPr>
-        <w:spacing w:after="40"/>
+        <w:spacing w:after="22"/>
         <w:ind w:left="200" w:hanging="200"/>
       </w:pPr>
       <w:r>
@@ -349,7 +350,7 @@
     </w:p>
     <w:p>
       <w:pPr>
-        <w:spacing w:after="40"/>
+        <w:spacing w:after="22"/>
         <w:ind w:left="200" w:hanging="200"/>
       </w:pPr>
       <w:r>
@@ -375,7 +376,7 @@
     </w:p>
     <w:p>
       <w:pPr>
-        <w:spacing w:after="40"/>
+        <w:spacing w:after="22"/>
         <w:ind w:left="200" w:hanging="200"/>
       </w:pPr>
       <w:r>
@@ -401,7 +402,7 @@
     </w:p>
     <w:p>
       <w:pPr>
-        <w:spacing w:after="40"/>
+        <w:spacing w:after="22"/>
         <w:ind w:left="200" w:hanging="200"/>
       </w:pPr>
       <w:r>
@@ -427,7 +428,7 @@
     </w:p>
     <w:p>
       <w:pPr>
-        <w:spacing w:after="40"/>
+        <w:spacing w:after="22"/>
         <w:ind w:left="200" w:hanging="200"/>
       </w:pPr>
       <w:r>
@@ -453,7 +454,7 @@
     </w:p>
     <w:p>
       <w:pPr>
-        <w:spacing w:after="40"/>
+        <w:spacing w:after="22"/>
         <w:ind w:left="200" w:hanging="200"/>
       </w:pPr>
       <w:r>
@@ -479,7 +480,7 @@
     </w:p>
     <w:p>
       <w:pPr>
-        <w:spacing w:after="40"/>
+        <w:spacing w:after="22"/>
         <w:ind w:left="200" w:hanging="200"/>
       </w:pPr>
       <w:r>
@@ -505,7 +506,7 @@
     </w:p>
     <w:p>
       <w:pPr>
-        <w:spacing w:after="40"/>
+        <w:spacing w:after="22"/>
         <w:ind w:left="200" w:hanging="200"/>
       </w:pPr>
       <w:r>
@@ -530,16 +531,12 @@
       </w:r>
     </w:p>
     <w:p>
-      <w:r>
-        <w:br w:type="page"/>
-      </w:r>
-    </w:p>
-    <w:p>
-      <w:pPr>
+      <w:pPr>
+        <w:keepNext/>
         <w:pBdr>
           <w:bottom w:val="single" w:color="CEB684" w:sz="8"/>
         </w:pBdr>
-        <w:spacing w:after="120" w:before="300"/>
+        <w:spacing w:after="70" w:before="190"/>
       </w:pPr>
       <w:r>
         <w:rPr>
@@ -555,7 +552,7 @@
     </w:p>
     <w:p>
       <w:pPr>
-        <w:spacing w:after="130" w:before="0"/>
+        <w:spacing w:after="80" w:before="0"/>
       </w:pPr>
       <w:r>
         <w:rPr>
@@ -563,15 +560,16 @@
           <w:i/>
           <w:iCs/>
           <w:color w:val="5A6E84"/>
-          <w:sz w:val="20"/>
-          <w:szCs w:val="20"/>
+          <w:sz w:val="19"/>
+          <w:szCs w:val="19"/>
         </w:rPr>
         <w:t xml:space="preserve">Every rule below is enforced inside the database, not just hidden in the menu. A person cannot reach data outside their role even by going around the screen.</w:t>
       </w:r>
     </w:p>
     <w:p>
       <w:pPr>
-        <w:spacing w:after="55" w:before="130"/>
+        <w:keepNext/>
+        <w:spacing w:after="30" w:before="85"/>
       </w:pPr>
       <w:r>
         <w:rPr>
@@ -617,10 +615,10 @@
             </w:tcBorders>
             <w:shd w:fill="092B49" w:val="clear"/>
             <w:tcMar>
-              <w:top w:type="dxa" w:w="70"/>
-              <w:left w:type="dxa" w:w="110"/>
-              <w:bottom w:type="dxa" w:w="70"/>
-              <w:right w:type="dxa" w:w="110"/>
+              <w:top w:type="dxa" w:w="50"/>
+              <w:left w:type="dxa" w:w="100"/>
+              <w:bottom w:type="dxa" w:w="50"/>
+              <w:right w:type="dxa" w:w="100"/>
             </w:tcMar>
           </w:tcPr>
           <w:p>
@@ -648,10 +646,10 @@
             </w:tcBorders>
             <w:shd w:fill="092B49" w:val="clear"/>
             <w:tcMar>
-              <w:top w:type="dxa" w:w="70"/>
-              <w:left w:type="dxa" w:w="110"/>
-              <w:bottom w:type="dxa" w:w="70"/>
-              <w:right w:type="dxa" w:w="110"/>
+              <w:top w:type="dxa" w:w="50"/>
+              <w:left w:type="dxa" w:w="100"/>
+              <w:bottom w:type="dxa" w:w="50"/>
+              <w:right w:type="dxa" w:w="100"/>
             </w:tcMar>
           </w:tcPr>
           <w:p>
@@ -680,10 +678,10 @@
               <w:right w:val="single" w:color="D8CDB8" w:sz="4"/>
             </w:tcBorders>
             <w:tcMar>
-              <w:top w:type="dxa" w:w="66"/>
-              <w:left w:type="dxa" w:w="110"/>
-              <w:bottom w:type="dxa" w:w="66"/>
-              <w:right w:type="dxa" w:w="110"/>
+              <w:top w:type="dxa" w:w="48"/>
+              <w:left w:type="dxa" w:w="100"/>
+              <w:bottom w:type="dxa" w:w="48"/>
+              <w:right w:type="dxa" w:w="100"/>
             </w:tcMar>
           </w:tcPr>
           <w:p>
@@ -713,10 +711,10 @@
               <w:right w:val="single" w:color="D8CDB8" w:sz="4"/>
             </w:tcBorders>
             <w:tcMar>
-              <w:top w:type="dxa" w:w="66"/>
-              <w:left w:type="dxa" w:w="110"/>
-              <w:bottom w:type="dxa" w:w="66"/>
-              <w:right w:type="dxa" w:w="110"/>
+              <w:top w:type="dxa" w:w="48"/>
+              <w:left w:type="dxa" w:w="100"/>
+              <w:bottom w:type="dxa" w:w="48"/>
+              <w:right w:type="dxa" w:w="100"/>
             </w:tcMar>
           </w:tcPr>
           <w:p>
@@ -746,10 +744,10 @@
               <w:right w:val="single" w:color="D8CDB8" w:sz="4"/>
             </w:tcBorders>
             <w:tcMar>
-              <w:top w:type="dxa" w:w="66"/>
-              <w:left w:type="dxa" w:w="110"/>
-              <w:bottom w:type="dxa" w:w="66"/>
-              <w:right w:type="dxa" w:w="110"/>
+              <w:top w:type="dxa" w:w="48"/>
+              <w:left w:type="dxa" w:w="100"/>
+              <w:bottom w:type="dxa" w:w="48"/>
+              <w:right w:type="dxa" w:w="100"/>
             </w:tcMar>
           </w:tcPr>
           <w:p>
@@ -779,10 +777,10 @@
               <w:right w:val="single" w:color="D8CDB8" w:sz="4"/>
             </w:tcBorders>
             <w:tcMar>
-              <w:top w:type="dxa" w:w="66"/>
-              <w:left w:type="dxa" w:w="110"/>
-              <w:bottom w:type="dxa" w:w="66"/>
-              <w:right w:type="dxa" w:w="110"/>
+              <w:top w:type="dxa" w:w="48"/>
+              <w:left w:type="dxa" w:w="100"/>
+              <w:bottom w:type="dxa" w:w="48"/>
+              <w:right w:type="dxa" w:w="100"/>
             </w:tcMar>
           </w:tcPr>
           <w:p>
@@ -812,10 +810,10 @@
               <w:right w:val="single" w:color="D8CDB8" w:sz="4"/>
             </w:tcBorders>
             <w:tcMar>
-              <w:top w:type="dxa" w:w="66"/>
-              <w:left w:type="dxa" w:w="110"/>
-              <w:bottom w:type="dxa" w:w="66"/>
-              <w:right w:type="dxa" w:w="110"/>
+              <w:top w:type="dxa" w:w="48"/>
+              <w:left w:type="dxa" w:w="100"/>
+              <w:bottom w:type="dxa" w:w="48"/>
+              <w:right w:type="dxa" w:w="100"/>
             </w:tcMar>
           </w:tcPr>
           <w:p>
@@ -845,10 +843,10 @@
               <w:right w:val="single" w:color="D8CDB8" w:sz="4"/>
             </w:tcBorders>
             <w:tcMar>
-              <w:top w:type="dxa" w:w="66"/>
-              <w:left w:type="dxa" w:w="110"/>
-              <w:bottom w:type="dxa" w:w="66"/>
-              <w:right w:type="dxa" w:w="110"/>
+              <w:top w:type="dxa" w:w="48"/>
+              <w:left w:type="dxa" w:w="100"/>
+              <w:bottom w:type="dxa" w:w="48"/>
+              <w:right w:type="dxa" w:w="100"/>
             </w:tcMar>
           </w:tcPr>
           <w:p>
@@ -878,10 +876,10 @@
               <w:right w:val="single" w:color="D8CDB8" w:sz="4"/>
             </w:tcBorders>
             <w:tcMar>
-              <w:top w:type="dxa" w:w="66"/>
-              <w:left w:type="dxa" w:w="110"/>
-              <w:bottom w:type="dxa" w:w="66"/>
-              <w:right w:type="dxa" w:w="110"/>
+              <w:top w:type="dxa" w:w="48"/>
+              <w:left w:type="dxa" w:w="100"/>
+              <w:bottom w:type="dxa" w:w="48"/>
+              <w:right w:type="dxa" w:w="100"/>
             </w:tcMar>
           </w:tcPr>
           <w:p>
@@ -911,10 +909,10 @@
               <w:right w:val="single" w:color="D8CDB8" w:sz="4"/>
             </w:tcBorders>
             <w:tcMar>
-              <w:top w:type="dxa" w:w="66"/>
-              <w:left w:type="dxa" w:w="110"/>
-              <w:bottom w:type="dxa" w:w="66"/>
-              <w:right w:type="dxa" w:w="110"/>
+              <w:top w:type="dxa" w:w="48"/>
+              <w:left w:type="dxa" w:w="100"/>
+              <w:bottom w:type="dxa" w:w="48"/>
+              <w:right w:type="dxa" w:w="100"/>
             </w:tcMar>
           </w:tcPr>
           <w:p>
@@ -936,7 +934,8 @@
     </w:tbl>
     <w:p>
       <w:pPr>
-        <w:spacing w:after="55" w:before="130"/>
+        <w:keepNext/>
+        <w:spacing w:after="30" w:before="85"/>
       </w:pPr>
       <w:r>
         <w:rPr>
@@ -953,7 +952,7 @@
     </w:p>
     <w:p>
       <w:pPr>
-        <w:spacing w:after="60"/>
+        <w:spacing w:after="36"/>
         <w:ind w:left="340" w:hanging="250"/>
       </w:pPr>
       <w:r>
@@ -979,7 +978,7 @@
     </w:p>
     <w:p>
       <w:pPr>
-        <w:spacing w:after="60"/>
+        <w:spacing w:after="36"/>
         <w:ind w:left="340" w:hanging="250"/>
       </w:pPr>
       <w:r>
@@ -1005,7 +1004,7 @@
     </w:p>
     <w:p>
       <w:pPr>
-        <w:spacing w:after="60"/>
+        <w:spacing w:after="36"/>
         <w:ind w:left="340" w:hanging="250"/>
       </w:pPr>
       <w:r>
@@ -1031,7 +1030,7 @@
     </w:p>
     <w:p>
       <w:pPr>
-        <w:spacing w:after="60"/>
+        <w:spacing w:after="36"/>
         <w:ind w:left="340" w:hanging="250"/>
       </w:pPr>
       <w:r>
@@ -1057,7 +1056,8 @@
     </w:p>
     <w:p>
       <w:pPr>
-        <w:spacing w:after="55" w:before="130"/>
+        <w:keepNext/>
+        <w:spacing w:after="30" w:before="85"/>
       </w:pPr>
       <w:r>
         <w:rPr>
@@ -1078,7 +1078,7 @@
           <w:left w:val="single" w:color="E4CE9A" w:sz="18"/>
         </w:pBdr>
         <w:shd w:fill="FBF3E3" w:val="clear"/>
-        <w:spacing w:after="140" w:before="110"/>
+        <w:spacing w:after="70" w:before="60"/>
         <w:ind w:left="200" w:right="120"/>
       </w:pPr>
       <w:r>
@@ -1099,7 +1099,7 @@
           <w:left w:val="single" w:color="E4CE9A" w:sz="18"/>
         </w:pBdr>
         <w:shd w:fill="FBF3E3" w:val="clear"/>
-        <w:spacing w:after="140" w:before="110"/>
+        <w:spacing w:after="70" w:before="60"/>
         <w:ind w:left="200" w:right="120"/>
       </w:pPr>
       <w:r>
@@ -1115,16 +1115,12 @@
       </w:r>
     </w:p>
     <w:p>
-      <w:r>
-        <w:br w:type="page"/>
-      </w:r>
-    </w:p>
-    <w:p>
-      <w:pPr>
+      <w:pPr>
+        <w:keepNext/>
         <w:pBdr>
           <w:bottom w:val="single" w:color="CEB684" w:sz="8"/>
         </w:pBdr>
-        <w:spacing w:after="120" w:before="300"/>
+        <w:spacing w:after="70" w:before="190"/>
       </w:pPr>
       <w:r>
         <w:rPr>
@@ -1140,7 +1136,7 @@
     </w:p>
     <w:p>
       <w:pPr>
-        <w:spacing w:after="130" w:before="0"/>
+        <w:spacing w:after="80" w:before="0"/>
       </w:pPr>
       <w:r>
         <w:rPr>
@@ -1148,15 +1144,16 @@
           <w:i/>
           <w:iCs/>
           <w:color w:val="5A6E84"/>
-          <w:sz w:val="20"/>
-          <w:szCs w:val="20"/>
+          <w:sz w:val="19"/>
+          <w:szCs w:val="19"/>
         </w:rPr>
         <w:t xml:space="preserve">The household record is the spine everything else hangs from: properties, accounts, documents, obligations and correspondence are all scoped to it.</w:t>
       </w:r>
     </w:p>
     <w:p>
       <w:pPr>
-        <w:spacing w:after="55" w:before="130"/>
+        <w:keepNext/>
+        <w:spacing w:after="30" w:before="85"/>
       </w:pPr>
       <w:r>
         <w:rPr>
@@ -1173,7 +1170,7 @@
     </w:p>
     <w:p>
       <w:pPr>
-        <w:spacing w:after="60"/>
+        <w:spacing w:after="36"/>
         <w:ind w:left="340" w:hanging="250"/>
       </w:pPr>
       <w:r>
@@ -1199,7 +1196,7 @@
     </w:p>
     <w:p>
       <w:pPr>
-        <w:spacing w:after="60"/>
+        <w:spacing w:after="36"/>
         <w:ind w:left="340" w:hanging="250"/>
       </w:pPr>
       <w:r>
@@ -1225,7 +1222,7 @@
     </w:p>
     <w:p>
       <w:pPr>
-        <w:spacing w:after="60"/>
+        <w:spacing w:after="36"/>
         <w:ind w:left="340" w:hanging="250"/>
       </w:pPr>
       <w:r>
@@ -1251,7 +1248,7 @@
     </w:p>
     <w:p>
       <w:pPr>
-        <w:spacing w:after="60"/>
+        <w:spacing w:after="36"/>
         <w:ind w:left="340" w:hanging="250"/>
       </w:pPr>
       <w:r>
@@ -1277,7 +1274,8 @@
     </w:p>
     <w:p>
       <w:pPr>
-        <w:spacing w:after="55" w:before="130"/>
+        <w:keepNext/>
+        <w:spacing w:after="30" w:before="85"/>
       </w:pPr>
       <w:r>
         <w:rPr>
@@ -1299,7 +1297,7 @@
           <w:ilvl w:val="0"/>
           <w:numId w:val="2"/>
         </w:numPr>
-        <w:spacing w:after="60"/>
+        <w:spacing w:after="36"/>
       </w:pPr>
       <w:r>
         <w:rPr>
@@ -1318,7 +1316,7 @@
           <w:ilvl w:val="0"/>
           <w:numId w:val="2"/>
         </w:numPr>
-        <w:spacing w:after="60"/>
+        <w:spacing w:after="36"/>
       </w:pPr>
       <w:r>
         <w:rPr>
@@ -1332,7 +1330,8 @@
     </w:p>
     <w:p>
       <w:pPr>
-        <w:spacing w:after="55" w:before="130"/>
+        <w:keepNext/>
+        <w:spacing w:after="30" w:before="85"/>
       </w:pPr>
       <w:r>
         <w:rPr>
@@ -1353,7 +1352,7 @@
           <w:left w:val="single" w:color="E4CE9A" w:sz="18"/>
         </w:pBdr>
         <w:shd w:fill="FBF3E3" w:val="clear"/>
-        <w:spacing w:after="140" w:before="110"/>
+        <w:spacing w:after="70" w:before="60"/>
         <w:ind w:left="200" w:right="120"/>
       </w:pPr>
       <w:r>
@@ -1374,7 +1373,7 @@
           <w:left w:val="single" w:color="E4CE9A" w:sz="18"/>
         </w:pBdr>
         <w:shd w:fill="FBF3E3" w:val="clear"/>
-        <w:spacing w:after="140" w:before="110"/>
+        <w:spacing w:after="70" w:before="60"/>
         <w:ind w:left="200" w:right="120"/>
       </w:pPr>
       <w:r>
@@ -1390,16 +1389,12 @@
       </w:r>
     </w:p>
     <w:p>
-      <w:r>
-        <w:br w:type="page"/>
-      </w:r>
-    </w:p>
-    <w:p>
-      <w:pPr>
+      <w:pPr>
+        <w:keepNext/>
         <w:pBdr>
           <w:bottom w:val="single" w:color="CEB684" w:sz="8"/>
         </w:pBdr>
-        <w:spacing w:after="120" w:before="300"/>
+        <w:spacing w:after="70" w:before="190"/>
       </w:pPr>
       <w:r>
         <w:rPr>
@@ -1415,7 +1410,7 @@
     </w:p>
     <w:p>
       <w:pPr>
-        <w:spacing w:after="130" w:before="0"/>
+        <w:spacing w:after="80" w:before="0"/>
       </w:pPr>
       <w:r>
         <w:rPr>
@@ -1423,15 +1418,16 @@
           <w:i/>
           <w:iCs/>
           <w:color w:val="5A6E84"/>
-          <w:sz w:val="20"/>
-          <w:szCs w:val="20"/>
+          <w:sz w:val="19"/>
+          <w:szCs w:val="19"/>
         </w:rPr>
         <w:t xml:space="preserve">A property is not just an address and a value. It carries a loan, a tax bill, insurance, sometimes flood cover and a tenancy — and each of those has a document that proves it.</w:t>
       </w:r>
     </w:p>
     <w:p>
       <w:pPr>
-        <w:spacing w:after="55" w:before="130"/>
+        <w:keepNext/>
+        <w:spacing w:after="30" w:before="85"/>
       </w:pPr>
       <w:r>
         <w:rPr>
@@ -1448,7 +1444,7 @@
     </w:p>
     <w:p>
       <w:pPr>
-        <w:spacing w:after="60"/>
+        <w:spacing w:after="36"/>
         <w:ind w:left="340" w:hanging="250"/>
       </w:pPr>
       <w:r>
@@ -1474,7 +1470,7 @@
     </w:p>
     <w:p>
       <w:pPr>
-        <w:spacing w:after="60"/>
+        <w:spacing w:after="36"/>
         <w:ind w:left="340" w:hanging="250"/>
       </w:pPr>
       <w:r>
@@ -1500,7 +1496,7 @@
     </w:p>
     <w:p>
       <w:pPr>
-        <w:spacing w:after="60"/>
+        <w:spacing w:after="36"/>
         <w:ind w:left="340" w:hanging="250"/>
       </w:pPr>
       <w:r>
@@ -1526,7 +1522,7 @@
     </w:p>
     <w:p>
       <w:pPr>
-        <w:spacing w:after="60"/>
+        <w:spacing w:after="36"/>
         <w:ind w:left="340" w:hanging="250"/>
       </w:pPr>
       <w:r>
@@ -1552,7 +1548,8 @@
     </w:p>
     <w:p>
       <w:pPr>
-        <w:spacing w:after="55" w:before="130"/>
+        <w:keepNext/>
+        <w:spacing w:after="30" w:before="85"/>
       </w:pPr>
       <w:r>
         <w:rPr>
@@ -1574,7 +1571,7 @@
           <w:ilvl w:val="0"/>
           <w:numId w:val="2"/>
         </w:numPr>
-        <w:spacing w:after="60"/>
+        <w:spacing w:after="36"/>
       </w:pPr>
       <w:r>
         <w:rPr>
@@ -1588,7 +1585,8 @@
     </w:p>
     <w:p>
       <w:pPr>
-        <w:spacing w:after="55" w:before="130"/>
+        <w:keepNext/>
+        <w:spacing w:after="30" w:before="85"/>
       </w:pPr>
       <w:r>
         <w:rPr>
@@ -1609,7 +1607,7 @@
           <w:left w:val="single" w:color="E4CE9A" w:sz="18"/>
         </w:pBdr>
         <w:shd w:fill="FBF3E3" w:val="clear"/>
-        <w:spacing w:after="140" w:before="110"/>
+        <w:spacing w:after="70" w:before="60"/>
         <w:ind w:left="200" w:right="120"/>
       </w:pPr>
       <w:r>
@@ -1630,7 +1628,7 @@
           <w:left w:val="single" w:color="E4CE9A" w:sz="18"/>
         </w:pBdr>
         <w:shd w:fill="FBF3E3" w:val="clear"/>
-        <w:spacing w:after="140" w:before="110"/>
+        <w:spacing w:after="70" w:before="60"/>
         <w:ind w:left="200" w:right="120"/>
       </w:pPr>
       <w:r>
@@ -1646,16 +1644,12 @@
       </w:r>
     </w:p>
     <w:p>
-      <w:r>
-        <w:br w:type="page"/>
-      </w:r>
-    </w:p>
-    <w:p>
-      <w:pPr>
+      <w:pPr>
+        <w:keepNext/>
         <w:pBdr>
           <w:bottom w:val="single" w:color="CEB684" w:sz="8"/>
         </w:pBdr>
-        <w:spacing w:after="120" w:before="300"/>
+        <w:spacing w:after="70" w:before="190"/>
       </w:pPr>
       <w:r>
         <w:rPr>
@@ -1671,7 +1665,7 @@
     </w:p>
     <w:p>
       <w:pPr>
-        <w:spacing w:after="130" w:before="0"/>
+        <w:spacing w:after="80" w:before="0"/>
       </w:pPr>
       <w:r>
         <w:rPr>
@@ -1679,15 +1673,16 @@
           <w:i/>
           <w:iCs/>
           <w:color w:val="5A6E84"/>
-          <w:sz w:val="20"/>
-          <w:szCs w:val="20"/>
+          <w:sz w:val="19"/>
+          <w:szCs w:val="19"/>
         </w:rPr>
         <w:t xml:space="preserve">A balance is not a number, it is a number as at a date, from a statement. This is what lets you answer 'where did this figure come from' in a client meeting.</w:t>
       </w:r>
     </w:p>
     <w:p>
       <w:pPr>
-        <w:spacing w:after="55" w:before="130"/>
+        <w:keepNext/>
+        <w:spacing w:after="30" w:before="85"/>
       </w:pPr>
       <w:r>
         <w:rPr>
@@ -1704,7 +1699,7 @@
     </w:p>
     <w:p>
       <w:pPr>
-        <w:spacing w:after="60"/>
+        <w:spacing w:after="36"/>
         <w:ind w:left="340" w:hanging="250"/>
       </w:pPr>
       <w:r>
@@ -1730,7 +1725,7 @@
     </w:p>
     <w:p>
       <w:pPr>
-        <w:spacing w:after="60"/>
+        <w:spacing w:after="36"/>
         <w:ind w:left="340" w:hanging="250"/>
       </w:pPr>
       <w:r>
@@ -1756,7 +1751,7 @@
     </w:p>
     <w:p>
       <w:pPr>
-        <w:spacing w:after="60"/>
+        <w:spacing w:after="36"/>
         <w:ind w:left="340" w:hanging="250"/>
       </w:pPr>
       <w:r>
@@ -1782,7 +1777,7 @@
     </w:p>
     <w:p>
       <w:pPr>
-        <w:spacing w:after="60"/>
+        <w:spacing w:after="36"/>
         <w:ind w:left="340" w:hanging="250"/>
       </w:pPr>
       <w:r>
@@ -1808,7 +1803,7 @@
     </w:p>
     <w:p>
       <w:pPr>
-        <w:spacing w:after="60"/>
+        <w:spacing w:after="36"/>
         <w:ind w:left="340" w:hanging="250"/>
       </w:pPr>
       <w:r>
@@ -1834,7 +1829,8 @@
     </w:p>
     <w:p>
       <w:pPr>
-        <w:spacing w:after="55" w:before="130"/>
+        <w:keepNext/>
+        <w:spacing w:after="30" w:before="85"/>
       </w:pPr>
       <w:r>
         <w:rPr>
@@ -1856,7 +1852,7 @@
           <w:ilvl w:val="0"/>
           <w:numId w:val="2"/>
         </w:numPr>
-        <w:spacing w:after="60"/>
+        <w:spacing w:after="36"/>
       </w:pPr>
       <w:r>
         <w:rPr>
@@ -1875,7 +1871,7 @@
           <w:ilvl w:val="0"/>
           <w:numId w:val="2"/>
         </w:numPr>
-        <w:spacing w:after="60"/>
+        <w:spacing w:after="36"/>
       </w:pPr>
       <w:r>
         <w:rPr>
@@ -1889,7 +1885,8 @@
     </w:p>
     <w:p>
       <w:pPr>
-        <w:spacing w:after="55" w:before="130"/>
+        <w:keepNext/>
+        <w:spacing w:after="30" w:before="85"/>
       </w:pPr>
       <w:r>
         <w:rPr>
@@ -1910,7 +1907,7 @@
           <w:left w:val="single" w:color="E4CE9A" w:sz="18"/>
         </w:pBdr>
         <w:shd w:fill="FBF3E3" w:val="clear"/>
-        <w:spacing w:after="140" w:before="110"/>
+        <w:spacing w:after="70" w:before="60"/>
         <w:ind w:left="200" w:right="120"/>
       </w:pPr>
       <w:r>
@@ -1931,7 +1928,7 @@
           <w:left w:val="single" w:color="E4CE9A" w:sz="18"/>
         </w:pBdr>
         <w:shd w:fill="FBF3E3" w:val="clear"/>
-        <w:spacing w:after="140" w:before="110"/>
+        <w:spacing w:after="70" w:before="60"/>
         <w:ind w:left="200" w:right="120"/>
       </w:pPr>
       <w:r>
@@ -1952,7 +1949,7 @@
           <w:left w:val="single" w:color="E4CE9A" w:sz="18"/>
         </w:pBdr>
         <w:shd w:fill="FBF3E3" w:val="clear"/>
-        <w:spacing w:after="140" w:before="110"/>
+        <w:spacing w:after="70" w:before="60"/>
         <w:ind w:left="200" w:right="120"/>
       </w:pPr>
       <w:r>
@@ -1968,16 +1965,12 @@
       </w:r>
     </w:p>
     <w:p>
-      <w:r>
-        <w:br w:type="page"/>
-      </w:r>
-    </w:p>
-    <w:p>
-      <w:pPr>
+      <w:pPr>
+        <w:keepNext/>
         <w:pBdr>
           <w:bottom w:val="single" w:color="CEB684" w:sz="8"/>
         </w:pBdr>
-        <w:spacing w:after="120" w:before="300"/>
+        <w:spacing w:after="70" w:before="190"/>
       </w:pPr>
       <w:r>
         <w:rPr>
@@ -1993,7 +1986,7 @@
     </w:p>
     <w:p>
       <w:pPr>
-        <w:spacing w:after="130" w:before="0"/>
+        <w:spacing w:after="80" w:before="0"/>
       </w:pPr>
       <w:r>
         <w:rPr>
@@ -2001,15 +1994,16 @@
           <w:i/>
           <w:iCs/>
           <w:color w:val="5A6E84"/>
-          <w:sz w:val="20"/>
-          <w:szCs w:val="20"/>
+          <w:sz w:val="19"/>
+          <w:szCs w:val="19"/>
         </w:rPr>
         <w:t xml:space="preserve">Art, jewellery, vehicles and collections, and — more usefully — whether each one is actually insured.</w:t>
       </w:r>
     </w:p>
     <w:p>
       <w:pPr>
-        <w:spacing w:after="55" w:before="130"/>
+        <w:keepNext/>
+        <w:spacing w:after="30" w:before="85"/>
       </w:pPr>
       <w:r>
         <w:rPr>
@@ -2026,7 +2020,7 @@
     </w:p>
     <w:p>
       <w:pPr>
-        <w:spacing w:after="60"/>
+        <w:spacing w:after="36"/>
         <w:ind w:left="340" w:hanging="250"/>
       </w:pPr>
       <w:r>
@@ -2052,7 +2046,7 @@
     </w:p>
     <w:p>
       <w:pPr>
-        <w:spacing w:after="60"/>
+        <w:spacing w:after="36"/>
         <w:ind w:left="340" w:hanging="250"/>
       </w:pPr>
       <w:r>
@@ -2078,7 +2072,7 @@
     </w:p>
     <w:p>
       <w:pPr>
-        <w:spacing w:after="60"/>
+        <w:spacing w:after="36"/>
         <w:ind w:left="340" w:hanging="250"/>
       </w:pPr>
       <w:r>
@@ -2104,7 +2098,8 @@
     </w:p>
     <w:p>
       <w:pPr>
-        <w:spacing w:after="55" w:before="130"/>
+        <w:keepNext/>
+        <w:spacing w:after="30" w:before="85"/>
       </w:pPr>
       <w:r>
         <w:rPr>
@@ -2125,7 +2120,7 @@
           <w:left w:val="single" w:color="E4CE9A" w:sz="18"/>
         </w:pBdr>
         <w:shd w:fill="FBF3E3" w:val="clear"/>
-        <w:spacing w:after="140" w:before="110"/>
+        <w:spacing w:after="70" w:before="60"/>
         <w:ind w:left="200" w:right="120"/>
       </w:pPr>
       <w:r>
@@ -2141,16 +2136,12 @@
       </w:r>
     </w:p>
     <w:p>
-      <w:r>
-        <w:br w:type="page"/>
-      </w:r>
-    </w:p>
-    <w:p>
-      <w:pPr>
+      <w:pPr>
+        <w:keepNext/>
         <w:pBdr>
           <w:bottom w:val="single" w:color="CEB684" w:sz="8"/>
         </w:pBdr>
-        <w:spacing w:after="120" w:before="300"/>
+        <w:spacing w:after="70" w:before="190"/>
       </w:pPr>
       <w:r>
         <w:rPr>
@@ -2166,7 +2157,7 @@
     </w:p>
     <w:p>
       <w:pPr>
-        <w:spacing w:after="130" w:before="0"/>
+        <w:spacing w:after="80" w:before="0"/>
       </w:pPr>
       <w:r>
         <w:rPr>
@@ -2174,15 +2165,16 @@
           <w:i/>
           <w:iCs/>
           <w:color w:val="5A6E84"/>
-          <w:sz w:val="20"/>
-          <w:szCs w:val="20"/>
+          <w:sz w:val="19"/>
+          <w:szCs w:val="19"/>
         </w:rPr>
         <w:t xml:space="preserve">What comes in, what goes out, what the firm pays on the household's behalf, and what that looks like over several years.</w:t>
       </w:r>
     </w:p>
     <w:p>
       <w:pPr>
-        <w:spacing w:after="55" w:before="130"/>
+        <w:keepNext/>
+        <w:spacing w:after="30" w:before="85"/>
       </w:pPr>
       <w:r>
         <w:rPr>
@@ -2199,7 +2191,7 @@
     </w:p>
     <w:p>
       <w:pPr>
-        <w:spacing w:after="60"/>
+        <w:spacing w:after="36"/>
         <w:ind w:left="340" w:hanging="250"/>
       </w:pPr>
       <w:r>
@@ -2225,7 +2217,7 @@
     </w:p>
     <w:p>
       <w:pPr>
-        <w:spacing w:after="60"/>
+        <w:spacing w:after="36"/>
         <w:ind w:left="340" w:hanging="250"/>
       </w:pPr>
       <w:r>
@@ -2251,7 +2243,7 @@
     </w:p>
     <w:p>
       <w:pPr>
-        <w:spacing w:after="60"/>
+        <w:spacing w:after="36"/>
         <w:ind w:left="340" w:hanging="250"/>
       </w:pPr>
       <w:r>
@@ -2276,16 +2268,12 @@
       </w:r>
     </w:p>
     <w:p>
-      <w:r>
-        <w:br w:type="page"/>
-      </w:r>
-    </w:p>
-    <w:p>
-      <w:pPr>
+      <w:pPr>
+        <w:keepNext/>
         <w:pBdr>
           <w:bottom w:val="single" w:color="CEB684" w:sz="8"/>
         </w:pBdr>
-        <w:spacing w:after="120" w:before="300"/>
+        <w:spacing w:after="70" w:before="190"/>
       </w:pPr>
       <w:r>
         <w:rPr>
@@ -2301,7 +2289,7 @@
     </w:p>
     <w:p>
       <w:pPr>
-        <w:spacing w:after="130" w:before="0"/>
+        <w:spacing w:after="80" w:before="0"/>
       </w:pPr>
       <w:r>
         <w:rPr>
@@ -2309,15 +2297,16 @@
           <w:i/>
           <w:iCs/>
           <w:color w:val="5A6E84"/>
-          <w:sz w:val="20"/>
-          <w:szCs w:val="20"/>
+          <w:sz w:val="19"/>
+          <w:szCs w:val="19"/>
         </w:rPr>
         <w:t xml:space="preserve">One place for every document, organised so it can be found, and readable by the assistant so it can be used.</w:t>
       </w:r>
     </w:p>
     <w:p>
       <w:pPr>
-        <w:spacing w:after="55" w:before="130"/>
+        <w:keepNext/>
+        <w:spacing w:after="30" w:before="85"/>
       </w:pPr>
       <w:r>
         <w:rPr>
@@ -2334,7 +2323,7 @@
     </w:p>
     <w:p>
       <w:pPr>
-        <w:spacing w:after="60"/>
+        <w:spacing w:after="36"/>
         <w:ind w:left="340" w:hanging="250"/>
       </w:pPr>
       <w:r>
@@ -2360,7 +2349,7 @@
     </w:p>
     <w:p>
       <w:pPr>
-        <w:spacing w:after="60"/>
+        <w:spacing w:after="36"/>
         <w:ind w:left="340" w:hanging="250"/>
       </w:pPr>
       <w:r>
@@ -2386,7 +2375,7 @@
     </w:p>
     <w:p>
       <w:pPr>
-        <w:spacing w:after="60"/>
+        <w:spacing w:after="36"/>
         <w:ind w:left="340" w:hanging="250"/>
       </w:pPr>
       <w:r>
@@ -2412,7 +2401,7 @@
     </w:p>
     <w:p>
       <w:pPr>
-        <w:spacing w:after="60"/>
+        <w:spacing w:after="36"/>
         <w:ind w:left="340" w:hanging="250"/>
       </w:pPr>
       <w:r>
@@ -2438,7 +2427,7 @@
     </w:p>
     <w:p>
       <w:pPr>
-        <w:spacing w:after="60"/>
+        <w:spacing w:after="36"/>
         <w:ind w:left="340" w:hanging="250"/>
       </w:pPr>
       <w:r>
@@ -2464,7 +2453,8 @@
     </w:p>
     <w:p>
       <w:pPr>
-        <w:spacing w:after="55" w:before="130"/>
+        <w:keepNext/>
+        <w:spacing w:after="30" w:before="85"/>
       </w:pPr>
       <w:r>
         <w:rPr>
@@ -2485,7 +2475,7 @@
           <w:left w:val="single" w:color="E4CE9A" w:sz="18"/>
         </w:pBdr>
         <w:shd w:fill="FBF3E3" w:val="clear"/>
-        <w:spacing w:after="140" w:before="110"/>
+        <w:spacing w:after="70" w:before="60"/>
         <w:ind w:left="200" w:right="120"/>
       </w:pPr>
       <w:r>
@@ -2506,7 +2496,7 @@
           <w:left w:val="single" w:color="E4CE9A" w:sz="18"/>
         </w:pBdr>
         <w:shd w:fill="FBF3E3" w:val="clear"/>
-        <w:spacing w:after="140" w:before="110"/>
+        <w:spacing w:after="70" w:before="60"/>
         <w:ind w:left="200" w:right="120"/>
       </w:pPr>
       <w:r>
@@ -2522,16 +2512,12 @@
       </w:r>
     </w:p>
     <w:p>
-      <w:r>
-        <w:br w:type="page"/>
-      </w:r>
-    </w:p>
-    <w:p>
-      <w:pPr>
+      <w:pPr>
+        <w:keepNext/>
         <w:pBdr>
           <w:bottom w:val="single" w:color="CEB684" w:sz="8"/>
         </w:pBdr>
-        <w:spacing w:after="120" w:before="300"/>
+        <w:spacing w:after="70" w:before="190"/>
       </w:pPr>
       <w:r>
         <w:rPr>
@@ -2547,7 +2533,7 @@
     </w:p>
     <w:p>
       <w:pPr>
-        <w:spacing w:after="130" w:before="0"/>
+        <w:spacing w:after="80" w:before="0"/>
       </w:pPr>
       <w:r>
         <w:rPr>
@@ -2555,15 +2541,16 @@
           <w:i/>
           <w:iCs/>
           <w:color w:val="5A6E84"/>
-          <w:sz w:val="20"/>
-          <w:szCs w:val="20"/>
+          <w:sz w:val="19"/>
+          <w:szCs w:val="19"/>
         </w:rPr>
         <w:t xml:space="preserve">The difference between software that reminds you and software that carries a commitment to completion. Nine playbooks ship with the platform, covering insurance, trusts and estates, tax and investments.</w:t>
       </w:r>
     </w:p>
     <w:p>
       <w:pPr>
-        <w:spacing w:after="55" w:before="130"/>
+        <w:keepNext/>
+        <w:spacing w:after="30" w:before="85"/>
       </w:pPr>
       <w:r>
         <w:rPr>
@@ -2580,7 +2567,7 @@
     </w:p>
     <w:p>
       <w:pPr>
-        <w:spacing w:after="60"/>
+        <w:spacing w:after="36"/>
         <w:ind w:left="340" w:hanging="250"/>
       </w:pPr>
       <w:r>
@@ -2606,7 +2593,7 @@
     </w:p>
     <w:p>
       <w:pPr>
-        <w:spacing w:after="60"/>
+        <w:spacing w:after="36"/>
         <w:ind w:left="340" w:hanging="250"/>
       </w:pPr>
       <w:r>
@@ -2632,7 +2619,7 @@
     </w:p>
     <w:p>
       <w:pPr>
-        <w:spacing w:after="60"/>
+        <w:spacing w:after="36"/>
         <w:ind w:left="340" w:hanging="250"/>
       </w:pPr>
       <w:r>
@@ -2658,7 +2645,7 @@
     </w:p>
     <w:p>
       <w:pPr>
-        <w:spacing w:after="60"/>
+        <w:spacing w:after="36"/>
         <w:ind w:left="340" w:hanging="250"/>
       </w:pPr>
       <w:r>
@@ -2684,7 +2671,7 @@
     </w:p>
     <w:p>
       <w:pPr>
-        <w:spacing w:after="60"/>
+        <w:spacing w:after="36"/>
         <w:ind w:left="340" w:hanging="250"/>
       </w:pPr>
       <w:r>
@@ -2710,7 +2697,7 @@
     </w:p>
     <w:p>
       <w:pPr>
-        <w:spacing w:after="60"/>
+        <w:spacing w:after="36"/>
         <w:ind w:left="340" w:hanging="250"/>
       </w:pPr>
       <w:r>
@@ -2736,7 +2723,8 @@
     </w:p>
     <w:p>
       <w:pPr>
-        <w:spacing w:after="55" w:before="130"/>
+        <w:keepNext/>
+        <w:spacing w:after="30" w:before="85"/>
       </w:pPr>
       <w:r>
         <w:rPr>
@@ -2758,7 +2746,7 @@
           <w:ilvl w:val="0"/>
           <w:numId w:val="2"/>
         </w:numPr>
-        <w:spacing w:after="60"/>
+        <w:spacing w:after="36"/>
       </w:pPr>
       <w:r>
         <w:rPr>
@@ -2777,7 +2765,7 @@
           <w:ilvl w:val="0"/>
           <w:numId w:val="2"/>
         </w:numPr>
-        <w:spacing w:after="60"/>
+        <w:spacing w:after="36"/>
       </w:pPr>
       <w:r>
         <w:rPr>
@@ -2791,7 +2779,8 @@
     </w:p>
     <w:p>
       <w:pPr>
-        <w:spacing w:after="55" w:before="130"/>
+        <w:keepNext/>
+        <w:spacing w:after="30" w:before="85"/>
       </w:pPr>
       <w:r>
         <w:rPr>
@@ -2812,7 +2801,7 @@
           <w:left w:val="single" w:color="E4CE9A" w:sz="18"/>
         </w:pBdr>
         <w:shd w:fill="FBF3E3" w:val="clear"/>
-        <w:spacing w:after="140" w:before="110"/>
+        <w:spacing w:after="70" w:before="60"/>
         <w:ind w:left="200" w:right="120"/>
       </w:pPr>
       <w:r>
@@ -2833,7 +2822,7 @@
           <w:left w:val="single" w:color="E4CE9A" w:sz="18"/>
         </w:pBdr>
         <w:shd w:fill="FBF3E3" w:val="clear"/>
-        <w:spacing w:after="140" w:before="110"/>
+        <w:spacing w:after="70" w:before="60"/>
         <w:ind w:left="200" w:right="120"/>
       </w:pPr>
       <w:r>
@@ -2854,7 +2843,7 @@
           <w:left w:val="single" w:color="E4CE9A" w:sz="18"/>
         </w:pBdr>
         <w:shd w:fill="FBF3E3" w:val="clear"/>
-        <w:spacing w:after="140" w:before="110"/>
+        <w:spacing w:after="70" w:before="60"/>
         <w:ind w:left="200" w:right="120"/>
       </w:pPr>
       <w:r>
@@ -2870,16 +2859,12 @@
       </w:r>
     </w:p>
     <w:p>
-      <w:r>
-        <w:br w:type="page"/>
-      </w:r>
-    </w:p>
-    <w:p>
-      <w:pPr>
+      <w:pPr>
+        <w:keepNext/>
         <w:pBdr>
           <w:bottom w:val="single" w:color="CEB684" w:sz="8"/>
         </w:pBdr>
-        <w:spacing w:after="120" w:before="300"/>
+        <w:spacing w:after="70" w:before="190"/>
       </w:pPr>
       <w:r>
         <w:rPr>
@@ -2895,7 +2880,7 @@
     </w:p>
     <w:p>
       <w:pPr>
-        <w:spacing w:after="130" w:before="0"/>
+        <w:spacing w:after="80" w:before="0"/>
       </w:pPr>
       <w:r>
         <w:rPr>
@@ -2903,15 +2888,16 @@
           <w:i/>
           <w:iCs/>
           <w:color w:val="5A6E84"/>
-          <w:sz w:val="20"/>
-          <w:szCs w:val="20"/>
+          <w:sz w:val="19"/>
+          <w:szCs w:val="19"/>
         </w:rPr>
         <w:t xml:space="preserve">This is where the platform does the most and is trusted the least by design. It assembles the document; a person decides.</w:t>
       </w:r>
     </w:p>
     <w:p>
       <w:pPr>
-        <w:spacing w:after="55" w:before="130"/>
+        <w:keepNext/>
+        <w:spacing w:after="30" w:before="85"/>
       </w:pPr>
       <w:r>
         <w:rPr>
@@ -2928,7 +2914,7 @@
     </w:p>
     <w:p>
       <w:pPr>
-        <w:spacing w:after="60"/>
+        <w:spacing w:after="36"/>
         <w:ind w:left="340" w:hanging="250"/>
       </w:pPr>
       <w:r>
@@ -2954,7 +2940,7 @@
     </w:p>
     <w:p>
       <w:pPr>
-        <w:spacing w:after="60"/>
+        <w:spacing w:after="36"/>
         <w:ind w:left="340" w:hanging="250"/>
       </w:pPr>
       <w:r>
@@ -2980,7 +2966,7 @@
     </w:p>
     <w:p>
       <w:pPr>
-        <w:spacing w:after="60"/>
+        <w:spacing w:after="36"/>
         <w:ind w:left="340" w:hanging="250"/>
       </w:pPr>
       <w:r>
@@ -3006,7 +2992,7 @@
     </w:p>
     <w:p>
       <w:pPr>
-        <w:spacing w:after="60"/>
+        <w:spacing w:after="36"/>
         <w:ind w:left="340" w:hanging="250"/>
       </w:pPr>
       <w:r>
@@ -3032,7 +3018,7 @@
     </w:p>
     <w:p>
       <w:pPr>
-        <w:spacing w:after="60"/>
+        <w:spacing w:after="36"/>
         <w:ind w:left="340" w:hanging="250"/>
       </w:pPr>
       <w:r>
@@ -3058,7 +3044,8 @@
     </w:p>
     <w:p>
       <w:pPr>
-        <w:spacing w:after="55" w:before="130"/>
+        <w:keepNext/>
+        <w:spacing w:after="30" w:before="85"/>
       </w:pPr>
       <w:r>
         <w:rPr>
@@ -3080,7 +3067,7 @@
           <w:ilvl w:val="0"/>
           <w:numId w:val="2"/>
         </w:numPr>
-        <w:spacing w:after="60"/>
+        <w:spacing w:after="36"/>
       </w:pPr>
       <w:r>
         <w:rPr>
@@ -3099,7 +3086,7 @@
           <w:ilvl w:val="0"/>
           <w:numId w:val="2"/>
         </w:numPr>
-        <w:spacing w:after="60"/>
+        <w:spacing w:after="36"/>
       </w:pPr>
       <w:r>
         <w:rPr>
@@ -3118,7 +3105,7 @@
           <w:ilvl w:val="0"/>
           <w:numId w:val="2"/>
         </w:numPr>
-        <w:spacing w:after="60"/>
+        <w:spacing w:after="36"/>
       </w:pPr>
       <w:r>
         <w:rPr>
@@ -3132,7 +3119,8 @@
     </w:p>
     <w:p>
       <w:pPr>
-        <w:spacing w:after="55" w:before="130"/>
+        <w:keepNext/>
+        <w:spacing w:after="30" w:before="85"/>
       </w:pPr>
       <w:r>
         <w:rPr>
@@ -3153,7 +3141,7 @@
           <w:left w:val="single" w:color="E4CE9A" w:sz="18"/>
         </w:pBdr>
         <w:shd w:fill="FBF3E3" w:val="clear"/>
-        <w:spacing w:after="140" w:before="110"/>
+        <w:spacing w:after="70" w:before="60"/>
         <w:ind w:left="200" w:right="120"/>
       </w:pPr>
       <w:r>
@@ -3174,7 +3162,7 @@
           <w:left w:val="single" w:color="E4CE9A" w:sz="18"/>
         </w:pBdr>
         <w:shd w:fill="FBF3E3" w:val="clear"/>
-        <w:spacing w:after="140" w:before="110"/>
+        <w:spacing w:after="70" w:before="60"/>
         <w:ind w:left="200" w:right="120"/>
       </w:pPr>
       <w:r>
@@ -3195,7 +3183,7 @@
           <w:left w:val="single" w:color="E4CE9A" w:sz="18"/>
         </w:pBdr>
         <w:shd w:fill="FBF3E3" w:val="clear"/>
-        <w:spacing w:after="140" w:before="110"/>
+        <w:spacing w:after="70" w:before="60"/>
         <w:ind w:left="200" w:right="120"/>
       </w:pPr>
       <w:r>
@@ -3216,7 +3204,7 @@
           <w:left w:val="single" w:color="E4CE9A" w:sz="18"/>
         </w:pBdr>
         <w:shd w:fill="FBF3E3" w:val="clear"/>
-        <w:spacing w:after="140" w:before="110"/>
+        <w:spacing w:after="70" w:before="60"/>
         <w:ind w:left="200" w:right="120"/>
       </w:pPr>
       <w:r>
@@ -3237,7 +3225,7 @@
           <w:left w:val="single" w:color="E4CE9A" w:sz="18"/>
         </w:pBdr>
         <w:shd w:fill="FBF3E3" w:val="clear"/>
-        <w:spacing w:after="140" w:before="110"/>
+        <w:spacing w:after="70" w:before="60"/>
         <w:ind w:left="200" w:right="120"/>
       </w:pPr>
       <w:r>
@@ -3253,16 +3241,12 @@
       </w:r>
     </w:p>
     <w:p>
-      <w:r>
-        <w:br w:type="page"/>
-      </w:r>
-    </w:p>
-    <w:p>
-      <w:pPr>
+      <w:pPr>
+        <w:keepNext/>
         <w:pBdr>
           <w:bottom w:val="single" w:color="CEB684" w:sz="8"/>
         </w:pBdr>
-        <w:spacing w:after="120" w:before="300"/>
+        <w:spacing w:after="70" w:before="190"/>
       </w:pPr>
       <w:r>
         <w:rPr>
@@ -3278,7 +3262,7 @@
     </w:p>
     <w:p>
       <w:pPr>
-        <w:spacing w:after="130" w:before="0"/>
+        <w:spacing w:after="80" w:before="0"/>
       </w:pPr>
       <w:r>
         <w:rPr>
@@ -3286,15 +3270,16 @@
           <w:i/>
           <w:iCs/>
           <w:color w:val="5A6E84"/>
-          <w:sz w:val="20"/>
-          <w:szCs w:val="20"/>
+          <w:sz w:val="19"/>
+          <w:szCs w:val="19"/>
         </w:rPr>
         <w:t xml:space="preserve">Answers from one household's own records, and cites the document it used.</w:t>
       </w:r>
     </w:p>
     <w:p>
       <w:pPr>
-        <w:spacing w:after="55" w:before="130"/>
+        <w:keepNext/>
+        <w:spacing w:after="30" w:before="85"/>
       </w:pPr>
       <w:r>
         <w:rPr>
@@ -3311,7 +3296,7 @@
     </w:p>
     <w:p>
       <w:pPr>
-        <w:spacing w:after="60"/>
+        <w:spacing w:after="36"/>
         <w:ind w:left="340" w:hanging="250"/>
       </w:pPr>
       <w:r>
@@ -3337,7 +3322,7 @@
     </w:p>
     <w:p>
       <w:pPr>
-        <w:spacing w:after="60"/>
+        <w:spacing w:after="36"/>
         <w:ind w:left="340" w:hanging="250"/>
       </w:pPr>
       <w:r>
@@ -3363,7 +3348,7 @@
     </w:p>
     <w:p>
       <w:pPr>
-        <w:spacing w:after="60"/>
+        <w:spacing w:after="36"/>
         <w:ind w:left="340" w:hanging="250"/>
       </w:pPr>
       <w:r>
@@ -3389,7 +3374,8 @@
     </w:p>
     <w:p>
       <w:pPr>
-        <w:spacing w:after="55" w:before="130"/>
+        <w:keepNext/>
+        <w:spacing w:after="30" w:before="85"/>
       </w:pPr>
       <w:r>
         <w:rPr>
@@ -3410,7 +3396,7 @@
           <w:left w:val="single" w:color="E4CE9A" w:sz="18"/>
         </w:pBdr>
         <w:shd w:fill="FBF3E3" w:val="clear"/>
-        <w:spacing w:after="140" w:before="110"/>
+        <w:spacing w:after="70" w:before="60"/>
         <w:ind w:left="200" w:right="120"/>
       </w:pPr>
       <w:r>
@@ -3431,7 +3417,7 @@
           <w:left w:val="single" w:color="E4CE9A" w:sz="18"/>
         </w:pBdr>
         <w:shd w:fill="FBF3E3" w:val="clear"/>
-        <w:spacing w:after="140" w:before="110"/>
+        <w:spacing w:after="70" w:before="60"/>
         <w:ind w:left="200" w:right="120"/>
       </w:pPr>
       <w:r>
@@ -3447,16 +3433,12 @@
       </w:r>
     </w:p>
     <w:p>
-      <w:r>
-        <w:br w:type="page"/>
-      </w:r>
-    </w:p>
-    <w:p>
-      <w:pPr>
+      <w:pPr>
+        <w:keepNext/>
         <w:pBdr>
           <w:bottom w:val="single" w:color="CEB684" w:sz="8"/>
         </w:pBdr>
-        <w:spacing w:after="120" w:before="300"/>
+        <w:spacing w:after="70" w:before="190"/>
       </w:pPr>
       <w:r>
         <w:rPr>
@@ -3472,7 +3454,7 @@
     </w:p>
     <w:p>
       <w:pPr>
-        <w:spacing w:after="130" w:before="0"/>
+        <w:spacing w:after="80" w:before="0"/>
       </w:pPr>
       <w:r>
         <w:rPr>
@@ -3480,15 +3462,16 @@
           <w:i/>
           <w:iCs/>
           <w:color w:val="5A6E84"/>
-          <w:sz w:val="20"/>
-          <w:szCs w:val="20"/>
+          <w:sz w:val="19"/>
+          <w:szCs w:val="19"/>
         </w:rPr>
         <w:t xml:space="preserve">Recurring intelligence delivered on a cadence, as a branded PDF, without anyone remembering to run it.</w:t>
       </w:r>
     </w:p>
     <w:p>
       <w:pPr>
-        <w:spacing w:after="55" w:before="130"/>
+        <w:keepNext/>
+        <w:spacing w:after="30" w:before="85"/>
       </w:pPr>
       <w:r>
         <w:rPr>
@@ -3505,7 +3488,7 @@
     </w:p>
     <w:p>
       <w:pPr>
-        <w:spacing w:after="60"/>
+        <w:spacing w:after="36"/>
         <w:ind w:left="340" w:hanging="250"/>
       </w:pPr>
       <w:r>
@@ -3531,7 +3514,7 @@
     </w:p>
     <w:p>
       <w:pPr>
-        <w:spacing w:after="60"/>
+        <w:spacing w:after="36"/>
         <w:ind w:left="340" w:hanging="250"/>
       </w:pPr>
       <w:r>
@@ -3557,7 +3540,7 @@
     </w:p>
     <w:p>
       <w:pPr>
-        <w:spacing w:after="60"/>
+        <w:spacing w:after="36"/>
         <w:ind w:left="340" w:hanging="250"/>
       </w:pPr>
       <w:r>
@@ -3583,7 +3566,7 @@
     </w:p>
     <w:p>
       <w:pPr>
-        <w:spacing w:after="60"/>
+        <w:spacing w:after="36"/>
         <w:ind w:left="340" w:hanging="250"/>
       </w:pPr>
       <w:r>
@@ -3609,7 +3592,8 @@
     </w:p>
     <w:p>
       <w:pPr>
-        <w:spacing w:after="55" w:before="130"/>
+        <w:keepNext/>
+        <w:spacing w:after="30" w:before="85"/>
       </w:pPr>
       <w:r>
         <w:rPr>
@@ -3630,7 +3614,7 @@
           <w:left w:val="single" w:color="E4CE9A" w:sz="18"/>
         </w:pBdr>
         <w:shd w:fill="FBF3E3" w:val="clear"/>
-        <w:spacing w:after="140" w:before="110"/>
+        <w:spacing w:after="70" w:before="60"/>
         <w:ind w:left="200" w:right="120"/>
       </w:pPr>
       <w:r>
@@ -3651,7 +3635,7 @@
           <w:left w:val="single" w:color="E4CE9A" w:sz="18"/>
         </w:pBdr>
         <w:shd w:fill="FBF3E3" w:val="clear"/>
-        <w:spacing w:after="140" w:before="110"/>
+        <w:spacing w:after="70" w:before="60"/>
         <w:ind w:left="200" w:right="120"/>
       </w:pPr>
       <w:r>
@@ -3667,16 +3651,12 @@
       </w:r>
     </w:p>
     <w:p>
-      <w:r>
-        <w:br w:type="page"/>
-      </w:r>
-    </w:p>
-    <w:p>
-      <w:pPr>
+      <w:pPr>
+        <w:keepNext/>
         <w:pBdr>
           <w:bottom w:val="single" w:color="CEB684" w:sz="8"/>
         </w:pBdr>
-        <w:spacing w:after="120" w:before="300"/>
+        <w:spacing w:after="70" w:before="190"/>
       </w:pPr>
       <w:r>
         <w:rPr>
@@ -3692,7 +3672,7 @@
     </w:p>
     <w:p>
       <w:pPr>
-        <w:spacing w:after="130" w:before="0"/>
+        <w:spacing w:after="80" w:before="0"/>
       </w:pPr>
       <w:r>
         <w:rPr>
@@ -3700,15 +3680,16 @@
           <w:i/>
           <w:iCs/>
           <w:color w:val="5A6E84"/>
-          <w:sz w:val="20"/>
-          <w:szCs w:val="20"/>
+          <w:sz w:val="19"/>
+          <w:szCs w:val="19"/>
         </w:rPr>
         <w:t xml:space="preserve">The things that are not recurring obligations but still cannot be forgotten.</w:t>
       </w:r>
     </w:p>
     <w:p>
       <w:pPr>
-        <w:spacing w:after="55" w:before="130"/>
+        <w:keepNext/>
+        <w:spacing w:after="30" w:before="85"/>
       </w:pPr>
       <w:r>
         <w:rPr>
@@ -3725,7 +3706,7 @@
     </w:p>
     <w:p>
       <w:pPr>
-        <w:spacing w:after="60"/>
+        <w:spacing w:after="36"/>
         <w:ind w:left="340" w:hanging="250"/>
       </w:pPr>
       <w:r>
@@ -3751,7 +3732,7 @@
     </w:p>
     <w:p>
       <w:pPr>
-        <w:spacing w:after="60"/>
+        <w:spacing w:after="36"/>
         <w:ind w:left="340" w:hanging="250"/>
       </w:pPr>
       <w:r>
@@ -3776,16 +3757,12 @@
       </w:r>
     </w:p>
     <w:p>
-      <w:r>
-        <w:br w:type="page"/>
-      </w:r>
-    </w:p>
-    <w:p>
-      <w:pPr>
+      <w:pPr>
+        <w:keepNext/>
         <w:pBdr>
           <w:bottom w:val="single" w:color="CEB684" w:sz="8"/>
         </w:pBdr>
-        <w:spacing w:after="120" w:before="300"/>
+        <w:spacing w:after="70" w:before="190"/>
       </w:pPr>
       <w:r>
         <w:rPr>
@@ -3801,7 +3778,7 @@
     </w:p>
     <w:p>
       <w:pPr>
-        <w:spacing w:after="130" w:before="0"/>
+        <w:spacing w:after="80" w:before="0"/>
       </w:pPr>
       <w:r>
         <w:rPr>
@@ -3809,15 +3786,16 @@
           <w:i/>
           <w:iCs/>
           <w:color w:val="5A6E84"/>
-          <w:sz w:val="20"/>
-          <w:szCs w:val="20"/>
+          <w:sz w:val="19"/>
+          <w:szCs w:val="19"/>
         </w:rPr>
         <w:t xml:space="preserve">The client portal carries your brand and shows a read-only view of what the firm holds.</w:t>
       </w:r>
     </w:p>
     <w:p>
       <w:pPr>
-        <w:spacing w:after="55" w:before="130"/>
+        <w:keepNext/>
+        <w:spacing w:after="30" w:before="85"/>
       </w:pPr>
       <w:r>
         <w:rPr>
@@ -3834,7 +3812,7 @@
     </w:p>
     <w:p>
       <w:pPr>
-        <w:spacing w:after="60"/>
+        <w:spacing w:after="36"/>
         <w:ind w:left="340" w:hanging="250"/>
       </w:pPr>
       <w:r>
@@ -3860,7 +3838,7 @@
     </w:p>
     <w:p>
       <w:pPr>
-        <w:spacing w:after="60"/>
+        <w:spacing w:after="36"/>
         <w:ind w:left="340" w:hanging="250"/>
       </w:pPr>
       <w:r>
@@ -3886,7 +3864,7 @@
     </w:p>
     <w:p>
       <w:pPr>
-        <w:spacing w:after="60"/>
+        <w:spacing w:after="36"/>
         <w:ind w:left="340" w:hanging="250"/>
       </w:pPr>
       <w:r>
@@ -3912,7 +3890,7 @@
     </w:p>
     <w:p>
       <w:pPr>
-        <w:spacing w:after="60"/>
+        <w:spacing w:after="36"/>
         <w:ind w:left="340" w:hanging="250"/>
       </w:pPr>
       <w:r>
@@ -3937,16 +3915,12 @@
       </w:r>
     </w:p>
     <w:p>
-      <w:r>
-        <w:br w:type="page"/>
-      </w:r>
-    </w:p>
-    <w:p>
-      <w:pPr>
+      <w:pPr>
+        <w:keepNext/>
         <w:pBdr>
           <w:bottom w:val="single" w:color="CEB684" w:sz="8"/>
         </w:pBdr>
-        <w:spacing w:after="120" w:before="300"/>
+        <w:spacing w:after="70" w:before="190"/>
       </w:pPr>
       <w:r>
         <w:rPr>
@@ -3962,7 +3936,7 @@
     </w:p>
     <w:p>
       <w:pPr>
-        <w:spacing w:after="130" w:before="0"/>
+        <w:spacing w:after="80" w:before="0"/>
       </w:pPr>
       <w:r>
         <w:rPr>
@@ -3970,15 +3944,16 @@
           <w:i/>
           <w:iCs/>
           <w:color w:val="5A6E84"/>
-          <w:sz w:val="20"/>
-          <w:szCs w:val="20"/>
+          <w:sz w:val="19"/>
+          <w:szCs w:val="19"/>
         </w:rPr>
         <w:t xml:space="preserve">One platform, many firms. Each supplies its own identity and sends as itself.</w:t>
       </w:r>
     </w:p>
     <w:p>
       <w:pPr>
-        <w:spacing w:after="55" w:before="130"/>
+        <w:keepNext/>
+        <w:spacing w:after="30" w:before="85"/>
       </w:pPr>
       <w:r>
         <w:rPr>
@@ -3995,7 +3970,7 @@
     </w:p>
     <w:p>
       <w:pPr>
-        <w:spacing w:after="60"/>
+        <w:spacing w:after="36"/>
         <w:ind w:left="340" w:hanging="250"/>
       </w:pPr>
       <w:r>
@@ -4021,7 +3996,7 @@
     </w:p>
     <w:p>
       <w:pPr>
-        <w:spacing w:after="60"/>
+        <w:spacing w:after="36"/>
         <w:ind w:left="340" w:hanging="250"/>
       </w:pPr>
       <w:r>
@@ -4047,7 +4022,7 @@
     </w:p>
     <w:p>
       <w:pPr>
-        <w:spacing w:after="60"/>
+        <w:spacing w:after="36"/>
         <w:ind w:left="340" w:hanging="250"/>
       </w:pPr>
       <w:r>
@@ -4073,7 +4048,8 @@
     </w:p>
     <w:p>
       <w:pPr>
-        <w:spacing w:after="55" w:before="130"/>
+        <w:keepNext/>
+        <w:spacing w:after="30" w:before="85"/>
       </w:pPr>
       <w:r>
         <w:rPr>
@@ -4094,7 +4070,7 @@
           <w:left w:val="single" w:color="E4CE9A" w:sz="18"/>
         </w:pBdr>
         <w:shd w:fill="FBF3E3" w:val="clear"/>
-        <w:spacing w:after="140" w:before="110"/>
+        <w:spacing w:after="70" w:before="60"/>
         <w:ind w:left="200" w:right="120"/>
       </w:pPr>
       <w:r>
@@ -4116,10 +4092,11 @@
     </w:p>
     <w:p>
       <w:pPr>
+        <w:keepNext/>
         <w:pBdr>
           <w:bottom w:val="single" w:color="CEB684" w:sz="8"/>
         </w:pBdr>
-        <w:spacing w:after="120" w:before="300"/>
+        <w:spacing w:after="70" w:before="190"/>
       </w:pPr>
       <w:r>
         <w:rPr>
@@ -4154,7 +4131,7 @@
           <w:ilvl w:val="0"/>
           <w:numId w:val="2"/>
         </w:numPr>
-        <w:spacing w:after="60"/>
+        <w:spacing w:after="36"/>
       </w:pPr>
       <w:r>
         <w:rPr>
@@ -4173,7 +4150,7 @@
           <w:ilvl w:val="0"/>
           <w:numId w:val="2"/>
         </w:numPr>
-        <w:spacing w:after="60"/>
+        <w:spacing w:after="36"/>
       </w:pPr>
       <w:r>
         <w:rPr>
@@ -4192,7 +4169,7 @@
           <w:ilvl w:val="0"/>
           <w:numId w:val="2"/>
         </w:numPr>
-        <w:spacing w:after="60"/>
+        <w:spacing w:after="36"/>
       </w:pPr>
       <w:r>
         <w:rPr>
@@ -4211,7 +4188,7 @@
           <w:ilvl w:val="0"/>
           <w:numId w:val="2"/>
         </w:numPr>
-        <w:spacing w:after="60"/>
+        <w:spacing w:after="36"/>
       </w:pPr>
       <w:r>
         <w:rPr>
@@ -4230,7 +4207,7 @@
           <w:ilvl w:val="0"/>
           <w:numId w:val="2"/>
         </w:numPr>
-        <w:spacing w:after="60"/>
+        <w:spacing w:after="36"/>
       </w:pPr>
       <w:r>
         <w:rPr>
@@ -4249,7 +4226,7 @@
           <w:ilvl w:val="0"/>
           <w:numId w:val="2"/>
         </w:numPr>
-        <w:spacing w:after="60"/>
+        <w:spacing w:after="36"/>
       </w:pPr>
       <w:r>
         <w:rPr>
@@ -4268,7 +4245,7 @@
           <w:ilvl w:val="0"/>
           <w:numId w:val="2"/>
         </w:numPr>
-        <w:spacing w:after="60"/>
+        <w:spacing w:after="36"/>
       </w:pPr>
       <w:r>
         <w:rPr>
@@ -4287,7 +4264,7 @@
           <w:ilvl w:val="0"/>
           <w:numId w:val="2"/>
         </w:numPr>
-        <w:spacing w:after="60"/>
+        <w:spacing w:after="36"/>
       </w:pPr>
       <w:r>
         <w:rPr>
@@ -4301,10 +4278,11 @@
     </w:p>
     <w:p>
       <w:pPr>
+        <w:keepNext/>
         <w:pBdr>
           <w:bottom w:val="single" w:color="CEB684" w:sz="8"/>
         </w:pBdr>
-        <w:spacing w:after="120" w:before="300"/>
+        <w:spacing w:after="70" w:before="190"/>
       </w:pPr>
       <w:r>
         <w:rPr>
@@ -4339,7 +4317,7 @@
           <w:ilvl w:val="0"/>
           <w:numId w:val="2"/>
         </w:numPr>
-        <w:spacing w:after="60"/>
+        <w:spacing w:after="36"/>
       </w:pPr>
       <w:r>
         <w:rPr>
@@ -4358,7 +4336,7 @@
           <w:ilvl w:val="0"/>
           <w:numId w:val="2"/>
         </w:numPr>
-        <w:spacing w:after="60"/>
+        <w:spacing w:after="36"/>
       </w:pPr>
       <w:r>
         <w:rPr>
@@ -4377,7 +4355,7 @@
           <w:ilvl w:val="0"/>
           <w:numId w:val="2"/>
         </w:numPr>
-        <w:spacing w:after="60"/>
+        <w:spacing w:after="36"/>
       </w:pPr>
       <w:r>
         <w:rPr>
@@ -4396,7 +4374,7 @@
           <w:ilvl w:val="0"/>
           <w:numId w:val="2"/>
         </w:numPr>
-        <w:spacing w:after="60"/>
+        <w:spacing w:after="36"/>
       </w:pPr>
       <w:r>
         <w:rPr>
@@ -4415,7 +4393,7 @@
           <w:ilvl w:val="0"/>
           <w:numId w:val="2"/>
         </w:numPr>
-        <w:spacing w:after="60"/>
+        <w:spacing w:after="36"/>
       </w:pPr>
       <w:r>
         <w:rPr>
@@ -4434,7 +4412,7 @@
           <w:ilvl w:val="0"/>
           <w:numId w:val="2"/>
         </w:numPr>
-        <w:spacing w:after="60"/>
+        <w:spacing w:after="36"/>
       </w:pPr>
       <w:r>
         <w:rPr>
@@ -4466,7 +4444,7 @@
     </w:p>
     <w:sectPr>
       <w:pgSz w:w="12240" w:h="15840" w:orient="portrait"/>
-      <w:pgMar w:top="1000" w:right="1000" w:bottom="900" w:left="1000" w:header="708" w:footer="708" w:gutter="0"/>
+      <w:pgMar w:top="850" w:right="950" w:bottom="800" w:left="950" w:header="708" w:footer="708" w:gutter="0"/>
       <w:pgNumType/>
       <w:docGrid w:linePitch="360"/>
     </w:sectPr>

--- a/TitanOS_SOP_Internal.docx
+++ b/TitanOS_SOP_Internal.docx
@@ -163,7 +163,7 @@
           <w:sz w:val="19"/>
           <w:szCs w:val="19"/>
         </w:rPr>
-        <w:t xml:space="preserve">14 capability areas.</w:t>
+        <w:t xml:space="preserve">14 capability areas, followed by 7 working checklists, the standing rules and the known limitations.</w:t>
       </w:r>
     </w:p>
     <w:p>
@@ -4085,6 +4085,5391 @@
         <w:t xml:space="preserve">A firm whose sending domain is not verified can draft and approve normally but cannot send. That is the correct state for a firm mid-onboarding, and it is deliberate: an unverified sender bounces or lands in spam, and a bank instruction that silently fails to arrive is the worst outcome available.</w:t>
       </w:r>
     </w:p>
+    <w:p>
+      <w:r>
+        <w:br w:type="page"/>
+      </w:r>
+    </w:p>
+    <w:p>
+      <w:pPr>
+        <w:keepNext/>
+        <w:pBdr>
+          <w:bottom w:val="single" w:color="CEB684" w:sz="8"/>
+        </w:pBdr>
+        <w:spacing w:after="70" w:before="190"/>
+      </w:pPr>
+      <w:r>
+        <w:rPr>
+          <w:rFonts w:ascii="Georgia" w:cs="Georgia" w:eastAsia="Georgia" w:hAnsi="Georgia"/>
+          <w:b/>
+          <w:bCs/>
+          <w:color w:val="092B49"/>
+          <w:sz w:val="25"/>
+          <w:szCs w:val="25"/>
+        </w:rPr>
+        <w:t xml:space="preserve">Checklists</w:t>
+      </w:r>
+    </w:p>
+    <w:p>
+      <w:pPr>
+        <w:spacing w:after="90" w:before="0"/>
+      </w:pPr>
+      <w:r>
+        <w:rPr>
+          <w:rFonts w:ascii="Calibri" w:cs="Calibri" w:eastAsia="Calibri" w:hAnsi="Calibri"/>
+          <w:color w:val="1E293B"/>
+          <w:sz w:val="21"/>
+          <w:szCs w:val="21"/>
+        </w:rPr>
+        <w:t xml:space="preserve">Organised by the moment they are used rather than by capability, because that is when a checklist is reached for. Each points back to the sections that explain the detail.</w:t>
+      </w:r>
+    </w:p>
+    <w:p>
+      <w:pPr>
+        <w:spacing w:after="45" w:before="130"/>
+      </w:pPr>
+      <w:r>
+        <w:rPr>
+          <w:rFonts w:ascii="Calibri" w:cs="Calibri" w:eastAsia="Calibri" w:hAnsi="Calibri"/>
+          <w:b/>
+          <w:bCs/>
+          <w:color w:val="092B49"/>
+          <w:sz w:val="19"/>
+          <w:szCs w:val="19"/>
+        </w:rPr>
+        <w:t xml:space="preserve">Onboarding a new household</w:t>
+      </w:r>
+    </w:p>
+    <w:p>
+      <w:pPr>
+        <w:spacing w:after="30" w:before="0"/>
+      </w:pPr>
+      <w:r>
+        <w:rPr>
+          <w:rFonts w:ascii="Calibri" w:cs="Calibri" w:eastAsia="Calibri" w:hAnsi="Calibri"/>
+          <w:i/>
+          <w:iCs/>
+          <w:color w:val="5A6E84"/>
+          <w:sz w:val="18"/>
+          <w:szCs w:val="18"/>
+        </w:rPr>
+        <w:t xml:space="preserve">Once, when a household is taken on. Expect it to span more than one sitting.</w:t>
+      </w:r>
+    </w:p>
+    <w:p>
+      <w:pPr>
+        <w:spacing w:after="60" w:before="0"/>
+      </w:pPr>
+      <w:r>
+        <w:rPr>
+          <w:rFonts w:ascii="Calibri" w:cs="Calibri" w:eastAsia="Calibri" w:hAnsi="Calibri"/>
+          <w:color w:val="5A6E84"/>
+          <w:sz w:val="17"/>
+          <w:szCs w:val="17"/>
+        </w:rPr>
+        <w:t xml:space="preserve">See sections 1, 2, 3, 4, 5, 6 and 8.</w:t>
+      </w:r>
+    </w:p>
+    <w:p>
+      <w:pPr>
+        <w:keepNext/>
+        <w:spacing w:after="30" w:before="85"/>
+      </w:pPr>
+      <w:r>
+        <w:rPr>
+          <w:rFonts w:ascii="Calibri" w:cs="Calibri" w:eastAsia="Calibri" w:hAnsi="Calibri"/>
+          <w:b/>
+          <w:bCs/>
+          <w:caps/>
+          <w:color w:val="5A6E84"/>
+          <w:sz w:val="15"/>
+          <w:szCs w:val="15"/>
+        </w:rPr>
+        <w:t xml:space="preserve">The record itself</w:t>
+      </w:r>
+    </w:p>
+    <w:tbl>
+      <w:tblPr>
+        <w:tblW w:type="dxa" w:w="10240"/>
+        <w:tblBorders>
+          <w:top w:val="single" w:color="auto" w:sz="4"/>
+          <w:left w:val="single" w:color="auto" w:sz="4"/>
+          <w:bottom w:val="single" w:color="auto" w:sz="4"/>
+          <w:right w:val="single" w:color="auto" w:sz="4"/>
+          <w:insideH w:val="single" w:color="auto" w:sz="4"/>
+          <w:insideV w:val="single" w:color="auto" w:sz="4"/>
+        </w:tblBorders>
+      </w:tblPr>
+      <w:tblGrid>
+        <w:gridCol w:w="260"/>
+        <w:gridCol w:w="9980"/>
+      </w:tblGrid>
+      <w:tr>
+        <w:tc>
+          <w:tcPr>
+            <w:tcW w:type="dxa" w:w="260"/>
+            <w:tcBorders>
+              <w:top w:val="single" w:color="D8CDB8" w:sz="4"/>
+              <w:left w:val="single" w:color="D8CDB8" w:sz="4"/>
+              <w:bottom w:val="single" w:color="D8CDB8" w:sz="4"/>
+              <w:right w:val="single" w:color="D8CDB8" w:sz="4"/>
+            </w:tcBorders>
+            <w:tcMar>
+              <w:top w:type="dxa" w:w="40"/>
+              <w:left w:type="dxa" w:w="40"/>
+              <w:bottom w:type="dxa" w:w="40"/>
+              <w:right w:type="dxa" w:w="40"/>
+            </w:tcMar>
+          </w:tcPr>
+          <w:p>
+            <w:pPr>
+              <w:spacing w:after="0"/>
+            </w:pPr>
+            <w:r>
+              <w:rPr>
+                <w:sz w:val="18"/>
+                <w:szCs w:val="18"/>
+              </w:rPr>
+              <w:t xml:space="preserve"/>
+            </w:r>
+          </w:p>
+        </w:tc>
+        <w:tc>
+          <w:tcPr>
+            <w:tcW w:type="dxa" w:w="9980"/>
+            <w:tcBorders>
+              <w:top w:val="none"/>
+              <w:left w:val="none"/>
+              <w:bottom w:val="none"/>
+              <w:right w:val="none"/>
+            </w:tcBorders>
+            <w:tcMar>
+              <w:top w:type="dxa" w:w="40"/>
+              <w:left w:type="dxa" w:w="130"/>
+              <w:bottom w:type="dxa" w:w="40"/>
+              <w:right w:type="dxa" w:w="60"/>
+            </w:tcMar>
+          </w:tcPr>
+          <w:p>
+            <w:pPr>
+              <w:spacing w:after="0"/>
+            </w:pPr>
+            <w:r>
+              <w:rPr>
+                <w:rFonts w:ascii="Calibri" w:cs="Calibri" w:eastAsia="Calibri" w:hAnsi="Calibri"/>
+                <w:color w:val="1E293B"/>
+                <w:sz w:val="19"/>
+                <w:szCs w:val="19"/>
+              </w:rPr>
+              <w:t xml:space="preserve">Household created and the responsible Titan Expert set before anything else is added.</w:t>
+            </w:r>
+          </w:p>
+        </w:tc>
+      </w:tr>
+      <w:tr>
+        <w:tc>
+          <w:tcPr>
+            <w:tcW w:type="dxa" w:w="260"/>
+            <w:tcBorders>
+              <w:top w:val="single" w:color="D8CDB8" w:sz="4"/>
+              <w:left w:val="single" w:color="D8CDB8" w:sz="4"/>
+              <w:bottom w:val="single" w:color="D8CDB8" w:sz="4"/>
+              <w:right w:val="single" w:color="D8CDB8" w:sz="4"/>
+            </w:tcBorders>
+            <w:tcMar>
+              <w:top w:type="dxa" w:w="40"/>
+              <w:left w:type="dxa" w:w="40"/>
+              <w:bottom w:type="dxa" w:w="40"/>
+              <w:right w:type="dxa" w:w="40"/>
+            </w:tcMar>
+          </w:tcPr>
+          <w:p>
+            <w:pPr>
+              <w:spacing w:after="0"/>
+            </w:pPr>
+            <w:r>
+              <w:rPr>
+                <w:sz w:val="18"/>
+                <w:szCs w:val="18"/>
+              </w:rPr>
+              <w:t xml:space="preserve"/>
+            </w:r>
+          </w:p>
+        </w:tc>
+        <w:tc>
+          <w:tcPr>
+            <w:tcW w:type="dxa" w:w="9980"/>
+            <w:tcBorders>
+              <w:top w:val="none"/>
+              <w:left w:val="none"/>
+              <w:bottom w:val="none"/>
+              <w:right w:val="none"/>
+            </w:tcBorders>
+            <w:tcMar>
+              <w:top w:type="dxa" w:w="40"/>
+              <w:left w:type="dxa" w:w="130"/>
+              <w:bottom w:type="dxa" w:w="40"/>
+              <w:right w:type="dxa" w:w="60"/>
+            </w:tcMar>
+          </w:tcPr>
+          <w:p>
+            <w:pPr>
+              <w:spacing w:after="0"/>
+            </w:pPr>
+            <w:r>
+              <w:rPr>
+                <w:rFonts w:ascii="Calibri" w:cs="Calibri" w:eastAsia="Calibri" w:hAnsi="Calibri"/>
+                <w:color w:val="1E293B"/>
+                <w:sz w:val="19"/>
+                <w:szCs w:val="19"/>
+              </w:rPr>
+              <w:t xml:space="preserve">Members added, with dates of birth where they matter for planning.</w:t>
+            </w:r>
+          </w:p>
+        </w:tc>
+      </w:tr>
+      <w:tr>
+        <w:tc>
+          <w:tcPr>
+            <w:tcW w:type="dxa" w:w="260"/>
+            <w:tcBorders>
+              <w:top w:val="single" w:color="D8CDB8" w:sz="4"/>
+              <w:left w:val="single" w:color="D8CDB8" w:sz="4"/>
+              <w:bottom w:val="single" w:color="D8CDB8" w:sz="4"/>
+              <w:right w:val="single" w:color="D8CDB8" w:sz="4"/>
+            </w:tcBorders>
+            <w:tcMar>
+              <w:top w:type="dxa" w:w="40"/>
+              <w:left w:type="dxa" w:w="40"/>
+              <w:bottom w:type="dxa" w:w="40"/>
+              <w:right w:type="dxa" w:w="40"/>
+            </w:tcMar>
+          </w:tcPr>
+          <w:p>
+            <w:pPr>
+              <w:spacing w:after="0"/>
+            </w:pPr>
+            <w:r>
+              <w:rPr>
+                <w:sz w:val="18"/>
+                <w:szCs w:val="18"/>
+              </w:rPr>
+              <w:t xml:space="preserve"/>
+            </w:r>
+          </w:p>
+        </w:tc>
+        <w:tc>
+          <w:tcPr>
+            <w:tcW w:type="dxa" w:w="9980"/>
+            <w:tcBorders>
+              <w:top w:val="none"/>
+              <w:left w:val="none"/>
+              <w:bottom w:val="none"/>
+              <w:right w:val="none"/>
+            </w:tcBorders>
+            <w:tcMar>
+              <w:top w:type="dxa" w:w="40"/>
+              <w:left w:type="dxa" w:w="130"/>
+              <w:bottom w:type="dxa" w:w="40"/>
+              <w:right w:type="dxa" w:w="60"/>
+            </w:tcMar>
+          </w:tcPr>
+          <w:p>
+            <w:pPr>
+              <w:spacing w:after="0"/>
+            </w:pPr>
+            <w:r>
+              <w:rPr>
+                <w:rFonts w:ascii="Calibri" w:cs="Calibri" w:eastAsia="Calibri" w:hAnsi="Calibri"/>
+                <w:color w:val="1E293B"/>
+                <w:sz w:val="19"/>
+                <w:szCs w:val="19"/>
+              </w:rPr>
+              <w:t xml:space="preserve">One member designated PRIMARY with the star.</w:t>
+            </w:r>
+          </w:p>
+        </w:tc>
+      </w:tr>
+      <w:tr>
+        <w:tc>
+          <w:tcPr>
+            <w:tcW w:type="dxa" w:w="260"/>
+            <w:tcBorders>
+              <w:top w:val="single" w:color="D8CDB8" w:sz="4"/>
+              <w:left w:val="single" w:color="D8CDB8" w:sz="4"/>
+              <w:bottom w:val="single" w:color="D8CDB8" w:sz="4"/>
+              <w:right w:val="single" w:color="D8CDB8" w:sz="4"/>
+            </w:tcBorders>
+            <w:tcMar>
+              <w:top w:type="dxa" w:w="40"/>
+              <w:left w:type="dxa" w:w="40"/>
+              <w:bottom w:type="dxa" w:w="40"/>
+              <w:right w:type="dxa" w:w="40"/>
+            </w:tcMar>
+          </w:tcPr>
+          <w:p>
+            <w:pPr>
+              <w:spacing w:after="0"/>
+            </w:pPr>
+            <w:r>
+              <w:rPr>
+                <w:sz w:val="18"/>
+                <w:szCs w:val="18"/>
+              </w:rPr>
+              <w:t xml:space="preserve"/>
+            </w:r>
+          </w:p>
+        </w:tc>
+        <w:tc>
+          <w:tcPr>
+            <w:tcW w:type="dxa" w:w="9980"/>
+            <w:tcBorders>
+              <w:top w:val="none"/>
+              <w:left w:val="none"/>
+              <w:bottom w:val="none"/>
+              <w:right w:val="none"/>
+            </w:tcBorders>
+            <w:tcMar>
+              <w:top w:type="dxa" w:w="40"/>
+              <w:left w:type="dxa" w:w="130"/>
+              <w:bottom w:type="dxa" w:w="40"/>
+              <w:right w:type="dxa" w:w="60"/>
+            </w:tcMar>
+          </w:tcPr>
+          <w:p>
+            <w:pPr>
+              <w:spacing w:after="0"/>
+            </w:pPr>
+            <w:r>
+              <w:rPr>
+                <w:rFonts w:ascii="Calibri" w:cs="Calibri" w:eastAsia="Calibri" w:hAnsi="Calibri"/>
+                <w:color w:val="1E293B"/>
+                <w:sz w:val="19"/>
+                <w:szCs w:val="19"/>
+              </w:rPr>
+              <w:t xml:space="preserve">The primary member has an email address on file.</w:t>
+            </w:r>
+          </w:p>
+        </w:tc>
+      </w:tr>
+      <w:tr>
+        <w:tc>
+          <w:tcPr>
+            <w:tcW w:type="dxa" w:w="260"/>
+            <w:tcBorders>
+              <w:top w:val="single" w:color="D8CDB8" w:sz="4"/>
+              <w:left w:val="single" w:color="D8CDB8" w:sz="4"/>
+              <w:bottom w:val="single" w:color="D8CDB8" w:sz="4"/>
+              <w:right w:val="single" w:color="D8CDB8" w:sz="4"/>
+            </w:tcBorders>
+            <w:tcMar>
+              <w:top w:type="dxa" w:w="40"/>
+              <w:left w:type="dxa" w:w="40"/>
+              <w:bottom w:type="dxa" w:w="40"/>
+              <w:right w:type="dxa" w:w="40"/>
+            </w:tcMar>
+          </w:tcPr>
+          <w:p>
+            <w:pPr>
+              <w:spacing w:after="0"/>
+            </w:pPr>
+            <w:r>
+              <w:rPr>
+                <w:sz w:val="18"/>
+                <w:szCs w:val="18"/>
+              </w:rPr>
+              <w:t xml:space="preserve"/>
+            </w:r>
+          </w:p>
+        </w:tc>
+        <w:tc>
+          <w:tcPr>
+            <w:tcW w:type="dxa" w:w="9980"/>
+            <w:tcBorders>
+              <w:top w:val="none"/>
+              <w:left w:val="none"/>
+              <w:bottom w:val="none"/>
+              <w:right w:val="none"/>
+            </w:tcBorders>
+            <w:tcMar>
+              <w:top w:type="dxa" w:w="40"/>
+              <w:left w:type="dxa" w:w="130"/>
+              <w:bottom w:type="dxa" w:w="40"/>
+              <w:right w:type="dxa" w:w="60"/>
+            </w:tcMar>
+          </w:tcPr>
+          <w:p>
+            <w:pPr>
+              <w:spacing w:after="0"/>
+            </w:pPr>
+            <w:r>
+              <w:rPr>
+                <w:rFonts w:ascii="Calibri" w:cs="Calibri" w:eastAsia="Calibri" w:hAnsi="Calibri"/>
+                <w:color w:val="1E293B"/>
+                <w:sz w:val="19"/>
+                <w:szCs w:val="19"/>
+              </w:rPr>
+              <w:t xml:space="preserve">Professional contacts added: accountant, attorney, banker, insurance broker.</w:t>
+            </w:r>
+          </w:p>
+        </w:tc>
+      </w:tr>
+      <w:tr>
+        <w:tc>
+          <w:tcPr>
+            <w:tcW w:type="dxa" w:w="260"/>
+            <w:tcBorders>
+              <w:top w:val="single" w:color="D8CDB8" w:sz="4"/>
+              <w:left w:val="single" w:color="D8CDB8" w:sz="4"/>
+              <w:bottom w:val="single" w:color="D8CDB8" w:sz="4"/>
+              <w:right w:val="single" w:color="D8CDB8" w:sz="4"/>
+            </w:tcBorders>
+            <w:tcMar>
+              <w:top w:type="dxa" w:w="40"/>
+              <w:left w:type="dxa" w:w="40"/>
+              <w:bottom w:type="dxa" w:w="40"/>
+              <w:right w:type="dxa" w:w="40"/>
+            </w:tcMar>
+          </w:tcPr>
+          <w:p>
+            <w:pPr>
+              <w:spacing w:after="0"/>
+            </w:pPr>
+            <w:r>
+              <w:rPr>
+                <w:sz w:val="18"/>
+                <w:szCs w:val="18"/>
+              </w:rPr>
+              <w:t xml:space="preserve"/>
+            </w:r>
+          </w:p>
+        </w:tc>
+        <w:tc>
+          <w:tcPr>
+            <w:tcW w:type="dxa" w:w="9980"/>
+            <w:tcBorders>
+              <w:top w:val="none"/>
+              <w:left w:val="none"/>
+              <w:bottom w:val="none"/>
+              <w:right w:val="none"/>
+            </w:tcBorders>
+            <w:tcMar>
+              <w:top w:type="dxa" w:w="40"/>
+              <w:left w:type="dxa" w:w="130"/>
+              <w:bottom w:type="dxa" w:w="40"/>
+              <w:right w:type="dxa" w:w="60"/>
+            </w:tcMar>
+          </w:tcPr>
+          <w:p>
+            <w:pPr>
+              <w:spacing w:after="0"/>
+            </w:pPr>
+            <w:r>
+              <w:rPr>
+                <w:rFonts w:ascii="Calibri" w:cs="Calibri" w:eastAsia="Calibri" w:hAnsi="Calibri"/>
+                <w:color w:val="1E293B"/>
+                <w:sz w:val="19"/>
+                <w:szCs w:val="19"/>
+              </w:rPr>
+              <w:t xml:space="preserve">Contacts the household should be able to email themselves are ticked as such.</w:t>
+            </w:r>
+          </w:p>
+        </w:tc>
+      </w:tr>
+      <w:tr>
+        <w:tc>
+          <w:tcPr>
+            <w:tcW w:type="dxa" w:w="260"/>
+            <w:tcBorders>
+              <w:top w:val="single" w:color="D8CDB8" w:sz="4"/>
+              <w:left w:val="single" w:color="D8CDB8" w:sz="4"/>
+              <w:bottom w:val="single" w:color="D8CDB8" w:sz="4"/>
+              <w:right w:val="single" w:color="D8CDB8" w:sz="4"/>
+            </w:tcBorders>
+            <w:tcMar>
+              <w:top w:type="dxa" w:w="40"/>
+              <w:left w:type="dxa" w:w="40"/>
+              <w:bottom w:type="dxa" w:w="40"/>
+              <w:right w:type="dxa" w:w="40"/>
+            </w:tcMar>
+          </w:tcPr>
+          <w:p>
+            <w:pPr>
+              <w:spacing w:after="0"/>
+            </w:pPr>
+            <w:r>
+              <w:rPr>
+                <w:sz w:val="18"/>
+                <w:szCs w:val="18"/>
+              </w:rPr>
+              <w:t xml:space="preserve"/>
+            </w:r>
+          </w:p>
+        </w:tc>
+        <w:tc>
+          <w:tcPr>
+            <w:tcW w:type="dxa" w:w="9980"/>
+            <w:tcBorders>
+              <w:top w:val="none"/>
+              <w:left w:val="none"/>
+              <w:bottom w:val="none"/>
+              <w:right w:val="none"/>
+            </w:tcBorders>
+            <w:tcMar>
+              <w:top w:type="dxa" w:w="40"/>
+              <w:left w:type="dxa" w:w="130"/>
+              <w:bottom w:type="dxa" w:w="40"/>
+              <w:right w:type="dxa" w:w="60"/>
+            </w:tcMar>
+          </w:tcPr>
+          <w:p>
+            <w:pPr>
+              <w:spacing w:after="0"/>
+            </w:pPr>
+            <w:r>
+              <w:rPr>
+                <w:rFonts w:ascii="Calibri" w:cs="Calibri" w:eastAsia="Calibri" w:hAnsi="Calibri"/>
+                <w:color w:val="1E293B"/>
+                <w:sz w:val="19"/>
+                <w:szCs w:val="19"/>
+              </w:rPr>
+              <w:t xml:space="preserve">Counterparties recorded — bankers, trustees, carriers, fund administrators — so correspondence to them is recognised rather than queried.</w:t>
+            </w:r>
+          </w:p>
+        </w:tc>
+      </w:tr>
+    </w:tbl>
+    <w:p>
+      <w:pPr>
+        <w:keepNext/>
+        <w:spacing w:after="30" w:before="85"/>
+      </w:pPr>
+      <w:r>
+        <w:rPr>
+          <w:rFonts w:ascii="Calibri" w:cs="Calibri" w:eastAsia="Calibri" w:hAnsi="Calibri"/>
+          <w:b/>
+          <w:bCs/>
+          <w:caps/>
+          <w:color w:val="5A6E84"/>
+          <w:sz w:val="15"/>
+          <w:szCs w:val="15"/>
+        </w:rPr>
+        <w:t xml:space="preserve">Assets and obligations</w:t>
+      </w:r>
+    </w:p>
+    <w:tbl>
+      <w:tblPr>
+        <w:tblW w:type="dxa" w:w="10240"/>
+        <w:tblBorders>
+          <w:top w:val="single" w:color="auto" w:sz="4"/>
+          <w:left w:val="single" w:color="auto" w:sz="4"/>
+          <w:bottom w:val="single" w:color="auto" w:sz="4"/>
+          <w:right w:val="single" w:color="auto" w:sz="4"/>
+          <w:insideH w:val="single" w:color="auto" w:sz="4"/>
+          <w:insideV w:val="single" w:color="auto" w:sz="4"/>
+        </w:tblBorders>
+      </w:tblPr>
+      <w:tblGrid>
+        <w:gridCol w:w="260"/>
+        <w:gridCol w:w="9980"/>
+      </w:tblGrid>
+      <w:tr>
+        <w:tc>
+          <w:tcPr>
+            <w:tcW w:type="dxa" w:w="260"/>
+            <w:tcBorders>
+              <w:top w:val="single" w:color="D8CDB8" w:sz="4"/>
+              <w:left w:val="single" w:color="D8CDB8" w:sz="4"/>
+              <w:bottom w:val="single" w:color="D8CDB8" w:sz="4"/>
+              <w:right w:val="single" w:color="D8CDB8" w:sz="4"/>
+            </w:tcBorders>
+            <w:tcMar>
+              <w:top w:type="dxa" w:w="40"/>
+              <w:left w:type="dxa" w:w="40"/>
+              <w:bottom w:type="dxa" w:w="40"/>
+              <w:right w:type="dxa" w:w="40"/>
+            </w:tcMar>
+          </w:tcPr>
+          <w:p>
+            <w:pPr>
+              <w:spacing w:after="0"/>
+            </w:pPr>
+            <w:r>
+              <w:rPr>
+                <w:sz w:val="18"/>
+                <w:szCs w:val="18"/>
+              </w:rPr>
+              <w:t xml:space="preserve"/>
+            </w:r>
+          </w:p>
+        </w:tc>
+        <w:tc>
+          <w:tcPr>
+            <w:tcW w:type="dxa" w:w="9980"/>
+            <w:tcBorders>
+              <w:top w:val="none"/>
+              <w:left w:val="none"/>
+              <w:bottom w:val="none"/>
+              <w:right w:val="none"/>
+            </w:tcBorders>
+            <w:tcMar>
+              <w:top w:type="dxa" w:w="40"/>
+              <w:left w:type="dxa" w:w="130"/>
+              <w:bottom w:type="dxa" w:w="40"/>
+              <w:right w:type="dxa" w:w="60"/>
+            </w:tcMar>
+          </w:tcPr>
+          <w:p>
+            <w:pPr>
+              <w:spacing w:after="0"/>
+            </w:pPr>
+            <w:r>
+              <w:rPr>
+                <w:rFonts w:ascii="Calibri" w:cs="Calibri" w:eastAsia="Calibri" w:hAnsi="Calibri"/>
+                <w:color w:val="1E293B"/>
+                <w:sz w:val="19"/>
+                <w:szCs w:val="19"/>
+              </w:rPr>
+              <w:t xml:space="preserve">Properties created with loan, tax, insurance, flood and tenancy detail.</w:t>
+            </w:r>
+          </w:p>
+        </w:tc>
+      </w:tr>
+      <w:tr>
+        <w:tc>
+          <w:tcPr>
+            <w:tcW w:type="dxa" w:w="260"/>
+            <w:tcBorders>
+              <w:top w:val="single" w:color="D8CDB8" w:sz="4"/>
+              <w:left w:val="single" w:color="D8CDB8" w:sz="4"/>
+              <w:bottom w:val="single" w:color="D8CDB8" w:sz="4"/>
+              <w:right w:val="single" w:color="D8CDB8" w:sz="4"/>
+            </w:tcBorders>
+            <w:tcMar>
+              <w:top w:type="dxa" w:w="40"/>
+              <w:left w:type="dxa" w:w="40"/>
+              <w:bottom w:type="dxa" w:w="40"/>
+              <w:right w:type="dxa" w:w="40"/>
+            </w:tcMar>
+          </w:tcPr>
+          <w:p>
+            <w:pPr>
+              <w:spacing w:after="0"/>
+            </w:pPr>
+            <w:r>
+              <w:rPr>
+                <w:sz w:val="18"/>
+                <w:szCs w:val="18"/>
+              </w:rPr>
+              <w:t xml:space="preserve"/>
+            </w:r>
+          </w:p>
+        </w:tc>
+        <w:tc>
+          <w:tcPr>
+            <w:tcW w:type="dxa" w:w="9980"/>
+            <w:tcBorders>
+              <w:top w:val="none"/>
+              <w:left w:val="none"/>
+              <w:bottom w:val="none"/>
+              <w:right w:val="none"/>
+            </w:tcBorders>
+            <w:tcMar>
+              <w:top w:type="dxa" w:w="40"/>
+              <w:left w:type="dxa" w:w="130"/>
+              <w:bottom w:type="dxa" w:w="40"/>
+              <w:right w:type="dxa" w:w="60"/>
+            </w:tcMar>
+          </w:tcPr>
+          <w:p>
+            <w:pPr>
+              <w:spacing w:after="0"/>
+            </w:pPr>
+            <w:r>
+              <w:rPr>
+                <w:rFonts w:ascii="Calibri" w:cs="Calibri" w:eastAsia="Calibri" w:hAnsi="Calibri"/>
+                <w:color w:val="1E293B"/>
+                <w:sz w:val="19"/>
+                <w:szCs w:val="19"/>
+              </w:rPr>
+              <w:t xml:space="preserve">A document attached to each property section that should have one.</w:t>
+            </w:r>
+          </w:p>
+        </w:tc>
+      </w:tr>
+      <w:tr>
+        <w:tc>
+          <w:tcPr>
+            <w:tcW w:type="dxa" w:w="260"/>
+            <w:tcBorders>
+              <w:top w:val="single" w:color="D8CDB8" w:sz="4"/>
+              <w:left w:val="single" w:color="D8CDB8" w:sz="4"/>
+              <w:bottom w:val="single" w:color="D8CDB8" w:sz="4"/>
+              <w:right w:val="single" w:color="D8CDB8" w:sz="4"/>
+            </w:tcBorders>
+            <w:tcMar>
+              <w:top w:type="dxa" w:w="40"/>
+              <w:left w:type="dxa" w:w="40"/>
+              <w:bottom w:type="dxa" w:w="40"/>
+              <w:right w:type="dxa" w:w="40"/>
+            </w:tcMar>
+          </w:tcPr>
+          <w:p>
+            <w:pPr>
+              <w:spacing w:after="0"/>
+            </w:pPr>
+            <w:r>
+              <w:rPr>
+                <w:sz w:val="18"/>
+                <w:szCs w:val="18"/>
+              </w:rPr>
+              <w:t xml:space="preserve"/>
+            </w:r>
+          </w:p>
+        </w:tc>
+        <w:tc>
+          <w:tcPr>
+            <w:tcW w:type="dxa" w:w="9980"/>
+            <w:tcBorders>
+              <w:top w:val="none"/>
+              <w:left w:val="none"/>
+              <w:bottom w:val="none"/>
+              <w:right w:val="none"/>
+            </w:tcBorders>
+            <w:tcMar>
+              <w:top w:type="dxa" w:w="40"/>
+              <w:left w:type="dxa" w:w="130"/>
+              <w:bottom w:type="dxa" w:w="40"/>
+              <w:right w:type="dxa" w:w="60"/>
+            </w:tcMar>
+          </w:tcPr>
+          <w:p>
+            <w:pPr>
+              <w:spacing w:after="0"/>
+            </w:pPr>
+            <w:r>
+              <w:rPr>
+                <w:rFonts w:ascii="Calibri" w:cs="Calibri" w:eastAsia="Calibri" w:hAnsi="Calibri"/>
+                <w:color w:val="1E293B"/>
+                <w:sz w:val="19"/>
+                <w:szCs w:val="19"/>
+              </w:rPr>
+              <w:t xml:space="preserve">Property vendors recorded with phone and email.</w:t>
+            </w:r>
+          </w:p>
+        </w:tc>
+      </w:tr>
+      <w:tr>
+        <w:tc>
+          <w:tcPr>
+            <w:tcW w:type="dxa" w:w="260"/>
+            <w:tcBorders>
+              <w:top w:val="single" w:color="D8CDB8" w:sz="4"/>
+              <w:left w:val="single" w:color="D8CDB8" w:sz="4"/>
+              <w:bottom w:val="single" w:color="D8CDB8" w:sz="4"/>
+              <w:right w:val="single" w:color="D8CDB8" w:sz="4"/>
+            </w:tcBorders>
+            <w:tcMar>
+              <w:top w:type="dxa" w:w="40"/>
+              <w:left w:type="dxa" w:w="40"/>
+              <w:bottom w:type="dxa" w:w="40"/>
+              <w:right w:type="dxa" w:w="40"/>
+            </w:tcMar>
+          </w:tcPr>
+          <w:p>
+            <w:pPr>
+              <w:spacing w:after="0"/>
+            </w:pPr>
+            <w:r>
+              <w:rPr>
+                <w:sz w:val="18"/>
+                <w:szCs w:val="18"/>
+              </w:rPr>
+              <w:t xml:space="preserve"/>
+            </w:r>
+          </w:p>
+        </w:tc>
+        <w:tc>
+          <w:tcPr>
+            <w:tcW w:type="dxa" w:w="9980"/>
+            <w:tcBorders>
+              <w:top w:val="none"/>
+              <w:left w:val="none"/>
+              <w:bottom w:val="none"/>
+              <w:right w:val="none"/>
+            </w:tcBorders>
+            <w:tcMar>
+              <w:top w:type="dxa" w:w="40"/>
+              <w:left w:type="dxa" w:w="130"/>
+              <w:bottom w:type="dxa" w:w="40"/>
+              <w:right w:type="dxa" w:w="60"/>
+            </w:tcMar>
+          </w:tcPr>
+          <w:p>
+            <w:pPr>
+              <w:spacing w:after="0"/>
+            </w:pPr>
+            <w:r>
+              <w:rPr>
+                <w:rFonts w:ascii="Calibri" w:cs="Calibri" w:eastAsia="Calibri" w:hAnsi="Calibri"/>
+                <w:color w:val="1E293B"/>
+                <w:sz w:val="19"/>
+                <w:szCs w:val="19"/>
+              </w:rPr>
+              <w:t xml:space="preserve">Portfolio accounts created with institution, type and banker.</w:t>
+            </w:r>
+          </w:p>
+        </w:tc>
+      </w:tr>
+      <w:tr>
+        <w:tc>
+          <w:tcPr>
+            <w:tcW w:type="dxa" w:w="260"/>
+            <w:tcBorders>
+              <w:top w:val="single" w:color="D8CDB8" w:sz="4"/>
+              <w:left w:val="single" w:color="D8CDB8" w:sz="4"/>
+              <w:bottom w:val="single" w:color="D8CDB8" w:sz="4"/>
+              <w:right w:val="single" w:color="D8CDB8" w:sz="4"/>
+            </w:tcBorders>
+            <w:tcMar>
+              <w:top w:type="dxa" w:w="40"/>
+              <w:left w:type="dxa" w:w="40"/>
+              <w:bottom w:type="dxa" w:w="40"/>
+              <w:right w:type="dxa" w:w="40"/>
+            </w:tcMar>
+          </w:tcPr>
+          <w:p>
+            <w:pPr>
+              <w:spacing w:after="0"/>
+            </w:pPr>
+            <w:r>
+              <w:rPr>
+                <w:sz w:val="18"/>
+                <w:szCs w:val="18"/>
+              </w:rPr>
+              <w:t xml:space="preserve"/>
+            </w:r>
+          </w:p>
+        </w:tc>
+        <w:tc>
+          <w:tcPr>
+            <w:tcW w:type="dxa" w:w="9980"/>
+            <w:tcBorders>
+              <w:top w:val="none"/>
+              <w:left w:val="none"/>
+              <w:bottom w:val="none"/>
+              <w:right w:val="none"/>
+            </w:tcBorders>
+            <w:tcMar>
+              <w:top w:type="dxa" w:w="40"/>
+              <w:left w:type="dxa" w:w="130"/>
+              <w:bottom w:type="dxa" w:w="40"/>
+              <w:right w:type="dxa" w:w="60"/>
+            </w:tcMar>
+          </w:tcPr>
+          <w:p>
+            <w:pPr>
+              <w:spacing w:after="0"/>
+            </w:pPr>
+            <w:r>
+              <w:rPr>
+                <w:rFonts w:ascii="Calibri" w:cs="Calibri" w:eastAsia="Calibri" w:hAnsi="Calibri"/>
+                <w:color w:val="1E293B"/>
+                <w:sz w:val="19"/>
+                <w:szCs w:val="19"/>
+              </w:rPr>
+              <w:t xml:space="preserve">Most recent statement filed against each account and a dated balance recorded, so no account reads "no date on this figure".</w:t>
+            </w:r>
+          </w:p>
+        </w:tc>
+      </w:tr>
+      <w:tr>
+        <w:tc>
+          <w:tcPr>
+            <w:tcW w:type="dxa" w:w="260"/>
+            <w:tcBorders>
+              <w:top w:val="single" w:color="D8CDB8" w:sz="4"/>
+              <w:left w:val="single" w:color="D8CDB8" w:sz="4"/>
+              <w:bottom w:val="single" w:color="D8CDB8" w:sz="4"/>
+              <w:right w:val="single" w:color="D8CDB8" w:sz="4"/>
+            </w:tcBorders>
+            <w:tcMar>
+              <w:top w:type="dxa" w:w="40"/>
+              <w:left w:type="dxa" w:w="40"/>
+              <w:bottom w:type="dxa" w:w="40"/>
+              <w:right w:type="dxa" w:w="40"/>
+            </w:tcMar>
+          </w:tcPr>
+          <w:p>
+            <w:pPr>
+              <w:spacing w:after="0"/>
+            </w:pPr>
+            <w:r>
+              <w:rPr>
+                <w:sz w:val="18"/>
+                <w:szCs w:val="18"/>
+              </w:rPr>
+              <w:t xml:space="preserve"/>
+            </w:r>
+          </w:p>
+        </w:tc>
+        <w:tc>
+          <w:tcPr>
+            <w:tcW w:type="dxa" w:w="9980"/>
+            <w:tcBorders>
+              <w:top w:val="none"/>
+              <w:left w:val="none"/>
+              <w:bottom w:val="none"/>
+              <w:right w:val="none"/>
+            </w:tcBorders>
+            <w:tcMar>
+              <w:top w:type="dxa" w:w="40"/>
+              <w:left w:type="dxa" w:w="130"/>
+              <w:bottom w:type="dxa" w:w="40"/>
+              <w:right w:type="dxa" w:w="60"/>
+            </w:tcMar>
+          </w:tcPr>
+          <w:p>
+            <w:pPr>
+              <w:spacing w:after="0"/>
+            </w:pPr>
+            <w:r>
+              <w:rPr>
+                <w:rFonts w:ascii="Calibri" w:cs="Calibri" w:eastAsia="Calibri" w:hAnsi="Calibri"/>
+                <w:color w:val="1E293B"/>
+                <w:sz w:val="19"/>
+                <w:szCs w:val="19"/>
+              </w:rPr>
+              <w:t xml:space="preserve">Valuables recorded and linked to the schedule covering them; anything uninsured is uninsured deliberately, not by omission.</w:t>
+            </w:r>
+          </w:p>
+        </w:tc>
+      </w:tr>
+      <w:tr>
+        <w:tc>
+          <w:tcPr>
+            <w:tcW w:type="dxa" w:w="260"/>
+            <w:tcBorders>
+              <w:top w:val="single" w:color="D8CDB8" w:sz="4"/>
+              <w:left w:val="single" w:color="D8CDB8" w:sz="4"/>
+              <w:bottom w:val="single" w:color="D8CDB8" w:sz="4"/>
+              <w:right w:val="single" w:color="D8CDB8" w:sz="4"/>
+            </w:tcBorders>
+            <w:tcMar>
+              <w:top w:type="dxa" w:w="40"/>
+              <w:left w:type="dxa" w:w="40"/>
+              <w:bottom w:type="dxa" w:w="40"/>
+              <w:right w:type="dxa" w:w="40"/>
+            </w:tcMar>
+          </w:tcPr>
+          <w:p>
+            <w:pPr>
+              <w:spacing w:after="0"/>
+            </w:pPr>
+            <w:r>
+              <w:rPr>
+                <w:sz w:val="18"/>
+                <w:szCs w:val="18"/>
+              </w:rPr>
+              <w:t xml:space="preserve"/>
+            </w:r>
+          </w:p>
+        </w:tc>
+        <w:tc>
+          <w:tcPr>
+            <w:tcW w:type="dxa" w:w="9980"/>
+            <w:tcBorders>
+              <w:top w:val="none"/>
+              <w:left w:val="none"/>
+              <w:bottom w:val="none"/>
+              <w:right w:val="none"/>
+            </w:tcBorders>
+            <w:tcMar>
+              <w:top w:type="dxa" w:w="40"/>
+              <w:left w:type="dxa" w:w="130"/>
+              <w:bottom w:type="dxa" w:w="40"/>
+              <w:right w:type="dxa" w:w="60"/>
+            </w:tcMar>
+          </w:tcPr>
+          <w:p>
+            <w:pPr>
+              <w:spacing w:after="0"/>
+            </w:pPr>
+            <w:r>
+              <w:rPr>
+                <w:rFonts w:ascii="Calibri" w:cs="Calibri" w:eastAsia="Calibri" w:hAnsi="Calibri"/>
+                <w:color w:val="1E293B"/>
+                <w:sz w:val="19"/>
+                <w:szCs w:val="19"/>
+              </w:rPr>
+              <w:t xml:space="preserve">Cash flow events entered, including anything the firm pays on the household's behalf.</w:t>
+            </w:r>
+          </w:p>
+        </w:tc>
+      </w:tr>
+      <w:tr>
+        <w:tc>
+          <w:tcPr>
+            <w:tcW w:type="dxa" w:w="260"/>
+            <w:tcBorders>
+              <w:top w:val="single" w:color="D8CDB8" w:sz="4"/>
+              <w:left w:val="single" w:color="D8CDB8" w:sz="4"/>
+              <w:bottom w:val="single" w:color="D8CDB8" w:sz="4"/>
+              <w:right w:val="single" w:color="D8CDB8" w:sz="4"/>
+            </w:tcBorders>
+            <w:tcMar>
+              <w:top w:type="dxa" w:w="40"/>
+              <w:left w:type="dxa" w:w="40"/>
+              <w:bottom w:type="dxa" w:w="40"/>
+              <w:right w:type="dxa" w:w="40"/>
+            </w:tcMar>
+          </w:tcPr>
+          <w:p>
+            <w:pPr>
+              <w:spacing w:after="0"/>
+            </w:pPr>
+            <w:r>
+              <w:rPr>
+                <w:sz w:val="18"/>
+                <w:szCs w:val="18"/>
+              </w:rPr>
+              <w:t xml:space="preserve"/>
+            </w:r>
+          </w:p>
+        </w:tc>
+        <w:tc>
+          <w:tcPr>
+            <w:tcW w:type="dxa" w:w="9980"/>
+            <w:tcBorders>
+              <w:top w:val="none"/>
+              <w:left w:val="none"/>
+              <w:bottom w:val="none"/>
+              <w:right w:val="none"/>
+            </w:tcBorders>
+            <w:tcMar>
+              <w:top w:type="dxa" w:w="40"/>
+              <w:left w:type="dxa" w:w="130"/>
+              <w:bottom w:type="dxa" w:w="40"/>
+              <w:right w:type="dxa" w:w="60"/>
+            </w:tcMar>
+          </w:tcPr>
+          <w:p>
+            <w:pPr>
+              <w:spacing w:after="0"/>
+            </w:pPr>
+            <w:r>
+              <w:rPr>
+                <w:rFonts w:ascii="Calibri" w:cs="Calibri" w:eastAsia="Calibri" w:hAnsi="Calibri"/>
+                <w:color w:val="1E293B"/>
+                <w:sz w:val="19"/>
+                <w:szCs w:val="19"/>
+              </w:rPr>
+              <w:t xml:space="preserve">Recurring obligations recorded, with their conditional questions answered from the trust document or the client's instruction rather than assumed.</w:t>
+            </w:r>
+          </w:p>
+        </w:tc>
+      </w:tr>
+    </w:tbl>
+    <w:p>
+      <w:pPr>
+        <w:keepNext/>
+        <w:spacing w:after="30" w:before="85"/>
+      </w:pPr>
+      <w:r>
+        <w:rPr>
+          <w:rFonts w:ascii="Calibri" w:cs="Calibri" w:eastAsia="Calibri" w:hAnsi="Calibri"/>
+          <w:b/>
+          <w:bCs/>
+          <w:caps/>
+          <w:color w:val="5A6E84"/>
+          <w:sz w:val="15"/>
+          <w:szCs w:val="15"/>
+        </w:rPr>
+        <w:t xml:space="preserve">Access</w:t>
+      </w:r>
+    </w:p>
+    <w:tbl>
+      <w:tblPr>
+        <w:tblW w:type="dxa" w:w="10240"/>
+        <w:tblBorders>
+          <w:top w:val="single" w:color="auto" w:sz="4"/>
+          <w:left w:val="single" w:color="auto" w:sz="4"/>
+          <w:bottom w:val="single" w:color="auto" w:sz="4"/>
+          <w:right w:val="single" w:color="auto" w:sz="4"/>
+          <w:insideH w:val="single" w:color="auto" w:sz="4"/>
+          <w:insideV w:val="single" w:color="auto" w:sz="4"/>
+        </w:tblBorders>
+      </w:tblPr>
+      <w:tblGrid>
+        <w:gridCol w:w="260"/>
+        <w:gridCol w:w="9980"/>
+      </w:tblGrid>
+      <w:tr>
+        <w:tc>
+          <w:tcPr>
+            <w:tcW w:type="dxa" w:w="260"/>
+            <w:tcBorders>
+              <w:top w:val="single" w:color="D8CDB8" w:sz="4"/>
+              <w:left w:val="single" w:color="D8CDB8" w:sz="4"/>
+              <w:bottom w:val="single" w:color="D8CDB8" w:sz="4"/>
+              <w:right w:val="single" w:color="D8CDB8" w:sz="4"/>
+            </w:tcBorders>
+            <w:tcMar>
+              <w:top w:type="dxa" w:w="40"/>
+              <w:left w:type="dxa" w:w="40"/>
+              <w:bottom w:type="dxa" w:w="40"/>
+              <w:right w:type="dxa" w:w="40"/>
+            </w:tcMar>
+          </w:tcPr>
+          <w:p>
+            <w:pPr>
+              <w:spacing w:after="0"/>
+            </w:pPr>
+            <w:r>
+              <w:rPr>
+                <w:sz w:val="18"/>
+                <w:szCs w:val="18"/>
+              </w:rPr>
+              <w:t xml:space="preserve"/>
+            </w:r>
+          </w:p>
+        </w:tc>
+        <w:tc>
+          <w:tcPr>
+            <w:tcW w:type="dxa" w:w="9980"/>
+            <w:tcBorders>
+              <w:top w:val="none"/>
+              <w:left w:val="none"/>
+              <w:bottom w:val="none"/>
+              <w:right w:val="none"/>
+            </w:tcBorders>
+            <w:tcMar>
+              <w:top w:type="dxa" w:w="40"/>
+              <w:left w:type="dxa" w:w="130"/>
+              <w:bottom w:type="dxa" w:w="40"/>
+              <w:right w:type="dxa" w:w="60"/>
+            </w:tcMar>
+          </w:tcPr>
+          <w:p>
+            <w:pPr>
+              <w:spacing w:after="0"/>
+            </w:pPr>
+            <w:r>
+              <w:rPr>
+                <w:rFonts w:ascii="Calibri" w:cs="Calibri" w:eastAsia="Calibri" w:hAnsi="Calibri"/>
+                <w:color w:val="1E293B"/>
+                <w:sz w:val="19"/>
+                <w:szCs w:val="19"/>
+              </w:rPr>
+              <w:t xml:space="preserve">Client portal user created for the household and sign-in confirmed.</w:t>
+            </w:r>
+          </w:p>
+        </w:tc>
+      </w:tr>
+      <w:tr>
+        <w:tc>
+          <w:tcPr>
+            <w:tcW w:type="dxa" w:w="260"/>
+            <w:tcBorders>
+              <w:top w:val="single" w:color="D8CDB8" w:sz="4"/>
+              <w:left w:val="single" w:color="D8CDB8" w:sz="4"/>
+              <w:bottom w:val="single" w:color="D8CDB8" w:sz="4"/>
+              <w:right w:val="single" w:color="D8CDB8" w:sz="4"/>
+            </w:tcBorders>
+            <w:tcMar>
+              <w:top w:type="dxa" w:w="40"/>
+              <w:left w:type="dxa" w:w="40"/>
+              <w:bottom w:type="dxa" w:w="40"/>
+              <w:right w:type="dxa" w:w="40"/>
+            </w:tcMar>
+          </w:tcPr>
+          <w:p>
+            <w:pPr>
+              <w:spacing w:after="0"/>
+            </w:pPr>
+            <w:r>
+              <w:rPr>
+                <w:sz w:val="18"/>
+                <w:szCs w:val="18"/>
+              </w:rPr>
+              <w:t xml:space="preserve"/>
+            </w:r>
+          </w:p>
+        </w:tc>
+        <w:tc>
+          <w:tcPr>
+            <w:tcW w:type="dxa" w:w="9980"/>
+            <w:tcBorders>
+              <w:top w:val="none"/>
+              <w:left w:val="none"/>
+              <w:bottom w:val="none"/>
+              <w:right w:val="none"/>
+            </w:tcBorders>
+            <w:tcMar>
+              <w:top w:type="dxa" w:w="40"/>
+              <w:left w:type="dxa" w:w="130"/>
+              <w:bottom w:type="dxa" w:w="40"/>
+              <w:right w:type="dxa" w:w="60"/>
+            </w:tcMar>
+          </w:tcPr>
+          <w:p>
+            <w:pPr>
+              <w:spacing w:after="0"/>
+            </w:pPr>
+            <w:r>
+              <w:rPr>
+                <w:rFonts w:ascii="Calibri" w:cs="Calibri" w:eastAsia="Calibri" w:hAnsi="Calibri"/>
+                <w:color w:val="1E293B"/>
+                <w:sz w:val="19"/>
+                <w:szCs w:val="19"/>
+              </w:rPr>
+              <w:t xml:space="preserve">Partner grants set for any outside adviser who needs sight of this household.</w:t>
+            </w:r>
+          </w:p>
+        </w:tc>
+      </w:tr>
+      <w:tr>
+        <w:tc>
+          <w:tcPr>
+            <w:tcW w:type="dxa" w:w="260"/>
+            <w:tcBorders>
+              <w:top w:val="single" w:color="D8CDB8" w:sz="4"/>
+              <w:left w:val="single" w:color="D8CDB8" w:sz="4"/>
+              <w:bottom w:val="single" w:color="D8CDB8" w:sz="4"/>
+              <w:right w:val="single" w:color="D8CDB8" w:sz="4"/>
+            </w:tcBorders>
+            <w:tcMar>
+              <w:top w:type="dxa" w:w="40"/>
+              <w:left w:type="dxa" w:w="40"/>
+              <w:bottom w:type="dxa" w:w="40"/>
+              <w:right w:type="dxa" w:w="40"/>
+            </w:tcMar>
+          </w:tcPr>
+          <w:p>
+            <w:pPr>
+              <w:spacing w:after="0"/>
+            </w:pPr>
+            <w:r>
+              <w:rPr>
+                <w:sz w:val="18"/>
+                <w:szCs w:val="18"/>
+              </w:rPr>
+              <w:t xml:space="preserve"/>
+            </w:r>
+          </w:p>
+        </w:tc>
+        <w:tc>
+          <w:tcPr>
+            <w:tcW w:type="dxa" w:w="9980"/>
+            <w:tcBorders>
+              <w:top w:val="none"/>
+              <w:left w:val="none"/>
+              <w:bottom w:val="none"/>
+              <w:right w:val="none"/>
+            </w:tcBorders>
+            <w:tcMar>
+              <w:top w:type="dxa" w:w="40"/>
+              <w:left w:type="dxa" w:w="130"/>
+              <w:bottom w:type="dxa" w:w="40"/>
+              <w:right w:type="dxa" w:w="60"/>
+            </w:tcMar>
+          </w:tcPr>
+          <w:p>
+            <w:pPr>
+              <w:spacing w:after="0"/>
+            </w:pPr>
+            <w:r>
+              <w:rPr>
+                <w:rFonts w:ascii="Calibri" w:cs="Calibri" w:eastAsia="Calibri" w:hAnsi="Calibri"/>
+                <w:color w:val="1E293B"/>
+                <w:sz w:val="19"/>
+                <w:szCs w:val="19"/>
+              </w:rPr>
+              <w:t xml:space="preserve">Signed in as the responsible Expert and confirmed this household appears and no other Expert's client does.</w:t>
+            </w:r>
+          </w:p>
+        </w:tc>
+      </w:tr>
+    </w:tbl>
+    <w:p>
+      <w:pPr>
+        <w:spacing w:after="45" w:before="130"/>
+      </w:pPr>
+      <w:r>
+        <w:rPr>
+          <w:rFonts w:ascii="Calibri" w:cs="Calibri" w:eastAsia="Calibri" w:hAnsi="Calibri"/>
+          <w:b/>
+          <w:bCs/>
+          <w:color w:val="092B49"/>
+          <w:sz w:val="19"/>
+          <w:szCs w:val="19"/>
+        </w:rPr>
+        <w:t xml:space="preserve">Quarterly statement cycle</w:t>
+      </w:r>
+    </w:p>
+    <w:p>
+      <w:pPr>
+        <w:spacing w:after="30" w:before="0"/>
+      </w:pPr>
+      <w:r>
+        <w:rPr>
+          <w:rFonts w:ascii="Calibri" w:cs="Calibri" w:eastAsia="Calibri" w:hAnsi="Calibri"/>
+          <w:i/>
+          <w:iCs/>
+          <w:color w:val="5A6E84"/>
+          <w:sz w:val="18"/>
+          <w:szCs w:val="18"/>
+        </w:rPr>
+        <w:t xml:space="preserve">Every reporting period, per account. The single most repeated task in the platform.</w:t>
+      </w:r>
+    </w:p>
+    <w:p>
+      <w:pPr>
+        <w:spacing w:after="60" w:before="0"/>
+      </w:pPr>
+      <w:r>
+        <w:rPr>
+          <w:rFonts w:ascii="Calibri" w:cs="Calibri" w:eastAsia="Calibri" w:hAnsi="Calibri"/>
+          <w:color w:val="5A6E84"/>
+          <w:sz w:val="17"/>
+          <w:szCs w:val="17"/>
+        </w:rPr>
+        <w:t xml:space="preserve">See sections 4 and 7.</w:t>
+      </w:r>
+    </w:p>
+    <w:p>
+      <w:pPr>
+        <w:keepNext/>
+        <w:spacing w:after="30" w:before="85"/>
+      </w:pPr>
+      <w:r>
+        <w:rPr>
+          <w:rFonts w:ascii="Calibri" w:cs="Calibri" w:eastAsia="Calibri" w:hAnsi="Calibri"/>
+          <w:b/>
+          <w:bCs/>
+          <w:caps/>
+          <w:color w:val="5A6E84"/>
+          <w:sz w:val="15"/>
+          <w:szCs w:val="15"/>
+        </w:rPr>
+        <w:t xml:space="preserve">Per account</w:t>
+      </w:r>
+    </w:p>
+    <w:tbl>
+      <w:tblPr>
+        <w:tblW w:type="dxa" w:w="10240"/>
+        <w:tblBorders>
+          <w:top w:val="single" w:color="auto" w:sz="4"/>
+          <w:left w:val="single" w:color="auto" w:sz="4"/>
+          <w:bottom w:val="single" w:color="auto" w:sz="4"/>
+          <w:right w:val="single" w:color="auto" w:sz="4"/>
+          <w:insideH w:val="single" w:color="auto" w:sz="4"/>
+          <w:insideV w:val="single" w:color="auto" w:sz="4"/>
+        </w:tblBorders>
+      </w:tblPr>
+      <w:tblGrid>
+        <w:gridCol w:w="260"/>
+        <w:gridCol w:w="9980"/>
+      </w:tblGrid>
+      <w:tr>
+        <w:tc>
+          <w:tcPr>
+            <w:tcW w:type="dxa" w:w="260"/>
+            <w:tcBorders>
+              <w:top w:val="single" w:color="D8CDB8" w:sz="4"/>
+              <w:left w:val="single" w:color="D8CDB8" w:sz="4"/>
+              <w:bottom w:val="single" w:color="D8CDB8" w:sz="4"/>
+              <w:right w:val="single" w:color="D8CDB8" w:sz="4"/>
+            </w:tcBorders>
+            <w:tcMar>
+              <w:top w:type="dxa" w:w="40"/>
+              <w:left w:type="dxa" w:w="40"/>
+              <w:bottom w:type="dxa" w:w="40"/>
+              <w:right w:type="dxa" w:w="40"/>
+            </w:tcMar>
+          </w:tcPr>
+          <w:p>
+            <w:pPr>
+              <w:spacing w:after="0"/>
+            </w:pPr>
+            <w:r>
+              <w:rPr>
+                <w:sz w:val="18"/>
+                <w:szCs w:val="18"/>
+              </w:rPr>
+              <w:t xml:space="preserve"/>
+            </w:r>
+          </w:p>
+        </w:tc>
+        <w:tc>
+          <w:tcPr>
+            <w:tcW w:type="dxa" w:w="9980"/>
+            <w:tcBorders>
+              <w:top w:val="none"/>
+              <w:left w:val="none"/>
+              <w:bottom w:val="none"/>
+              <w:right w:val="none"/>
+            </w:tcBorders>
+            <w:tcMar>
+              <w:top w:type="dxa" w:w="40"/>
+              <w:left w:type="dxa" w:w="130"/>
+              <w:bottom w:type="dxa" w:w="40"/>
+              <w:right w:type="dxa" w:w="60"/>
+            </w:tcMar>
+          </w:tcPr>
+          <w:p>
+            <w:pPr>
+              <w:spacing w:after="0"/>
+            </w:pPr>
+            <w:r>
+              <w:rPr>
+                <w:rFonts w:ascii="Calibri" w:cs="Calibri" w:eastAsia="Calibri" w:hAnsi="Calibri"/>
+                <w:color w:val="1E293B"/>
+                <w:sz w:val="19"/>
+                <w:szCs w:val="19"/>
+              </w:rPr>
+              <w:t xml:space="preserve">Statement obtained for the period.</w:t>
+            </w:r>
+          </w:p>
+        </w:tc>
+      </w:tr>
+      <w:tr>
+        <w:tc>
+          <w:tcPr>
+            <w:tcW w:type="dxa" w:w="260"/>
+            <w:tcBorders>
+              <w:top w:val="single" w:color="D8CDB8" w:sz="4"/>
+              <w:left w:val="single" w:color="D8CDB8" w:sz="4"/>
+              <w:bottom w:val="single" w:color="D8CDB8" w:sz="4"/>
+              <w:right w:val="single" w:color="D8CDB8" w:sz="4"/>
+            </w:tcBorders>
+            <w:tcMar>
+              <w:top w:type="dxa" w:w="40"/>
+              <w:left w:type="dxa" w:w="40"/>
+              <w:bottom w:type="dxa" w:w="40"/>
+              <w:right w:type="dxa" w:w="40"/>
+            </w:tcMar>
+          </w:tcPr>
+          <w:p>
+            <w:pPr>
+              <w:spacing w:after="0"/>
+            </w:pPr>
+            <w:r>
+              <w:rPr>
+                <w:sz w:val="18"/>
+                <w:szCs w:val="18"/>
+              </w:rPr>
+              <w:t xml:space="preserve"/>
+            </w:r>
+          </w:p>
+        </w:tc>
+        <w:tc>
+          <w:tcPr>
+            <w:tcW w:type="dxa" w:w="9980"/>
+            <w:tcBorders>
+              <w:top w:val="none"/>
+              <w:left w:val="none"/>
+              <w:bottom w:val="none"/>
+              <w:right w:val="none"/>
+            </w:tcBorders>
+            <w:tcMar>
+              <w:top w:type="dxa" w:w="40"/>
+              <w:left w:type="dxa" w:w="130"/>
+              <w:bottom w:type="dxa" w:w="40"/>
+              <w:right w:type="dxa" w:w="60"/>
+            </w:tcMar>
+          </w:tcPr>
+          <w:p>
+            <w:pPr>
+              <w:spacing w:after="0"/>
+            </w:pPr>
+            <w:r>
+              <w:rPr>
+                <w:rFonts w:ascii="Calibri" w:cs="Calibri" w:eastAsia="Calibri" w:hAnsi="Calibri"/>
+                <w:color w:val="1E293B"/>
+                <w:sz w:val="19"/>
+                <w:szCs w:val="19"/>
+              </w:rPr>
+              <w:t xml:space="preserve">Filed to the Vault against the account, with the period labelled the way the firm labels it.</w:t>
+            </w:r>
+          </w:p>
+        </w:tc>
+      </w:tr>
+      <w:tr>
+        <w:tc>
+          <w:tcPr>
+            <w:tcW w:type="dxa" w:w="260"/>
+            <w:tcBorders>
+              <w:top w:val="single" w:color="D8CDB8" w:sz="4"/>
+              <w:left w:val="single" w:color="D8CDB8" w:sz="4"/>
+              <w:bottom w:val="single" w:color="D8CDB8" w:sz="4"/>
+              <w:right w:val="single" w:color="D8CDB8" w:sz="4"/>
+            </w:tcBorders>
+            <w:tcMar>
+              <w:top w:type="dxa" w:w="40"/>
+              <w:left w:type="dxa" w:w="40"/>
+              <w:bottom w:type="dxa" w:w="40"/>
+              <w:right w:type="dxa" w:w="40"/>
+            </w:tcMar>
+          </w:tcPr>
+          <w:p>
+            <w:pPr>
+              <w:spacing w:after="0"/>
+            </w:pPr>
+            <w:r>
+              <w:rPr>
+                <w:sz w:val="18"/>
+                <w:szCs w:val="18"/>
+              </w:rPr>
+              <w:t xml:space="preserve"/>
+            </w:r>
+          </w:p>
+        </w:tc>
+        <w:tc>
+          <w:tcPr>
+            <w:tcW w:type="dxa" w:w="9980"/>
+            <w:tcBorders>
+              <w:top w:val="none"/>
+              <w:left w:val="none"/>
+              <w:bottom w:val="none"/>
+              <w:right w:val="none"/>
+            </w:tcBorders>
+            <w:tcMar>
+              <w:top w:type="dxa" w:w="40"/>
+              <w:left w:type="dxa" w:w="130"/>
+              <w:bottom w:type="dxa" w:w="40"/>
+              <w:right w:type="dxa" w:w="60"/>
+            </w:tcMar>
+          </w:tcPr>
+          <w:p>
+            <w:pPr>
+              <w:spacing w:after="0"/>
+            </w:pPr>
+            <w:r>
+              <w:rPr>
+                <w:rFonts w:ascii="Calibri" w:cs="Calibri" w:eastAsia="Calibri" w:hAnsi="Calibri"/>
+                <w:color w:val="1E293B"/>
+                <w:sz w:val="19"/>
+                <w:szCs w:val="19"/>
+              </w:rPr>
+              <w:t xml:space="preserve">Proposed closing balance checked against the statement, not accepted on sight.</w:t>
+            </w:r>
+          </w:p>
+        </w:tc>
+      </w:tr>
+      <w:tr>
+        <w:tc>
+          <w:tcPr>
+            <w:tcW w:type="dxa" w:w="260"/>
+            <w:tcBorders>
+              <w:top w:val="single" w:color="D8CDB8" w:sz="4"/>
+              <w:left w:val="single" w:color="D8CDB8" w:sz="4"/>
+              <w:bottom w:val="single" w:color="D8CDB8" w:sz="4"/>
+              <w:right w:val="single" w:color="D8CDB8" w:sz="4"/>
+            </w:tcBorders>
+            <w:tcMar>
+              <w:top w:type="dxa" w:w="40"/>
+              <w:left w:type="dxa" w:w="40"/>
+              <w:bottom w:type="dxa" w:w="40"/>
+              <w:right w:type="dxa" w:w="40"/>
+            </w:tcMar>
+          </w:tcPr>
+          <w:p>
+            <w:pPr>
+              <w:spacing w:after="0"/>
+            </w:pPr>
+            <w:r>
+              <w:rPr>
+                <w:sz w:val="18"/>
+                <w:szCs w:val="18"/>
+              </w:rPr>
+              <w:t xml:space="preserve"/>
+            </w:r>
+          </w:p>
+        </w:tc>
+        <w:tc>
+          <w:tcPr>
+            <w:tcW w:type="dxa" w:w="9980"/>
+            <w:tcBorders>
+              <w:top w:val="none"/>
+              <w:left w:val="none"/>
+              <w:bottom w:val="none"/>
+              <w:right w:val="none"/>
+            </w:tcBorders>
+            <w:tcMar>
+              <w:top w:type="dxa" w:w="40"/>
+              <w:left w:type="dxa" w:w="130"/>
+              <w:bottom w:type="dxa" w:w="40"/>
+              <w:right w:type="dxa" w:w="60"/>
+            </w:tcMar>
+          </w:tcPr>
+          <w:p>
+            <w:pPr>
+              <w:spacing w:after="0"/>
+            </w:pPr>
+            <w:r>
+              <w:rPr>
+                <w:rFonts w:ascii="Calibri" w:cs="Calibri" w:eastAsia="Calibri" w:hAnsi="Calibri"/>
+                <w:color w:val="1E293B"/>
+                <w:sz w:val="19"/>
+                <w:szCs w:val="19"/>
+              </w:rPr>
+              <w:t xml:space="preserve">Proposed period end date checked — a wrong date attaches the figure to the wrong quarter.</w:t>
+            </w:r>
+          </w:p>
+        </w:tc>
+      </w:tr>
+      <w:tr>
+        <w:tc>
+          <w:tcPr>
+            <w:tcW w:type="dxa" w:w="260"/>
+            <w:tcBorders>
+              <w:top w:val="single" w:color="D8CDB8" w:sz="4"/>
+              <w:left w:val="single" w:color="D8CDB8" w:sz="4"/>
+              <w:bottom w:val="single" w:color="D8CDB8" w:sz="4"/>
+              <w:right w:val="single" w:color="D8CDB8" w:sz="4"/>
+            </w:tcBorders>
+            <w:tcMar>
+              <w:top w:type="dxa" w:w="40"/>
+              <w:left w:type="dxa" w:w="40"/>
+              <w:bottom w:type="dxa" w:w="40"/>
+              <w:right w:type="dxa" w:w="40"/>
+            </w:tcMar>
+          </w:tcPr>
+          <w:p>
+            <w:pPr>
+              <w:spacing w:after="0"/>
+            </w:pPr>
+            <w:r>
+              <w:rPr>
+                <w:sz w:val="18"/>
+                <w:szCs w:val="18"/>
+              </w:rPr>
+              <w:t xml:space="preserve"/>
+            </w:r>
+          </w:p>
+        </w:tc>
+        <w:tc>
+          <w:tcPr>
+            <w:tcW w:type="dxa" w:w="9980"/>
+            <w:tcBorders>
+              <w:top w:val="none"/>
+              <w:left w:val="none"/>
+              <w:bottom w:val="none"/>
+              <w:right w:val="none"/>
+            </w:tcBorders>
+            <w:tcMar>
+              <w:top w:type="dxa" w:w="40"/>
+              <w:left w:type="dxa" w:w="130"/>
+              <w:bottom w:type="dxa" w:w="40"/>
+              <w:right w:type="dxa" w:w="60"/>
+            </w:tcMar>
+          </w:tcPr>
+          <w:p>
+            <w:pPr>
+              <w:spacing w:after="0"/>
+            </w:pPr>
+            <w:r>
+              <w:rPr>
+                <w:rFonts w:ascii="Calibri" w:cs="Calibri" w:eastAsia="Calibri" w:hAnsi="Calibri"/>
+                <w:color w:val="1E293B"/>
+                <w:sz w:val="19"/>
+                <w:szCs w:val="19"/>
+              </w:rPr>
+              <w:t xml:space="preserve">Difference against the previous figure reviewed, and explainable if someone asks.</w:t>
+            </w:r>
+          </w:p>
+        </w:tc>
+      </w:tr>
+      <w:tr>
+        <w:tc>
+          <w:tcPr>
+            <w:tcW w:type="dxa" w:w="260"/>
+            <w:tcBorders>
+              <w:top w:val="single" w:color="D8CDB8" w:sz="4"/>
+              <w:left w:val="single" w:color="D8CDB8" w:sz="4"/>
+              <w:bottom w:val="single" w:color="D8CDB8" w:sz="4"/>
+              <w:right w:val="single" w:color="D8CDB8" w:sz="4"/>
+            </w:tcBorders>
+            <w:tcMar>
+              <w:top w:type="dxa" w:w="40"/>
+              <w:left w:type="dxa" w:w="40"/>
+              <w:bottom w:type="dxa" w:w="40"/>
+              <w:right w:type="dxa" w:w="40"/>
+            </w:tcMar>
+          </w:tcPr>
+          <w:p>
+            <w:pPr>
+              <w:spacing w:after="0"/>
+            </w:pPr>
+            <w:r>
+              <w:rPr>
+                <w:sz w:val="18"/>
+                <w:szCs w:val="18"/>
+              </w:rPr>
+              <w:t xml:space="preserve"/>
+            </w:r>
+          </w:p>
+        </w:tc>
+        <w:tc>
+          <w:tcPr>
+            <w:tcW w:type="dxa" w:w="9980"/>
+            <w:tcBorders>
+              <w:top w:val="none"/>
+              <w:left w:val="none"/>
+              <w:bottom w:val="none"/>
+              <w:right w:val="none"/>
+            </w:tcBorders>
+            <w:tcMar>
+              <w:top w:type="dxa" w:w="40"/>
+              <w:left w:type="dxa" w:w="130"/>
+              <w:bottom w:type="dxa" w:w="40"/>
+              <w:right w:type="dxa" w:w="60"/>
+            </w:tcMar>
+          </w:tcPr>
+          <w:p>
+            <w:pPr>
+              <w:spacing w:after="0"/>
+            </w:pPr>
+            <w:r>
+              <w:rPr>
+                <w:rFonts w:ascii="Calibri" w:cs="Calibri" w:eastAsia="Calibri" w:hAnsi="Calibri"/>
+                <w:color w:val="1E293B"/>
+                <w:sz w:val="19"/>
+                <w:szCs w:val="19"/>
+              </w:rPr>
+              <w:t xml:space="preserve">Balance recorded, and the account header now shows a date.</w:t>
+            </w:r>
+          </w:p>
+        </w:tc>
+      </w:tr>
+    </w:tbl>
+    <w:p>
+      <w:pPr>
+        <w:keepNext/>
+        <w:spacing w:after="30" w:before="85"/>
+      </w:pPr>
+      <w:r>
+        <w:rPr>
+          <w:rFonts w:ascii="Calibri" w:cs="Calibri" w:eastAsia="Calibri" w:hAnsi="Calibri"/>
+          <w:b/>
+          <w:bCs/>
+          <w:caps/>
+          <w:color w:val="5A6E84"/>
+          <w:sz w:val="15"/>
+          <w:szCs w:val="15"/>
+        </w:rPr>
+        <w:t xml:space="preserve">Watch for</w:t>
+      </w:r>
+    </w:p>
+    <w:tbl>
+      <w:tblPr>
+        <w:tblW w:type="dxa" w:w="10240"/>
+        <w:tblBorders>
+          <w:top w:val="single" w:color="auto" w:sz="4"/>
+          <w:left w:val="single" w:color="auto" w:sz="4"/>
+          <w:bottom w:val="single" w:color="auto" w:sz="4"/>
+          <w:right w:val="single" w:color="auto" w:sz="4"/>
+          <w:insideH w:val="single" w:color="auto" w:sz="4"/>
+          <w:insideV w:val="single" w:color="auto" w:sz="4"/>
+        </w:tblBorders>
+      </w:tblPr>
+      <w:tblGrid>
+        <w:gridCol w:w="260"/>
+        <w:gridCol w:w="9980"/>
+      </w:tblGrid>
+      <w:tr>
+        <w:tc>
+          <w:tcPr>
+            <w:tcW w:type="dxa" w:w="260"/>
+            <w:tcBorders>
+              <w:top w:val="single" w:color="D8CDB8" w:sz="4"/>
+              <w:left w:val="single" w:color="D8CDB8" w:sz="4"/>
+              <w:bottom w:val="single" w:color="D8CDB8" w:sz="4"/>
+              <w:right w:val="single" w:color="D8CDB8" w:sz="4"/>
+            </w:tcBorders>
+            <w:tcMar>
+              <w:top w:type="dxa" w:w="40"/>
+              <w:left w:type="dxa" w:w="40"/>
+              <w:bottom w:type="dxa" w:w="40"/>
+              <w:right w:type="dxa" w:w="40"/>
+            </w:tcMar>
+          </w:tcPr>
+          <w:p>
+            <w:pPr>
+              <w:spacing w:after="0"/>
+            </w:pPr>
+            <w:r>
+              <w:rPr>
+                <w:sz w:val="18"/>
+                <w:szCs w:val="18"/>
+              </w:rPr>
+              <w:t xml:space="preserve"/>
+            </w:r>
+          </w:p>
+        </w:tc>
+        <w:tc>
+          <w:tcPr>
+            <w:tcW w:type="dxa" w:w="9980"/>
+            <w:tcBorders>
+              <w:top w:val="none"/>
+              <w:left w:val="none"/>
+              <w:bottom w:val="none"/>
+              <w:right w:val="none"/>
+            </w:tcBorders>
+            <w:tcMar>
+              <w:top w:type="dxa" w:w="40"/>
+              <w:left w:type="dxa" w:w="130"/>
+              <w:bottom w:type="dxa" w:w="40"/>
+              <w:right w:type="dxa" w:w="60"/>
+            </w:tcMar>
+          </w:tcPr>
+          <w:p>
+            <w:pPr>
+              <w:spacing w:after="0"/>
+            </w:pPr>
+            <w:r>
+              <w:rPr>
+                <w:rFonts w:ascii="Calibri" w:cs="Calibri" w:eastAsia="Calibri" w:hAnsi="Calibri"/>
+                <w:color w:val="1E293B"/>
+                <w:sz w:val="19"/>
+                <w:szCs w:val="19"/>
+              </w:rPr>
+              <w:t xml:space="preserve">A consolidated statement covering several accounts: enter each account's own figure. Never the total.</w:t>
+            </w:r>
+          </w:p>
+        </w:tc>
+      </w:tr>
+      <w:tr>
+        <w:tc>
+          <w:tcPr>
+            <w:tcW w:type="dxa" w:w="260"/>
+            <w:tcBorders>
+              <w:top w:val="single" w:color="D8CDB8" w:sz="4"/>
+              <w:left w:val="single" w:color="D8CDB8" w:sz="4"/>
+              <w:bottom w:val="single" w:color="D8CDB8" w:sz="4"/>
+              <w:right w:val="single" w:color="D8CDB8" w:sz="4"/>
+            </w:tcBorders>
+            <w:tcMar>
+              <w:top w:type="dxa" w:w="40"/>
+              <w:left w:type="dxa" w:w="40"/>
+              <w:bottom w:type="dxa" w:w="40"/>
+              <w:right w:type="dxa" w:w="40"/>
+            </w:tcMar>
+          </w:tcPr>
+          <w:p>
+            <w:pPr>
+              <w:spacing w:after="0"/>
+            </w:pPr>
+            <w:r>
+              <w:rPr>
+                <w:sz w:val="18"/>
+                <w:szCs w:val="18"/>
+              </w:rPr>
+              <w:t xml:space="preserve"/>
+            </w:r>
+          </w:p>
+        </w:tc>
+        <w:tc>
+          <w:tcPr>
+            <w:tcW w:type="dxa" w:w="9980"/>
+            <w:tcBorders>
+              <w:top w:val="none"/>
+              <w:left w:val="none"/>
+              <w:bottom w:val="none"/>
+              <w:right w:val="none"/>
+            </w:tcBorders>
+            <w:tcMar>
+              <w:top w:type="dxa" w:w="40"/>
+              <w:left w:type="dxa" w:w="130"/>
+              <w:bottom w:type="dxa" w:w="40"/>
+              <w:right w:type="dxa" w:w="60"/>
+            </w:tcMar>
+          </w:tcPr>
+          <w:p>
+            <w:pPr>
+              <w:spacing w:after="0"/>
+            </w:pPr>
+            <w:r>
+              <w:rPr>
+                <w:rFonts w:ascii="Calibri" w:cs="Calibri" w:eastAsia="Calibri" w:hAnsi="Calibri"/>
+                <w:color w:val="1E293B"/>
+                <w:sz w:val="19"/>
+                <w:szCs w:val="19"/>
+              </w:rPr>
+              <w:t xml:space="preserve">A restated statement for a period already recorded: record it and let it replace the earlier figure.</w:t>
+            </w:r>
+          </w:p>
+        </w:tc>
+      </w:tr>
+      <w:tr>
+        <w:tc>
+          <w:tcPr>
+            <w:tcW w:type="dxa" w:w="260"/>
+            <w:tcBorders>
+              <w:top w:val="single" w:color="D8CDB8" w:sz="4"/>
+              <w:left w:val="single" w:color="D8CDB8" w:sz="4"/>
+              <w:bottom w:val="single" w:color="D8CDB8" w:sz="4"/>
+              <w:right w:val="single" w:color="D8CDB8" w:sz="4"/>
+            </w:tcBorders>
+            <w:tcMar>
+              <w:top w:type="dxa" w:w="40"/>
+              <w:left w:type="dxa" w:w="40"/>
+              <w:bottom w:type="dxa" w:w="40"/>
+              <w:right w:type="dxa" w:w="40"/>
+            </w:tcMar>
+          </w:tcPr>
+          <w:p>
+            <w:pPr>
+              <w:spacing w:after="0"/>
+            </w:pPr>
+            <w:r>
+              <w:rPr>
+                <w:sz w:val="18"/>
+                <w:szCs w:val="18"/>
+              </w:rPr>
+              <w:t xml:space="preserve"/>
+            </w:r>
+          </w:p>
+        </w:tc>
+        <w:tc>
+          <w:tcPr>
+            <w:tcW w:type="dxa" w:w="9980"/>
+            <w:tcBorders>
+              <w:top w:val="none"/>
+              <w:left w:val="none"/>
+              <w:bottom w:val="none"/>
+              <w:right w:val="none"/>
+            </w:tcBorders>
+            <w:tcMar>
+              <w:top w:type="dxa" w:w="40"/>
+              <w:left w:type="dxa" w:w="130"/>
+              <w:bottom w:type="dxa" w:w="40"/>
+              <w:right w:type="dxa" w:w="60"/>
+            </w:tcMar>
+          </w:tcPr>
+          <w:p>
+            <w:pPr>
+              <w:spacing w:after="0"/>
+            </w:pPr>
+            <w:r>
+              <w:rPr>
+                <w:rFonts w:ascii="Calibri" w:cs="Calibri" w:eastAsia="Calibri" w:hAnsi="Calibri"/>
+                <w:color w:val="1E293B"/>
+                <w:sz w:val="19"/>
+                <w:szCs w:val="19"/>
+              </w:rPr>
+              <w:t xml:space="preserve">Accounts with no statement this period: noted, and the institution chased.</w:t>
+            </w:r>
+          </w:p>
+        </w:tc>
+      </w:tr>
+    </w:tbl>
+    <w:p>
+      <w:pPr>
+        <w:spacing w:after="45" w:before="130"/>
+      </w:pPr>
+      <w:r>
+        <w:rPr>
+          <w:rFonts w:ascii="Calibri" w:cs="Calibri" w:eastAsia="Calibri" w:hAnsi="Calibri"/>
+          <w:b/>
+          <w:bCs/>
+          <w:color w:val="092B49"/>
+          <w:sz w:val="19"/>
+          <w:szCs w:val="19"/>
+        </w:rPr>
+        <w:t xml:space="preserve">Starting an obligation cycle</w:t>
+      </w:r>
+    </w:p>
+    <w:p>
+      <w:pPr>
+        <w:spacing w:after="30" w:before="0"/>
+      </w:pPr>
+      <w:r>
+        <w:rPr>
+          <w:rFonts w:ascii="Calibri" w:cs="Calibri" w:eastAsia="Calibri" w:hAnsi="Calibri"/>
+          <w:i/>
+          <w:iCs/>
+          <w:color w:val="5A6E84"/>
+          <w:sz w:val="18"/>
+          <w:szCs w:val="18"/>
+        </w:rPr>
+        <w:t xml:space="preserve">Each time a recurring commitment comes round.</w:t>
+      </w:r>
+    </w:p>
+    <w:p>
+      <w:pPr>
+        <w:spacing w:after="60" w:before="0"/>
+      </w:pPr>
+      <w:r>
+        <w:rPr>
+          <w:rFonts w:ascii="Calibri" w:cs="Calibri" w:eastAsia="Calibri" w:hAnsi="Calibri"/>
+          <w:color w:val="5A6E84"/>
+          <w:sz w:val="17"/>
+          <w:szCs w:val="17"/>
+        </w:rPr>
+        <w:t xml:space="preserve">See section 8.</w:t>
+      </w:r>
+    </w:p>
+    <w:p>
+      <w:pPr>
+        <w:keepNext/>
+        <w:spacing w:after="30" w:before="85"/>
+      </w:pPr>
+      <w:r>
+        <w:rPr>
+          <w:rFonts w:ascii="Calibri" w:cs="Calibri" w:eastAsia="Calibri" w:hAnsi="Calibri"/>
+          <w:b/>
+          <w:bCs/>
+          <w:caps/>
+          <w:color w:val="5A6E84"/>
+          <w:sz w:val="15"/>
+          <w:szCs w:val="15"/>
+        </w:rPr>
+        <w:t xml:space="preserve">Before starting</w:t>
+      </w:r>
+    </w:p>
+    <w:tbl>
+      <w:tblPr>
+        <w:tblW w:type="dxa" w:w="10240"/>
+        <w:tblBorders>
+          <w:top w:val="single" w:color="auto" w:sz="4"/>
+          <w:left w:val="single" w:color="auto" w:sz="4"/>
+          <w:bottom w:val="single" w:color="auto" w:sz="4"/>
+          <w:right w:val="single" w:color="auto" w:sz="4"/>
+          <w:insideH w:val="single" w:color="auto" w:sz="4"/>
+          <w:insideV w:val="single" w:color="auto" w:sz="4"/>
+        </w:tblBorders>
+      </w:tblPr>
+      <w:tblGrid>
+        <w:gridCol w:w="260"/>
+        <w:gridCol w:w="9980"/>
+      </w:tblGrid>
+      <w:tr>
+        <w:tc>
+          <w:tcPr>
+            <w:tcW w:type="dxa" w:w="260"/>
+            <w:tcBorders>
+              <w:top w:val="single" w:color="D8CDB8" w:sz="4"/>
+              <w:left w:val="single" w:color="D8CDB8" w:sz="4"/>
+              <w:bottom w:val="single" w:color="D8CDB8" w:sz="4"/>
+              <w:right w:val="single" w:color="D8CDB8" w:sz="4"/>
+            </w:tcBorders>
+            <w:tcMar>
+              <w:top w:type="dxa" w:w="40"/>
+              <w:left w:type="dxa" w:w="40"/>
+              <w:bottom w:type="dxa" w:w="40"/>
+              <w:right w:type="dxa" w:w="40"/>
+            </w:tcMar>
+          </w:tcPr>
+          <w:p>
+            <w:pPr>
+              <w:spacing w:after="0"/>
+            </w:pPr>
+            <w:r>
+              <w:rPr>
+                <w:sz w:val="18"/>
+                <w:szCs w:val="18"/>
+              </w:rPr>
+              <w:t xml:space="preserve"/>
+            </w:r>
+          </w:p>
+        </w:tc>
+        <w:tc>
+          <w:tcPr>
+            <w:tcW w:type="dxa" w:w="9980"/>
+            <w:tcBorders>
+              <w:top w:val="none"/>
+              <w:left w:val="none"/>
+              <w:bottom w:val="none"/>
+              <w:right w:val="none"/>
+            </w:tcBorders>
+            <w:tcMar>
+              <w:top w:type="dxa" w:w="40"/>
+              <w:left w:type="dxa" w:w="130"/>
+              <w:bottom w:type="dxa" w:w="40"/>
+              <w:right w:type="dxa" w:w="60"/>
+            </w:tcMar>
+          </w:tcPr>
+          <w:p>
+            <w:pPr>
+              <w:spacing w:after="0"/>
+            </w:pPr>
+            <w:r>
+              <w:rPr>
+                <w:rFonts w:ascii="Calibri" w:cs="Calibri" w:eastAsia="Calibri" w:hAnsi="Calibri"/>
+                <w:color w:val="1E293B"/>
+                <w:sz w:val="19"/>
+                <w:szCs w:val="19"/>
+              </w:rPr>
+              <w:t xml:space="preserve">Playbook read in Resources if this is the first time running it.</w:t>
+            </w:r>
+          </w:p>
+        </w:tc>
+      </w:tr>
+      <w:tr>
+        <w:tc>
+          <w:tcPr>
+            <w:tcW w:type="dxa" w:w="260"/>
+            <w:tcBorders>
+              <w:top w:val="single" w:color="D8CDB8" w:sz="4"/>
+              <w:left w:val="single" w:color="D8CDB8" w:sz="4"/>
+              <w:bottom w:val="single" w:color="D8CDB8" w:sz="4"/>
+              <w:right w:val="single" w:color="D8CDB8" w:sz="4"/>
+            </w:tcBorders>
+            <w:tcMar>
+              <w:top w:type="dxa" w:w="40"/>
+              <w:left w:type="dxa" w:w="40"/>
+              <w:bottom w:type="dxa" w:w="40"/>
+              <w:right w:type="dxa" w:w="40"/>
+            </w:tcMar>
+          </w:tcPr>
+          <w:p>
+            <w:pPr>
+              <w:spacing w:after="0"/>
+            </w:pPr>
+            <w:r>
+              <w:rPr>
+                <w:sz w:val="18"/>
+                <w:szCs w:val="18"/>
+              </w:rPr>
+              <w:t xml:space="preserve"/>
+            </w:r>
+          </w:p>
+        </w:tc>
+        <w:tc>
+          <w:tcPr>
+            <w:tcW w:type="dxa" w:w="9980"/>
+            <w:tcBorders>
+              <w:top w:val="none"/>
+              <w:left w:val="none"/>
+              <w:bottom w:val="none"/>
+              <w:right w:val="none"/>
+            </w:tcBorders>
+            <w:tcMar>
+              <w:top w:type="dxa" w:w="40"/>
+              <w:left w:type="dxa" w:w="130"/>
+              <w:bottom w:type="dxa" w:w="40"/>
+              <w:right w:type="dxa" w:w="60"/>
+            </w:tcMar>
+          </w:tcPr>
+          <w:p>
+            <w:pPr>
+              <w:spacing w:after="0"/>
+            </w:pPr>
+            <w:r>
+              <w:rPr>
+                <w:rFonts w:ascii="Calibri" w:cs="Calibri" w:eastAsia="Calibri" w:hAnsi="Calibri"/>
+                <w:color w:val="1E293B"/>
+                <w:sz w:val="19"/>
+                <w:szCs w:val="19"/>
+              </w:rPr>
+              <w:t xml:space="preserve">Counsel has confirmed the lead times for this jurisdiction, on first use of the playbook.</w:t>
+            </w:r>
+          </w:p>
+        </w:tc>
+      </w:tr>
+      <w:tr>
+        <w:tc>
+          <w:tcPr>
+            <w:tcW w:type="dxa" w:w="260"/>
+            <w:tcBorders>
+              <w:top w:val="single" w:color="D8CDB8" w:sz="4"/>
+              <w:left w:val="single" w:color="D8CDB8" w:sz="4"/>
+              <w:bottom w:val="single" w:color="D8CDB8" w:sz="4"/>
+              <w:right w:val="single" w:color="D8CDB8" w:sz="4"/>
+            </w:tcBorders>
+            <w:tcMar>
+              <w:top w:type="dxa" w:w="40"/>
+              <w:left w:type="dxa" w:w="40"/>
+              <w:bottom w:type="dxa" w:w="40"/>
+              <w:right w:type="dxa" w:w="40"/>
+            </w:tcMar>
+          </w:tcPr>
+          <w:p>
+            <w:pPr>
+              <w:spacing w:after="0"/>
+            </w:pPr>
+            <w:r>
+              <w:rPr>
+                <w:sz w:val="18"/>
+                <w:szCs w:val="18"/>
+              </w:rPr>
+              <w:t xml:space="preserve"/>
+            </w:r>
+          </w:p>
+        </w:tc>
+        <w:tc>
+          <w:tcPr>
+            <w:tcW w:type="dxa" w:w="9980"/>
+            <w:tcBorders>
+              <w:top w:val="none"/>
+              <w:left w:val="none"/>
+              <w:bottom w:val="none"/>
+              <w:right w:val="none"/>
+            </w:tcBorders>
+            <w:tcMar>
+              <w:top w:type="dxa" w:w="40"/>
+              <w:left w:type="dxa" w:w="130"/>
+              <w:bottom w:type="dxa" w:w="40"/>
+              <w:right w:type="dxa" w:w="60"/>
+            </w:tcMar>
+          </w:tcPr>
+          <w:p>
+            <w:pPr>
+              <w:spacing w:after="0"/>
+            </w:pPr>
+            <w:r>
+              <w:rPr>
+                <w:rFonts w:ascii="Calibri" w:cs="Calibri" w:eastAsia="Calibri" w:hAnsi="Calibri"/>
+                <w:color w:val="1E293B"/>
+                <w:sz w:val="19"/>
+                <w:szCs w:val="19"/>
+              </w:rPr>
+              <w:t xml:space="preserve">Amount and due date verified against the source document, not last year's figures.</w:t>
+            </w:r>
+          </w:p>
+        </w:tc>
+      </w:tr>
+      <w:tr>
+        <w:tc>
+          <w:tcPr>
+            <w:tcW w:type="dxa" w:w="260"/>
+            <w:tcBorders>
+              <w:top w:val="single" w:color="D8CDB8" w:sz="4"/>
+              <w:left w:val="single" w:color="D8CDB8" w:sz="4"/>
+              <w:bottom w:val="single" w:color="D8CDB8" w:sz="4"/>
+              <w:right w:val="single" w:color="D8CDB8" w:sz="4"/>
+            </w:tcBorders>
+            <w:tcMar>
+              <w:top w:type="dxa" w:w="40"/>
+              <w:left w:type="dxa" w:w="40"/>
+              <w:bottom w:type="dxa" w:w="40"/>
+              <w:right w:type="dxa" w:w="40"/>
+            </w:tcMar>
+          </w:tcPr>
+          <w:p>
+            <w:pPr>
+              <w:spacing w:after="0"/>
+            </w:pPr>
+            <w:r>
+              <w:rPr>
+                <w:sz w:val="18"/>
+                <w:szCs w:val="18"/>
+              </w:rPr>
+              <w:t xml:space="preserve"/>
+            </w:r>
+          </w:p>
+        </w:tc>
+        <w:tc>
+          <w:tcPr>
+            <w:tcW w:type="dxa" w:w="9980"/>
+            <w:tcBorders>
+              <w:top w:val="none"/>
+              <w:left w:val="none"/>
+              <w:bottom w:val="none"/>
+              <w:right w:val="none"/>
+            </w:tcBorders>
+            <w:tcMar>
+              <w:top w:type="dxa" w:w="40"/>
+              <w:left w:type="dxa" w:w="130"/>
+              <w:bottom w:type="dxa" w:w="40"/>
+              <w:right w:type="dxa" w:w="60"/>
+            </w:tcMar>
+          </w:tcPr>
+          <w:p>
+            <w:pPr>
+              <w:spacing w:after="0"/>
+            </w:pPr>
+            <w:r>
+              <w:rPr>
+                <w:rFonts w:ascii="Calibri" w:cs="Calibri" w:eastAsia="Calibri" w:hAnsi="Calibri"/>
+                <w:color w:val="1E293B"/>
+                <w:sz w:val="19"/>
+                <w:szCs w:val="19"/>
+              </w:rPr>
+              <w:t xml:space="preserve">Reference number and counterparty recorded, since they go on the outbound paperwork.</w:t>
+            </w:r>
+          </w:p>
+        </w:tc>
+      </w:tr>
+      <w:tr>
+        <w:tc>
+          <w:tcPr>
+            <w:tcW w:type="dxa" w:w="260"/>
+            <w:tcBorders>
+              <w:top w:val="single" w:color="D8CDB8" w:sz="4"/>
+              <w:left w:val="single" w:color="D8CDB8" w:sz="4"/>
+              <w:bottom w:val="single" w:color="D8CDB8" w:sz="4"/>
+              <w:right w:val="single" w:color="D8CDB8" w:sz="4"/>
+            </w:tcBorders>
+            <w:tcMar>
+              <w:top w:type="dxa" w:w="40"/>
+              <w:left w:type="dxa" w:w="40"/>
+              <w:bottom w:type="dxa" w:w="40"/>
+              <w:right w:type="dxa" w:w="40"/>
+            </w:tcMar>
+          </w:tcPr>
+          <w:p>
+            <w:pPr>
+              <w:spacing w:after="0"/>
+            </w:pPr>
+            <w:r>
+              <w:rPr>
+                <w:sz w:val="18"/>
+                <w:szCs w:val="18"/>
+              </w:rPr>
+              <w:t xml:space="preserve"/>
+            </w:r>
+          </w:p>
+        </w:tc>
+        <w:tc>
+          <w:tcPr>
+            <w:tcW w:type="dxa" w:w="9980"/>
+            <w:tcBorders>
+              <w:top w:val="none"/>
+              <w:left w:val="none"/>
+              <w:bottom w:val="none"/>
+              <w:right w:val="none"/>
+            </w:tcBorders>
+            <w:tcMar>
+              <w:top w:type="dxa" w:w="40"/>
+              <w:left w:type="dxa" w:w="130"/>
+              <w:bottom w:type="dxa" w:w="40"/>
+              <w:right w:type="dxa" w:w="60"/>
+            </w:tcMar>
+          </w:tcPr>
+          <w:p>
+            <w:pPr>
+              <w:spacing w:after="0"/>
+            </w:pPr>
+            <w:r>
+              <w:rPr>
+                <w:rFonts w:ascii="Calibri" w:cs="Calibri" w:eastAsia="Calibri" w:hAnsi="Calibri"/>
+                <w:color w:val="1E293B"/>
+                <w:sz w:val="19"/>
+                <w:szCs w:val="19"/>
+              </w:rPr>
+              <w:t xml:space="preserve">Funding accounts set — where money comes from and where it goes.</w:t>
+            </w:r>
+          </w:p>
+        </w:tc>
+      </w:tr>
+      <w:tr>
+        <w:tc>
+          <w:tcPr>
+            <w:tcW w:type="dxa" w:w="260"/>
+            <w:tcBorders>
+              <w:top w:val="single" w:color="D8CDB8" w:sz="4"/>
+              <w:left w:val="single" w:color="D8CDB8" w:sz="4"/>
+              <w:bottom w:val="single" w:color="D8CDB8" w:sz="4"/>
+              <w:right w:val="single" w:color="D8CDB8" w:sz="4"/>
+            </w:tcBorders>
+            <w:tcMar>
+              <w:top w:type="dxa" w:w="40"/>
+              <w:left w:type="dxa" w:w="40"/>
+              <w:bottom w:type="dxa" w:w="40"/>
+              <w:right w:type="dxa" w:w="40"/>
+            </w:tcMar>
+          </w:tcPr>
+          <w:p>
+            <w:pPr>
+              <w:spacing w:after="0"/>
+            </w:pPr>
+            <w:r>
+              <w:rPr>
+                <w:sz w:val="18"/>
+                <w:szCs w:val="18"/>
+              </w:rPr>
+              <w:t xml:space="preserve"/>
+            </w:r>
+          </w:p>
+        </w:tc>
+        <w:tc>
+          <w:tcPr>
+            <w:tcW w:type="dxa" w:w="9980"/>
+            <w:tcBorders>
+              <w:top w:val="none"/>
+              <w:left w:val="none"/>
+              <w:bottom w:val="none"/>
+              <w:right w:val="none"/>
+            </w:tcBorders>
+            <w:tcMar>
+              <w:top w:type="dxa" w:w="40"/>
+              <w:left w:type="dxa" w:w="130"/>
+              <w:bottom w:type="dxa" w:w="40"/>
+              <w:right w:type="dxa" w:w="60"/>
+            </w:tcMar>
+          </w:tcPr>
+          <w:p>
+            <w:pPr>
+              <w:spacing w:after="0"/>
+            </w:pPr>
+            <w:r>
+              <w:rPr>
+                <w:rFonts w:ascii="Calibri" w:cs="Calibri" w:eastAsia="Calibri" w:hAnsi="Calibri"/>
+                <w:color w:val="1E293B"/>
+                <w:sz w:val="19"/>
+                <w:szCs w:val="19"/>
+              </w:rPr>
+              <w:t xml:space="preserve">Conditional questions answered from the trust document or the client's written instruction.</w:t>
+            </w:r>
+          </w:p>
+        </w:tc>
+      </w:tr>
+    </w:tbl>
+    <w:p>
+      <w:pPr>
+        <w:keepNext/>
+        <w:spacing w:after="30" w:before="85"/>
+      </w:pPr>
+      <w:r>
+        <w:rPr>
+          <w:rFonts w:ascii="Calibri" w:cs="Calibri" w:eastAsia="Calibri" w:hAnsi="Calibri"/>
+          <w:b/>
+          <w:bCs/>
+          <w:caps/>
+          <w:color w:val="5A6E84"/>
+          <w:sz w:val="15"/>
+          <w:szCs w:val="15"/>
+        </w:rPr>
+        <w:t xml:space="preserve">After starting</w:t>
+      </w:r>
+    </w:p>
+    <w:tbl>
+      <w:tblPr>
+        <w:tblW w:type="dxa" w:w="10240"/>
+        <w:tblBorders>
+          <w:top w:val="single" w:color="auto" w:sz="4"/>
+          <w:left w:val="single" w:color="auto" w:sz="4"/>
+          <w:bottom w:val="single" w:color="auto" w:sz="4"/>
+          <w:right w:val="single" w:color="auto" w:sz="4"/>
+          <w:insideH w:val="single" w:color="auto" w:sz="4"/>
+          <w:insideV w:val="single" w:color="auto" w:sz="4"/>
+        </w:tblBorders>
+      </w:tblPr>
+      <w:tblGrid>
+        <w:gridCol w:w="260"/>
+        <w:gridCol w:w="9980"/>
+      </w:tblGrid>
+      <w:tr>
+        <w:tc>
+          <w:tcPr>
+            <w:tcW w:type="dxa" w:w="260"/>
+            <w:tcBorders>
+              <w:top w:val="single" w:color="D8CDB8" w:sz="4"/>
+              <w:left w:val="single" w:color="D8CDB8" w:sz="4"/>
+              <w:bottom w:val="single" w:color="D8CDB8" w:sz="4"/>
+              <w:right w:val="single" w:color="D8CDB8" w:sz="4"/>
+            </w:tcBorders>
+            <w:tcMar>
+              <w:top w:type="dxa" w:w="40"/>
+              <w:left w:type="dxa" w:w="40"/>
+              <w:bottom w:type="dxa" w:w="40"/>
+              <w:right w:type="dxa" w:w="40"/>
+            </w:tcMar>
+          </w:tcPr>
+          <w:p>
+            <w:pPr>
+              <w:spacing w:after="0"/>
+            </w:pPr>
+            <w:r>
+              <w:rPr>
+                <w:sz w:val="18"/>
+                <w:szCs w:val="18"/>
+              </w:rPr>
+              <w:t xml:space="preserve"/>
+            </w:r>
+          </w:p>
+        </w:tc>
+        <w:tc>
+          <w:tcPr>
+            <w:tcW w:type="dxa" w:w="9980"/>
+            <w:tcBorders>
+              <w:top w:val="none"/>
+              <w:left w:val="none"/>
+              <w:bottom w:val="none"/>
+              <w:right w:val="none"/>
+            </w:tcBorders>
+            <w:tcMar>
+              <w:top w:type="dxa" w:w="40"/>
+              <w:left w:type="dxa" w:w="130"/>
+              <w:bottom w:type="dxa" w:w="40"/>
+              <w:right w:type="dxa" w:w="60"/>
+            </w:tcMar>
+          </w:tcPr>
+          <w:p>
+            <w:pPr>
+              <w:spacing w:after="0"/>
+            </w:pPr>
+            <w:r>
+              <w:rPr>
+                <w:rFonts w:ascii="Calibri" w:cs="Calibri" w:eastAsia="Calibri" w:hAnsi="Calibri"/>
+                <w:color w:val="1E293B"/>
+                <w:sz w:val="19"/>
+                <w:szCs w:val="19"/>
+              </w:rPr>
+              <w:t xml:space="preserve">Dates reviewed against a real calendar, not just accepted.</w:t>
+            </w:r>
+          </w:p>
+        </w:tc>
+      </w:tr>
+      <w:tr>
+        <w:tc>
+          <w:tcPr>
+            <w:tcW w:type="dxa" w:w="260"/>
+            <w:tcBorders>
+              <w:top w:val="single" w:color="D8CDB8" w:sz="4"/>
+              <w:left w:val="single" w:color="D8CDB8" w:sz="4"/>
+              <w:bottom w:val="single" w:color="D8CDB8" w:sz="4"/>
+              <w:right w:val="single" w:color="D8CDB8" w:sz="4"/>
+            </w:tcBorders>
+            <w:tcMar>
+              <w:top w:type="dxa" w:w="40"/>
+              <w:left w:type="dxa" w:w="40"/>
+              <w:bottom w:type="dxa" w:w="40"/>
+              <w:right w:type="dxa" w:w="40"/>
+            </w:tcMar>
+          </w:tcPr>
+          <w:p>
+            <w:pPr>
+              <w:spacing w:after="0"/>
+            </w:pPr>
+            <w:r>
+              <w:rPr>
+                <w:sz w:val="18"/>
+                <w:szCs w:val="18"/>
+              </w:rPr>
+              <w:t xml:space="preserve"/>
+            </w:r>
+          </w:p>
+        </w:tc>
+        <w:tc>
+          <w:tcPr>
+            <w:tcW w:type="dxa" w:w="9980"/>
+            <w:tcBorders>
+              <w:top w:val="none"/>
+              <w:left w:val="none"/>
+              <w:bottom w:val="none"/>
+              <w:right w:val="none"/>
+            </w:tcBorders>
+            <w:tcMar>
+              <w:top w:type="dxa" w:w="40"/>
+              <w:left w:type="dxa" w:w="130"/>
+              <w:bottom w:type="dxa" w:w="40"/>
+              <w:right w:type="dxa" w:w="60"/>
+            </w:tcMar>
+          </w:tcPr>
+          <w:p>
+            <w:pPr>
+              <w:spacing w:after="0"/>
+            </w:pPr>
+            <w:r>
+              <w:rPr>
+                <w:rFonts w:ascii="Calibri" w:cs="Calibri" w:eastAsia="Calibri" w:hAnsi="Calibri"/>
+                <w:color w:val="1E293B"/>
+                <w:sz w:val="19"/>
+                <w:szCs w:val="19"/>
+              </w:rPr>
+              <w:t xml:space="preserve">If the cycle flagged itself at risk, the named slipped step dealt with first, before working through the list.</w:t>
+            </w:r>
+          </w:p>
+        </w:tc>
+      </w:tr>
+      <w:tr>
+        <w:tc>
+          <w:tcPr>
+            <w:tcW w:type="dxa" w:w="260"/>
+            <w:tcBorders>
+              <w:top w:val="single" w:color="D8CDB8" w:sz="4"/>
+              <w:left w:val="single" w:color="D8CDB8" w:sz="4"/>
+              <w:bottom w:val="single" w:color="D8CDB8" w:sz="4"/>
+              <w:right w:val="single" w:color="D8CDB8" w:sz="4"/>
+            </w:tcBorders>
+            <w:tcMar>
+              <w:top w:type="dxa" w:w="40"/>
+              <w:left w:type="dxa" w:w="40"/>
+              <w:bottom w:type="dxa" w:w="40"/>
+              <w:right w:type="dxa" w:w="40"/>
+            </w:tcMar>
+          </w:tcPr>
+          <w:p>
+            <w:pPr>
+              <w:spacing w:after="0"/>
+            </w:pPr>
+            <w:r>
+              <w:rPr>
+                <w:sz w:val="18"/>
+                <w:szCs w:val="18"/>
+              </w:rPr>
+              <w:t xml:space="preserve"/>
+            </w:r>
+          </w:p>
+        </w:tc>
+        <w:tc>
+          <w:tcPr>
+            <w:tcW w:type="dxa" w:w="9980"/>
+            <w:tcBorders>
+              <w:top w:val="none"/>
+              <w:left w:val="none"/>
+              <w:bottom w:val="none"/>
+              <w:right w:val="none"/>
+            </w:tcBorders>
+            <w:tcMar>
+              <w:top w:type="dxa" w:w="40"/>
+              <w:left w:type="dxa" w:w="130"/>
+              <w:bottom w:type="dxa" w:w="40"/>
+              <w:right w:type="dxa" w:w="60"/>
+            </w:tcMar>
+          </w:tcPr>
+          <w:p>
+            <w:pPr>
+              <w:spacing w:after="0"/>
+            </w:pPr>
+            <w:r>
+              <w:rPr>
+                <w:rFonts w:ascii="Calibri" w:cs="Calibri" w:eastAsia="Calibri" w:hAnsi="Calibri"/>
+                <w:color w:val="1E293B"/>
+                <w:sz w:val="19"/>
+                <w:szCs w:val="19"/>
+              </w:rPr>
+              <w:t xml:space="preserve">Steps marked not required are genuinely not required for this household.</w:t>
+            </w:r>
+          </w:p>
+        </w:tc>
+      </w:tr>
+    </w:tbl>
+    <w:p>
+      <w:pPr>
+        <w:spacing w:after="45" w:before="130"/>
+      </w:pPr>
+      <w:r>
+        <w:rPr>
+          <w:rFonts w:ascii="Calibri" w:cs="Calibri" w:eastAsia="Calibri" w:hAnsi="Calibri"/>
+          <w:b/>
+          <w:bCs/>
+          <w:color w:val="092B49"/>
+          <w:sz w:val="19"/>
+          <w:szCs w:val="19"/>
+        </w:rPr>
+        <w:t xml:space="preserve">Before approving and sending correspondence</w:t>
+      </w:r>
+    </w:p>
+    <w:p>
+      <w:pPr>
+        <w:spacing w:after="30" w:before="0"/>
+      </w:pPr>
+      <w:r>
+        <w:rPr>
+          <w:rFonts w:ascii="Calibri" w:cs="Calibri" w:eastAsia="Calibri" w:hAnsi="Calibri"/>
+          <w:i/>
+          <w:iCs/>
+          <w:color w:val="5A6E84"/>
+          <w:sz w:val="18"/>
+          <w:szCs w:val="18"/>
+        </w:rPr>
+        <w:t xml:space="preserve">Every single outbound item. No exceptions, including routine ones.</w:t>
+      </w:r>
+    </w:p>
+    <w:p>
+      <w:pPr>
+        <w:spacing w:after="60" w:before="0"/>
+      </w:pPr>
+      <w:r>
+        <w:rPr>
+          <w:rFonts w:ascii="Calibri" w:cs="Calibri" w:eastAsia="Calibri" w:hAnsi="Calibri"/>
+          <w:color w:val="5A6E84"/>
+          <w:sz w:val="17"/>
+          <w:szCs w:val="17"/>
+        </w:rPr>
+        <w:t xml:space="preserve">See sections 2 and 9.</w:t>
+      </w:r>
+    </w:p>
+    <w:p>
+      <w:pPr>
+        <w:keepNext/>
+        <w:spacing w:after="30" w:before="85"/>
+      </w:pPr>
+      <w:r>
+        <w:rPr>
+          <w:rFonts w:ascii="Calibri" w:cs="Calibri" w:eastAsia="Calibri" w:hAnsi="Calibri"/>
+          <w:b/>
+          <w:bCs/>
+          <w:caps/>
+          <w:color w:val="5A6E84"/>
+          <w:sz w:val="15"/>
+          <w:szCs w:val="15"/>
+        </w:rPr>
+        <w:t xml:space="preserve">Read the draft</w:t>
+      </w:r>
+    </w:p>
+    <w:tbl>
+      <w:tblPr>
+        <w:tblW w:type="dxa" w:w="10240"/>
+        <w:tblBorders>
+          <w:top w:val="single" w:color="auto" w:sz="4"/>
+          <w:left w:val="single" w:color="auto" w:sz="4"/>
+          <w:bottom w:val="single" w:color="auto" w:sz="4"/>
+          <w:right w:val="single" w:color="auto" w:sz="4"/>
+          <w:insideH w:val="single" w:color="auto" w:sz="4"/>
+          <w:insideV w:val="single" w:color="auto" w:sz="4"/>
+        </w:tblBorders>
+      </w:tblPr>
+      <w:tblGrid>
+        <w:gridCol w:w="260"/>
+        <w:gridCol w:w="9980"/>
+      </w:tblGrid>
+      <w:tr>
+        <w:tc>
+          <w:tcPr>
+            <w:tcW w:type="dxa" w:w="260"/>
+            <w:tcBorders>
+              <w:top w:val="single" w:color="D8CDB8" w:sz="4"/>
+              <w:left w:val="single" w:color="D8CDB8" w:sz="4"/>
+              <w:bottom w:val="single" w:color="D8CDB8" w:sz="4"/>
+              <w:right w:val="single" w:color="D8CDB8" w:sz="4"/>
+            </w:tcBorders>
+            <w:tcMar>
+              <w:top w:type="dxa" w:w="40"/>
+              <w:left w:type="dxa" w:w="40"/>
+              <w:bottom w:type="dxa" w:w="40"/>
+              <w:right w:type="dxa" w:w="40"/>
+            </w:tcMar>
+          </w:tcPr>
+          <w:p>
+            <w:pPr>
+              <w:spacing w:after="0"/>
+            </w:pPr>
+            <w:r>
+              <w:rPr>
+                <w:sz w:val="18"/>
+                <w:szCs w:val="18"/>
+              </w:rPr>
+              <w:t xml:space="preserve"/>
+            </w:r>
+          </w:p>
+        </w:tc>
+        <w:tc>
+          <w:tcPr>
+            <w:tcW w:type="dxa" w:w="9980"/>
+            <w:tcBorders>
+              <w:top w:val="none"/>
+              <w:left w:val="none"/>
+              <w:bottom w:val="none"/>
+              <w:right w:val="none"/>
+            </w:tcBorders>
+            <w:tcMar>
+              <w:top w:type="dxa" w:w="40"/>
+              <w:left w:type="dxa" w:w="130"/>
+              <w:bottom w:type="dxa" w:w="40"/>
+              <w:right w:type="dxa" w:w="60"/>
+            </w:tcMar>
+          </w:tcPr>
+          <w:p>
+            <w:pPr>
+              <w:spacing w:after="0"/>
+            </w:pPr>
+            <w:r>
+              <w:rPr>
+                <w:rFonts w:ascii="Calibri" w:cs="Calibri" w:eastAsia="Calibri" w:hAnsi="Calibri"/>
+                <w:color w:val="1E293B"/>
+                <w:sz w:val="19"/>
+                <w:szCs w:val="19"/>
+              </w:rPr>
+              <w:t xml:space="preserve">Read in full. Not skimmed.</w:t>
+            </w:r>
+          </w:p>
+        </w:tc>
+      </w:tr>
+      <w:tr>
+        <w:tc>
+          <w:tcPr>
+            <w:tcW w:type="dxa" w:w="260"/>
+            <w:tcBorders>
+              <w:top w:val="single" w:color="D8CDB8" w:sz="4"/>
+              <w:left w:val="single" w:color="D8CDB8" w:sz="4"/>
+              <w:bottom w:val="single" w:color="D8CDB8" w:sz="4"/>
+              <w:right w:val="single" w:color="D8CDB8" w:sz="4"/>
+            </w:tcBorders>
+            <w:tcMar>
+              <w:top w:type="dxa" w:w="40"/>
+              <w:left w:type="dxa" w:w="40"/>
+              <w:bottom w:type="dxa" w:w="40"/>
+              <w:right w:type="dxa" w:w="40"/>
+            </w:tcMar>
+          </w:tcPr>
+          <w:p>
+            <w:pPr>
+              <w:spacing w:after="0"/>
+            </w:pPr>
+            <w:r>
+              <w:rPr>
+                <w:sz w:val="18"/>
+                <w:szCs w:val="18"/>
+              </w:rPr>
+              <w:t xml:space="preserve"/>
+            </w:r>
+          </w:p>
+        </w:tc>
+        <w:tc>
+          <w:tcPr>
+            <w:tcW w:type="dxa" w:w="9980"/>
+            <w:tcBorders>
+              <w:top w:val="none"/>
+              <w:left w:val="none"/>
+              <w:bottom w:val="none"/>
+              <w:right w:val="none"/>
+            </w:tcBorders>
+            <w:tcMar>
+              <w:top w:type="dxa" w:w="40"/>
+              <w:left w:type="dxa" w:w="130"/>
+              <w:bottom w:type="dxa" w:w="40"/>
+              <w:right w:type="dxa" w:w="60"/>
+            </w:tcMar>
+          </w:tcPr>
+          <w:p>
+            <w:pPr>
+              <w:spacing w:after="0"/>
+            </w:pPr>
+            <w:r>
+              <w:rPr>
+                <w:rFonts w:ascii="Calibri" w:cs="Calibri" w:eastAsia="Calibri" w:hAnsi="Calibri"/>
+                <w:color w:val="1E293B"/>
+                <w:sz w:val="19"/>
+                <w:szCs w:val="19"/>
+              </w:rPr>
+              <w:t xml:space="preserve">No square-bracketed placeholders remain anywhere in the body.</w:t>
+            </w:r>
+          </w:p>
+        </w:tc>
+      </w:tr>
+      <w:tr>
+        <w:tc>
+          <w:tcPr>
+            <w:tcW w:type="dxa" w:w="260"/>
+            <w:tcBorders>
+              <w:top w:val="single" w:color="D8CDB8" w:sz="4"/>
+              <w:left w:val="single" w:color="D8CDB8" w:sz="4"/>
+              <w:bottom w:val="single" w:color="D8CDB8" w:sz="4"/>
+              <w:right w:val="single" w:color="D8CDB8" w:sz="4"/>
+            </w:tcBorders>
+            <w:tcMar>
+              <w:top w:type="dxa" w:w="40"/>
+              <w:left w:type="dxa" w:w="40"/>
+              <w:bottom w:type="dxa" w:w="40"/>
+              <w:right w:type="dxa" w:w="40"/>
+            </w:tcMar>
+          </w:tcPr>
+          <w:p>
+            <w:pPr>
+              <w:spacing w:after="0"/>
+            </w:pPr>
+            <w:r>
+              <w:rPr>
+                <w:sz w:val="18"/>
+                <w:szCs w:val="18"/>
+              </w:rPr>
+              <w:t xml:space="preserve"/>
+            </w:r>
+          </w:p>
+        </w:tc>
+        <w:tc>
+          <w:tcPr>
+            <w:tcW w:type="dxa" w:w="9980"/>
+            <w:tcBorders>
+              <w:top w:val="none"/>
+              <w:left w:val="none"/>
+              <w:bottom w:val="none"/>
+              <w:right w:val="none"/>
+            </w:tcBorders>
+            <w:tcMar>
+              <w:top w:type="dxa" w:w="40"/>
+              <w:left w:type="dxa" w:w="130"/>
+              <w:bottom w:type="dxa" w:w="40"/>
+              <w:right w:type="dxa" w:w="60"/>
+            </w:tcMar>
+          </w:tcPr>
+          <w:p>
+            <w:pPr>
+              <w:spacing w:after="0"/>
+            </w:pPr>
+            <w:r>
+              <w:rPr>
+                <w:rFonts w:ascii="Calibri" w:cs="Calibri" w:eastAsia="Calibri" w:hAnsi="Calibri"/>
+                <w:color w:val="1E293B"/>
+                <w:sz w:val="19"/>
+                <w:szCs w:val="19"/>
+              </w:rPr>
+              <w:t xml:space="preserve">Every figure matches the source document. Check the document, not the draft's account of it.</w:t>
+            </w:r>
+          </w:p>
+        </w:tc>
+      </w:tr>
+      <w:tr>
+        <w:tc>
+          <w:tcPr>
+            <w:tcW w:type="dxa" w:w="260"/>
+            <w:tcBorders>
+              <w:top w:val="single" w:color="D8CDB8" w:sz="4"/>
+              <w:left w:val="single" w:color="D8CDB8" w:sz="4"/>
+              <w:bottom w:val="single" w:color="D8CDB8" w:sz="4"/>
+              <w:right w:val="single" w:color="D8CDB8" w:sz="4"/>
+            </w:tcBorders>
+            <w:tcMar>
+              <w:top w:type="dxa" w:w="40"/>
+              <w:left w:type="dxa" w:w="40"/>
+              <w:bottom w:type="dxa" w:w="40"/>
+              <w:right w:type="dxa" w:w="40"/>
+            </w:tcMar>
+          </w:tcPr>
+          <w:p>
+            <w:pPr>
+              <w:spacing w:after="0"/>
+            </w:pPr>
+            <w:r>
+              <w:rPr>
+                <w:sz w:val="18"/>
+                <w:szCs w:val="18"/>
+              </w:rPr>
+              <w:t xml:space="preserve"/>
+            </w:r>
+          </w:p>
+        </w:tc>
+        <w:tc>
+          <w:tcPr>
+            <w:tcW w:type="dxa" w:w="9980"/>
+            <w:tcBorders>
+              <w:top w:val="none"/>
+              <w:left w:val="none"/>
+              <w:bottom w:val="none"/>
+              <w:right w:val="none"/>
+            </w:tcBorders>
+            <w:tcMar>
+              <w:top w:type="dxa" w:w="40"/>
+              <w:left w:type="dxa" w:w="130"/>
+              <w:bottom w:type="dxa" w:w="40"/>
+              <w:right w:type="dxa" w:w="60"/>
+            </w:tcMar>
+          </w:tcPr>
+          <w:p>
+            <w:pPr>
+              <w:spacing w:after="0"/>
+            </w:pPr>
+            <w:r>
+              <w:rPr>
+                <w:rFonts w:ascii="Calibri" w:cs="Calibri" w:eastAsia="Calibri" w:hAnsi="Calibri"/>
+                <w:color w:val="1E293B"/>
+                <w:sz w:val="19"/>
+                <w:szCs w:val="19"/>
+              </w:rPr>
+              <w:t xml:space="preserve">Policy, account and reference numbers match the record.</w:t>
+            </w:r>
+          </w:p>
+        </w:tc>
+      </w:tr>
+      <w:tr>
+        <w:tc>
+          <w:tcPr>
+            <w:tcW w:type="dxa" w:w="260"/>
+            <w:tcBorders>
+              <w:top w:val="single" w:color="D8CDB8" w:sz="4"/>
+              <w:left w:val="single" w:color="D8CDB8" w:sz="4"/>
+              <w:bottom w:val="single" w:color="D8CDB8" w:sz="4"/>
+              <w:right w:val="single" w:color="D8CDB8" w:sz="4"/>
+            </w:tcBorders>
+            <w:tcMar>
+              <w:top w:type="dxa" w:w="40"/>
+              <w:left w:type="dxa" w:w="40"/>
+              <w:bottom w:type="dxa" w:w="40"/>
+              <w:right w:type="dxa" w:w="40"/>
+            </w:tcMar>
+          </w:tcPr>
+          <w:p>
+            <w:pPr>
+              <w:spacing w:after="0"/>
+            </w:pPr>
+            <w:r>
+              <w:rPr>
+                <w:sz w:val="18"/>
+                <w:szCs w:val="18"/>
+              </w:rPr>
+              <w:t xml:space="preserve"/>
+            </w:r>
+          </w:p>
+        </w:tc>
+        <w:tc>
+          <w:tcPr>
+            <w:tcW w:type="dxa" w:w="9980"/>
+            <w:tcBorders>
+              <w:top w:val="none"/>
+              <w:left w:val="none"/>
+              <w:bottom w:val="none"/>
+              <w:right w:val="none"/>
+            </w:tcBorders>
+            <w:tcMar>
+              <w:top w:type="dxa" w:w="40"/>
+              <w:left w:type="dxa" w:w="130"/>
+              <w:bottom w:type="dxa" w:w="40"/>
+              <w:right w:type="dxa" w:w="60"/>
+            </w:tcMar>
+          </w:tcPr>
+          <w:p>
+            <w:pPr>
+              <w:spacing w:after="0"/>
+            </w:pPr>
+            <w:r>
+              <w:rPr>
+                <w:rFonts w:ascii="Calibri" w:cs="Calibri" w:eastAsia="Calibri" w:hAnsi="Calibri"/>
+                <w:color w:val="1E293B"/>
+                <w:sz w:val="19"/>
+                <w:szCs w:val="19"/>
+              </w:rPr>
+              <w:t xml:space="preserve">The genre is right for the recipient — an instruction to a bank should not read like a note to a colleague.</w:t>
+            </w:r>
+          </w:p>
+        </w:tc>
+      </w:tr>
+    </w:tbl>
+    <w:p>
+      <w:pPr>
+        <w:keepNext/>
+        <w:spacing w:after="30" w:before="85"/>
+      </w:pPr>
+      <w:r>
+        <w:rPr>
+          <w:rFonts w:ascii="Calibri" w:cs="Calibri" w:eastAsia="Calibri" w:hAnsi="Calibri"/>
+          <w:b/>
+          <w:bCs/>
+          <w:caps/>
+          <w:color w:val="5A6E84"/>
+          <w:sz w:val="15"/>
+          <w:szCs w:val="15"/>
+        </w:rPr>
+        <w:t xml:space="preserve">Check the envelope</w:t>
+      </w:r>
+    </w:p>
+    <w:tbl>
+      <w:tblPr>
+        <w:tblW w:type="dxa" w:w="10240"/>
+        <w:tblBorders>
+          <w:top w:val="single" w:color="auto" w:sz="4"/>
+          <w:left w:val="single" w:color="auto" w:sz="4"/>
+          <w:bottom w:val="single" w:color="auto" w:sz="4"/>
+          <w:right w:val="single" w:color="auto" w:sz="4"/>
+          <w:insideH w:val="single" w:color="auto" w:sz="4"/>
+          <w:insideV w:val="single" w:color="auto" w:sz="4"/>
+        </w:tblBorders>
+      </w:tblPr>
+      <w:tblGrid>
+        <w:gridCol w:w="260"/>
+        <w:gridCol w:w="9980"/>
+      </w:tblGrid>
+      <w:tr>
+        <w:tc>
+          <w:tcPr>
+            <w:tcW w:type="dxa" w:w="260"/>
+            <w:tcBorders>
+              <w:top w:val="single" w:color="D8CDB8" w:sz="4"/>
+              <w:left w:val="single" w:color="D8CDB8" w:sz="4"/>
+              <w:bottom w:val="single" w:color="D8CDB8" w:sz="4"/>
+              <w:right w:val="single" w:color="D8CDB8" w:sz="4"/>
+            </w:tcBorders>
+            <w:tcMar>
+              <w:top w:type="dxa" w:w="40"/>
+              <w:left w:type="dxa" w:w="40"/>
+              <w:bottom w:type="dxa" w:w="40"/>
+              <w:right w:type="dxa" w:w="40"/>
+            </w:tcMar>
+          </w:tcPr>
+          <w:p>
+            <w:pPr>
+              <w:spacing w:after="0"/>
+            </w:pPr>
+            <w:r>
+              <w:rPr>
+                <w:sz w:val="18"/>
+                <w:szCs w:val="18"/>
+              </w:rPr>
+              <w:t xml:space="preserve"/>
+            </w:r>
+          </w:p>
+        </w:tc>
+        <w:tc>
+          <w:tcPr>
+            <w:tcW w:type="dxa" w:w="9980"/>
+            <w:tcBorders>
+              <w:top w:val="none"/>
+              <w:left w:val="none"/>
+              <w:bottom w:val="none"/>
+              <w:right w:val="none"/>
+            </w:tcBorders>
+            <w:tcMar>
+              <w:top w:type="dxa" w:w="40"/>
+              <w:left w:type="dxa" w:w="130"/>
+              <w:bottom w:type="dxa" w:w="40"/>
+              <w:right w:type="dxa" w:w="60"/>
+            </w:tcMar>
+          </w:tcPr>
+          <w:p>
+            <w:pPr>
+              <w:spacing w:after="0"/>
+            </w:pPr>
+            <w:r>
+              <w:rPr>
+                <w:rFonts w:ascii="Calibri" w:cs="Calibri" w:eastAsia="Calibri" w:hAnsi="Calibri"/>
+                <w:color w:val="1E293B"/>
+                <w:sz w:val="19"/>
+                <w:szCs w:val="19"/>
+              </w:rPr>
+              <w:t xml:space="preserve">The To line is a real email address, not a description like "Wire Operations".</w:t>
+            </w:r>
+          </w:p>
+        </w:tc>
+      </w:tr>
+      <w:tr>
+        <w:tc>
+          <w:tcPr>
+            <w:tcW w:type="dxa" w:w="260"/>
+            <w:tcBorders>
+              <w:top w:val="single" w:color="D8CDB8" w:sz="4"/>
+              <w:left w:val="single" w:color="D8CDB8" w:sz="4"/>
+              <w:bottom w:val="single" w:color="D8CDB8" w:sz="4"/>
+              <w:right w:val="single" w:color="D8CDB8" w:sz="4"/>
+            </w:tcBorders>
+            <w:tcMar>
+              <w:top w:type="dxa" w:w="40"/>
+              <w:left w:type="dxa" w:w="40"/>
+              <w:bottom w:type="dxa" w:w="40"/>
+              <w:right w:type="dxa" w:w="40"/>
+            </w:tcMar>
+          </w:tcPr>
+          <w:p>
+            <w:pPr>
+              <w:spacing w:after="0"/>
+            </w:pPr>
+            <w:r>
+              <w:rPr>
+                <w:sz w:val="18"/>
+                <w:szCs w:val="18"/>
+              </w:rPr>
+              <w:t xml:space="preserve"/>
+            </w:r>
+          </w:p>
+        </w:tc>
+        <w:tc>
+          <w:tcPr>
+            <w:tcW w:type="dxa" w:w="9980"/>
+            <w:tcBorders>
+              <w:top w:val="none"/>
+              <w:left w:val="none"/>
+              <w:bottom w:val="none"/>
+              <w:right w:val="none"/>
+            </w:tcBorders>
+            <w:tcMar>
+              <w:top w:type="dxa" w:w="40"/>
+              <w:left w:type="dxa" w:w="130"/>
+              <w:bottom w:type="dxa" w:w="40"/>
+              <w:right w:type="dxa" w:w="60"/>
+            </w:tcMar>
+          </w:tcPr>
+          <w:p>
+            <w:pPr>
+              <w:spacing w:after="0"/>
+            </w:pPr>
+            <w:r>
+              <w:rPr>
+                <w:rFonts w:ascii="Calibri" w:cs="Calibri" w:eastAsia="Calibri" w:hAnsi="Calibri"/>
+                <w:color w:val="1E293B"/>
+                <w:sz w:val="19"/>
+                <w:szCs w:val="19"/>
+              </w:rPr>
+              <w:t xml:space="preserve">The recipient is someone the firm holds an address for. If the platform flags it as unrecognised, verify the address independently — not from the document that produced it — before confirming.</w:t>
+            </w:r>
+          </w:p>
+        </w:tc>
+      </w:tr>
+      <w:tr>
+        <w:tc>
+          <w:tcPr>
+            <w:tcW w:type="dxa" w:w="260"/>
+            <w:tcBorders>
+              <w:top w:val="single" w:color="D8CDB8" w:sz="4"/>
+              <w:left w:val="single" w:color="D8CDB8" w:sz="4"/>
+              <w:bottom w:val="single" w:color="D8CDB8" w:sz="4"/>
+              <w:right w:val="single" w:color="D8CDB8" w:sz="4"/>
+            </w:tcBorders>
+            <w:tcMar>
+              <w:top w:type="dxa" w:w="40"/>
+              <w:left w:type="dxa" w:w="40"/>
+              <w:bottom w:type="dxa" w:w="40"/>
+              <w:right w:type="dxa" w:w="40"/>
+            </w:tcMar>
+          </w:tcPr>
+          <w:p>
+            <w:pPr>
+              <w:spacing w:after="0"/>
+            </w:pPr>
+            <w:r>
+              <w:rPr>
+                <w:sz w:val="18"/>
+                <w:szCs w:val="18"/>
+              </w:rPr>
+              <w:t xml:space="preserve"/>
+            </w:r>
+          </w:p>
+        </w:tc>
+        <w:tc>
+          <w:tcPr>
+            <w:tcW w:type="dxa" w:w="9980"/>
+            <w:tcBorders>
+              <w:top w:val="none"/>
+              <w:left w:val="none"/>
+              <w:bottom w:val="none"/>
+              <w:right w:val="none"/>
+            </w:tcBorders>
+            <w:tcMar>
+              <w:top w:type="dxa" w:w="40"/>
+              <w:left w:type="dxa" w:w="130"/>
+              <w:bottom w:type="dxa" w:w="40"/>
+              <w:right w:type="dxa" w:w="60"/>
+            </w:tcMar>
+          </w:tcPr>
+          <w:p>
+            <w:pPr>
+              <w:spacing w:after="0"/>
+            </w:pPr>
+            <w:r>
+              <w:rPr>
+                <w:rFonts w:ascii="Calibri" w:cs="Calibri" w:eastAsia="Calibri" w:hAnsi="Calibri"/>
+                <w:color w:val="1E293B"/>
+                <w:sz w:val="19"/>
+                <w:szCs w:val="19"/>
+              </w:rPr>
+              <w:t xml:space="preserve">The household's primary contact is copied, or correctly suppressed because they are the addressee.</w:t>
+            </w:r>
+          </w:p>
+        </w:tc>
+      </w:tr>
+      <w:tr>
+        <w:tc>
+          <w:tcPr>
+            <w:tcW w:type="dxa" w:w="260"/>
+            <w:tcBorders>
+              <w:top w:val="single" w:color="D8CDB8" w:sz="4"/>
+              <w:left w:val="single" w:color="D8CDB8" w:sz="4"/>
+              <w:bottom w:val="single" w:color="D8CDB8" w:sz="4"/>
+              <w:right w:val="single" w:color="D8CDB8" w:sz="4"/>
+            </w:tcBorders>
+            <w:tcMar>
+              <w:top w:type="dxa" w:w="40"/>
+              <w:left w:type="dxa" w:w="40"/>
+              <w:bottom w:type="dxa" w:w="40"/>
+              <w:right w:type="dxa" w:w="40"/>
+            </w:tcMar>
+          </w:tcPr>
+          <w:p>
+            <w:pPr>
+              <w:spacing w:after="0"/>
+            </w:pPr>
+            <w:r>
+              <w:rPr>
+                <w:sz w:val="18"/>
+                <w:szCs w:val="18"/>
+              </w:rPr>
+              <w:t xml:space="preserve"/>
+            </w:r>
+          </w:p>
+        </w:tc>
+        <w:tc>
+          <w:tcPr>
+            <w:tcW w:type="dxa" w:w="9980"/>
+            <w:tcBorders>
+              <w:top w:val="none"/>
+              <w:left w:val="none"/>
+              <w:bottom w:val="none"/>
+              <w:right w:val="none"/>
+            </w:tcBorders>
+            <w:tcMar>
+              <w:top w:type="dxa" w:w="40"/>
+              <w:left w:type="dxa" w:w="130"/>
+              <w:bottom w:type="dxa" w:w="40"/>
+              <w:right w:type="dxa" w:w="60"/>
+            </w:tcMar>
+          </w:tcPr>
+          <w:p>
+            <w:pPr>
+              <w:spacing w:after="0"/>
+            </w:pPr>
+            <w:r>
+              <w:rPr>
+                <w:rFonts w:ascii="Calibri" w:cs="Calibri" w:eastAsia="Calibri" w:hAnsi="Calibri"/>
+                <w:color w:val="1E293B"/>
+                <w:sz w:val="19"/>
+                <w:szCs w:val="19"/>
+              </w:rPr>
+              <w:t xml:space="preserve">The attachment is present and is the right document.</w:t>
+            </w:r>
+          </w:p>
+        </w:tc>
+      </w:tr>
+      <w:tr>
+        <w:tc>
+          <w:tcPr>
+            <w:tcW w:type="dxa" w:w="260"/>
+            <w:tcBorders>
+              <w:top w:val="single" w:color="D8CDB8" w:sz="4"/>
+              <w:left w:val="single" w:color="D8CDB8" w:sz="4"/>
+              <w:bottom w:val="single" w:color="D8CDB8" w:sz="4"/>
+              <w:right w:val="single" w:color="D8CDB8" w:sz="4"/>
+            </w:tcBorders>
+            <w:tcMar>
+              <w:top w:type="dxa" w:w="40"/>
+              <w:left w:type="dxa" w:w="40"/>
+              <w:bottom w:type="dxa" w:w="40"/>
+              <w:right w:type="dxa" w:w="40"/>
+            </w:tcMar>
+          </w:tcPr>
+          <w:p>
+            <w:pPr>
+              <w:spacing w:after="0"/>
+            </w:pPr>
+            <w:r>
+              <w:rPr>
+                <w:sz w:val="18"/>
+                <w:szCs w:val="18"/>
+              </w:rPr>
+              <w:t xml:space="preserve"/>
+            </w:r>
+          </w:p>
+        </w:tc>
+        <w:tc>
+          <w:tcPr>
+            <w:tcW w:type="dxa" w:w="9980"/>
+            <w:tcBorders>
+              <w:top w:val="none"/>
+              <w:left w:val="none"/>
+              <w:bottom w:val="none"/>
+              <w:right w:val="none"/>
+            </w:tcBorders>
+            <w:tcMar>
+              <w:top w:type="dxa" w:w="40"/>
+              <w:left w:type="dxa" w:w="130"/>
+              <w:bottom w:type="dxa" w:w="40"/>
+              <w:right w:type="dxa" w:w="60"/>
+            </w:tcMar>
+          </w:tcPr>
+          <w:p>
+            <w:pPr>
+              <w:spacing w:after="0"/>
+            </w:pPr>
+            <w:r>
+              <w:rPr>
+                <w:rFonts w:ascii="Calibri" w:cs="Calibri" w:eastAsia="Calibri" w:hAnsi="Calibri"/>
+                <w:color w:val="1E293B"/>
+                <w:sz w:val="19"/>
+                <w:szCs w:val="19"/>
+              </w:rPr>
+              <w:t xml:space="preserve">You are the right person to approve this and have the authority to do so.</w:t>
+            </w:r>
+          </w:p>
+        </w:tc>
+      </w:tr>
+    </w:tbl>
+    <w:p>
+      <w:pPr>
+        <w:keepNext/>
+        <w:spacing w:after="30" w:before="85"/>
+      </w:pPr>
+      <w:r>
+        <w:rPr>
+          <w:rFonts w:ascii="Calibri" w:cs="Calibri" w:eastAsia="Calibri" w:hAnsi="Calibri"/>
+          <w:b/>
+          <w:bCs/>
+          <w:caps/>
+          <w:color w:val="5A6E84"/>
+          <w:sz w:val="15"/>
+          <w:szCs w:val="15"/>
+        </w:rPr>
+        <w:t xml:space="preserve">After sending</w:t>
+      </w:r>
+    </w:p>
+    <w:tbl>
+      <w:tblPr>
+        <w:tblW w:type="dxa" w:w="10240"/>
+        <w:tblBorders>
+          <w:top w:val="single" w:color="auto" w:sz="4"/>
+          <w:left w:val="single" w:color="auto" w:sz="4"/>
+          <w:bottom w:val="single" w:color="auto" w:sz="4"/>
+          <w:right w:val="single" w:color="auto" w:sz="4"/>
+          <w:insideH w:val="single" w:color="auto" w:sz="4"/>
+          <w:insideV w:val="single" w:color="auto" w:sz="4"/>
+        </w:tblBorders>
+      </w:tblPr>
+      <w:tblGrid>
+        <w:gridCol w:w="260"/>
+        <w:gridCol w:w="9980"/>
+      </w:tblGrid>
+      <w:tr>
+        <w:tc>
+          <w:tcPr>
+            <w:tcW w:type="dxa" w:w="260"/>
+            <w:tcBorders>
+              <w:top w:val="single" w:color="D8CDB8" w:sz="4"/>
+              <w:left w:val="single" w:color="D8CDB8" w:sz="4"/>
+              <w:bottom w:val="single" w:color="D8CDB8" w:sz="4"/>
+              <w:right w:val="single" w:color="D8CDB8" w:sz="4"/>
+            </w:tcBorders>
+            <w:tcMar>
+              <w:top w:type="dxa" w:w="40"/>
+              <w:left w:type="dxa" w:w="40"/>
+              <w:bottom w:type="dxa" w:w="40"/>
+              <w:right w:type="dxa" w:w="40"/>
+            </w:tcMar>
+          </w:tcPr>
+          <w:p>
+            <w:pPr>
+              <w:spacing w:after="0"/>
+            </w:pPr>
+            <w:r>
+              <w:rPr>
+                <w:sz w:val="18"/>
+                <w:szCs w:val="18"/>
+              </w:rPr>
+              <w:t xml:space="preserve"/>
+            </w:r>
+          </w:p>
+        </w:tc>
+        <w:tc>
+          <w:tcPr>
+            <w:tcW w:type="dxa" w:w="9980"/>
+            <w:tcBorders>
+              <w:top w:val="none"/>
+              <w:left w:val="none"/>
+              <w:bottom w:val="none"/>
+              <w:right w:val="none"/>
+            </w:tcBorders>
+            <w:tcMar>
+              <w:top w:type="dxa" w:w="40"/>
+              <w:left w:type="dxa" w:w="130"/>
+              <w:bottom w:type="dxa" w:w="40"/>
+              <w:right w:type="dxa" w:w="60"/>
+            </w:tcMar>
+          </w:tcPr>
+          <w:p>
+            <w:pPr>
+              <w:spacing w:after="0"/>
+            </w:pPr>
+            <w:r>
+              <w:rPr>
+                <w:rFonts w:ascii="Calibri" w:cs="Calibri" w:eastAsia="Calibri" w:hAnsi="Calibri"/>
+                <w:color w:val="1E293B"/>
+                <w:sz w:val="19"/>
+                <w:szCs w:val="19"/>
+              </w:rPr>
+              <w:t xml:space="preserve">The step reads Sent and carries a delivery reference.</w:t>
+            </w:r>
+          </w:p>
+        </w:tc>
+      </w:tr>
+      <w:tr>
+        <w:tc>
+          <w:tcPr>
+            <w:tcW w:type="dxa" w:w="260"/>
+            <w:tcBorders>
+              <w:top w:val="single" w:color="D8CDB8" w:sz="4"/>
+              <w:left w:val="single" w:color="D8CDB8" w:sz="4"/>
+              <w:bottom w:val="single" w:color="D8CDB8" w:sz="4"/>
+              <w:right w:val="single" w:color="D8CDB8" w:sz="4"/>
+            </w:tcBorders>
+            <w:tcMar>
+              <w:top w:type="dxa" w:w="40"/>
+              <w:left w:type="dxa" w:w="40"/>
+              <w:bottom w:type="dxa" w:w="40"/>
+              <w:right w:type="dxa" w:w="40"/>
+            </w:tcMar>
+          </w:tcPr>
+          <w:p>
+            <w:pPr>
+              <w:spacing w:after="0"/>
+            </w:pPr>
+            <w:r>
+              <w:rPr>
+                <w:sz w:val="18"/>
+                <w:szCs w:val="18"/>
+              </w:rPr>
+              <w:t xml:space="preserve"/>
+            </w:r>
+          </w:p>
+        </w:tc>
+        <w:tc>
+          <w:tcPr>
+            <w:tcW w:type="dxa" w:w="9980"/>
+            <w:tcBorders>
+              <w:top w:val="none"/>
+              <w:left w:val="none"/>
+              <w:bottom w:val="none"/>
+              <w:right w:val="none"/>
+            </w:tcBorders>
+            <w:tcMar>
+              <w:top w:type="dxa" w:w="40"/>
+              <w:left w:type="dxa" w:w="130"/>
+              <w:bottom w:type="dxa" w:w="40"/>
+              <w:right w:type="dxa" w:w="60"/>
+            </w:tcMar>
+          </w:tcPr>
+          <w:p>
+            <w:pPr>
+              <w:spacing w:after="0"/>
+            </w:pPr>
+            <w:r>
+              <w:rPr>
+                <w:rFonts w:ascii="Calibri" w:cs="Calibri" w:eastAsia="Calibri" w:hAnsi="Calibri"/>
+                <w:color w:val="1E293B"/>
+                <w:sz w:val="19"/>
+                <w:szCs w:val="19"/>
+              </w:rPr>
+              <w:t xml:space="preserve">If the send failed, the reason is read and dealt with. The step stays outstanding until it is.</w:t>
+            </w:r>
+          </w:p>
+        </w:tc>
+      </w:tr>
+    </w:tbl>
+    <w:p>
+      <w:pPr>
+        <w:spacing w:after="45" w:before="130"/>
+      </w:pPr>
+      <w:r>
+        <w:rPr>
+          <w:rFonts w:ascii="Calibri" w:cs="Calibri" w:eastAsia="Calibri" w:hAnsi="Calibri"/>
+          <w:b/>
+          <w:bCs/>
+          <w:color w:val="092B49"/>
+          <w:sz w:val="19"/>
+          <w:szCs w:val="19"/>
+        </w:rPr>
+        <w:t xml:space="preserve">Monthly book review</w:t>
+      </w:r>
+    </w:p>
+    <w:p>
+      <w:pPr>
+        <w:spacing w:after="30" w:before="0"/>
+      </w:pPr>
+      <w:r>
+        <w:rPr>
+          <w:rFonts w:ascii="Calibri" w:cs="Calibri" w:eastAsia="Calibri" w:hAnsi="Calibri"/>
+          <w:i/>
+          <w:iCs/>
+          <w:color w:val="5A6E84"/>
+          <w:sz w:val="18"/>
+          <w:szCs w:val="18"/>
+        </w:rPr>
+        <w:t xml:space="preserve">Monthly, per Titan Expert, across their whole book.</w:t>
+      </w:r>
+    </w:p>
+    <w:p>
+      <w:pPr>
+        <w:spacing w:after="60" w:before="0"/>
+      </w:pPr>
+      <w:r>
+        <w:rPr>
+          <w:rFonts w:ascii="Calibri" w:cs="Calibri" w:eastAsia="Calibri" w:hAnsi="Calibri"/>
+          <w:color w:val="5A6E84"/>
+          <w:sz w:val="17"/>
+          <w:szCs w:val="17"/>
+        </w:rPr>
+        <w:t xml:space="preserve">See sections 8, 9, 11 and 12.</w:t>
+      </w:r>
+    </w:p>
+    <w:p>
+      <w:pPr>
+        <w:keepNext/>
+        <w:spacing w:after="30" w:before="85"/>
+      </w:pPr>
+      <w:r>
+        <w:rPr>
+          <w:rFonts w:ascii="Calibri" w:cs="Calibri" w:eastAsia="Calibri" w:hAnsi="Calibri"/>
+          <w:b/>
+          <w:bCs/>
+          <w:caps/>
+          <w:color w:val="5A6E84"/>
+          <w:sz w:val="15"/>
+          <w:szCs w:val="15"/>
+        </w:rPr>
+        <w:t xml:space="preserve">The queue</w:t>
+      </w:r>
+    </w:p>
+    <w:tbl>
+      <w:tblPr>
+        <w:tblW w:type="dxa" w:w="10240"/>
+        <w:tblBorders>
+          <w:top w:val="single" w:color="auto" w:sz="4"/>
+          <w:left w:val="single" w:color="auto" w:sz="4"/>
+          <w:bottom w:val="single" w:color="auto" w:sz="4"/>
+          <w:right w:val="single" w:color="auto" w:sz="4"/>
+          <w:insideH w:val="single" w:color="auto" w:sz="4"/>
+          <w:insideV w:val="single" w:color="auto" w:sz="4"/>
+        </w:tblBorders>
+      </w:tblPr>
+      <w:tblGrid>
+        <w:gridCol w:w="260"/>
+        <w:gridCol w:w="9980"/>
+      </w:tblGrid>
+      <w:tr>
+        <w:tc>
+          <w:tcPr>
+            <w:tcW w:type="dxa" w:w="260"/>
+            <w:tcBorders>
+              <w:top w:val="single" w:color="D8CDB8" w:sz="4"/>
+              <w:left w:val="single" w:color="D8CDB8" w:sz="4"/>
+              <w:bottom w:val="single" w:color="D8CDB8" w:sz="4"/>
+              <w:right w:val="single" w:color="D8CDB8" w:sz="4"/>
+            </w:tcBorders>
+            <w:tcMar>
+              <w:top w:type="dxa" w:w="40"/>
+              <w:left w:type="dxa" w:w="40"/>
+              <w:bottom w:type="dxa" w:w="40"/>
+              <w:right w:type="dxa" w:w="40"/>
+            </w:tcMar>
+          </w:tcPr>
+          <w:p>
+            <w:pPr>
+              <w:spacing w:after="0"/>
+            </w:pPr>
+            <w:r>
+              <w:rPr>
+                <w:sz w:val="18"/>
+                <w:szCs w:val="18"/>
+              </w:rPr>
+              <w:t xml:space="preserve"/>
+            </w:r>
+          </w:p>
+        </w:tc>
+        <w:tc>
+          <w:tcPr>
+            <w:tcW w:type="dxa" w:w="9980"/>
+            <w:tcBorders>
+              <w:top w:val="none"/>
+              <w:left w:val="none"/>
+              <w:bottom w:val="none"/>
+              <w:right w:val="none"/>
+            </w:tcBorders>
+            <w:tcMar>
+              <w:top w:type="dxa" w:w="40"/>
+              <w:left w:type="dxa" w:w="130"/>
+              <w:bottom w:type="dxa" w:w="40"/>
+              <w:right w:type="dxa" w:w="60"/>
+            </w:tcMar>
+          </w:tcPr>
+          <w:p>
+            <w:pPr>
+              <w:spacing w:after="0"/>
+            </w:pPr>
+            <w:r>
+              <w:rPr>
+                <w:rFonts w:ascii="Calibri" w:cs="Calibri" w:eastAsia="Calibri" w:hAnsi="Calibri"/>
+                <w:color w:val="1E293B"/>
+                <w:sz w:val="19"/>
+                <w:szCs w:val="19"/>
+              </w:rPr>
+              <w:t xml:space="preserve">Review queue is empty, or every item in it has an owner and a date.</w:t>
+            </w:r>
+          </w:p>
+        </w:tc>
+      </w:tr>
+      <w:tr>
+        <w:tc>
+          <w:tcPr>
+            <w:tcW w:type="dxa" w:w="260"/>
+            <w:tcBorders>
+              <w:top w:val="single" w:color="D8CDB8" w:sz="4"/>
+              <w:left w:val="single" w:color="D8CDB8" w:sz="4"/>
+              <w:bottom w:val="single" w:color="D8CDB8" w:sz="4"/>
+              <w:right w:val="single" w:color="D8CDB8" w:sz="4"/>
+            </w:tcBorders>
+            <w:tcMar>
+              <w:top w:type="dxa" w:w="40"/>
+              <w:left w:type="dxa" w:w="40"/>
+              <w:bottom w:type="dxa" w:w="40"/>
+              <w:right w:type="dxa" w:w="40"/>
+            </w:tcMar>
+          </w:tcPr>
+          <w:p>
+            <w:pPr>
+              <w:spacing w:after="0"/>
+            </w:pPr>
+            <w:r>
+              <w:rPr>
+                <w:sz w:val="18"/>
+                <w:szCs w:val="18"/>
+              </w:rPr>
+              <w:t xml:space="preserve"/>
+            </w:r>
+          </w:p>
+        </w:tc>
+        <w:tc>
+          <w:tcPr>
+            <w:tcW w:type="dxa" w:w="9980"/>
+            <w:tcBorders>
+              <w:top w:val="none"/>
+              <w:left w:val="none"/>
+              <w:bottom w:val="none"/>
+              <w:right w:val="none"/>
+            </w:tcBorders>
+            <w:tcMar>
+              <w:top w:type="dxa" w:w="40"/>
+              <w:left w:type="dxa" w:w="130"/>
+              <w:bottom w:type="dxa" w:w="40"/>
+              <w:right w:type="dxa" w:w="60"/>
+            </w:tcMar>
+          </w:tcPr>
+          <w:p>
+            <w:pPr>
+              <w:spacing w:after="0"/>
+            </w:pPr>
+            <w:r>
+              <w:rPr>
+                <w:rFonts w:ascii="Calibri" w:cs="Calibri" w:eastAsia="Calibri" w:hAnsi="Calibri"/>
+                <w:color w:val="1E293B"/>
+                <w:sz w:val="19"/>
+                <w:szCs w:val="19"/>
+              </w:rPr>
+              <w:t xml:space="preserve">Anything reading "Approved — not sent" has been chased. Approval is not completion.</w:t>
+            </w:r>
+          </w:p>
+        </w:tc>
+      </w:tr>
+      <w:tr>
+        <w:tc>
+          <w:tcPr>
+            <w:tcW w:type="dxa" w:w="260"/>
+            <w:tcBorders>
+              <w:top w:val="single" w:color="D8CDB8" w:sz="4"/>
+              <w:left w:val="single" w:color="D8CDB8" w:sz="4"/>
+              <w:bottom w:val="single" w:color="D8CDB8" w:sz="4"/>
+              <w:right w:val="single" w:color="D8CDB8" w:sz="4"/>
+            </w:tcBorders>
+            <w:tcMar>
+              <w:top w:type="dxa" w:w="40"/>
+              <w:left w:type="dxa" w:w="40"/>
+              <w:bottom w:type="dxa" w:w="40"/>
+              <w:right w:type="dxa" w:w="40"/>
+            </w:tcMar>
+          </w:tcPr>
+          <w:p>
+            <w:pPr>
+              <w:spacing w:after="0"/>
+            </w:pPr>
+            <w:r>
+              <w:rPr>
+                <w:sz w:val="18"/>
+                <w:szCs w:val="18"/>
+              </w:rPr>
+              <w:t xml:space="preserve"/>
+            </w:r>
+          </w:p>
+        </w:tc>
+        <w:tc>
+          <w:tcPr>
+            <w:tcW w:type="dxa" w:w="9980"/>
+            <w:tcBorders>
+              <w:top w:val="none"/>
+              <w:left w:val="none"/>
+              <w:bottom w:val="none"/>
+              <w:right w:val="none"/>
+            </w:tcBorders>
+            <w:tcMar>
+              <w:top w:type="dxa" w:w="40"/>
+              <w:left w:type="dxa" w:w="130"/>
+              <w:bottom w:type="dxa" w:w="40"/>
+              <w:right w:type="dxa" w:w="60"/>
+            </w:tcMar>
+          </w:tcPr>
+          <w:p>
+            <w:pPr>
+              <w:spacing w:after="0"/>
+            </w:pPr>
+            <w:r>
+              <w:rPr>
+                <w:rFonts w:ascii="Calibri" w:cs="Calibri" w:eastAsia="Calibri" w:hAnsi="Calibri"/>
+                <w:color w:val="1E293B"/>
+                <w:sz w:val="19"/>
+                <w:szCs w:val="19"/>
+              </w:rPr>
+              <w:t xml:space="preserve">Failed sends investigated rather than left sitting.</w:t>
+            </w:r>
+          </w:p>
+        </w:tc>
+      </w:tr>
+      <w:tr>
+        <w:tc>
+          <w:tcPr>
+            <w:tcW w:type="dxa" w:w="260"/>
+            <w:tcBorders>
+              <w:top w:val="single" w:color="D8CDB8" w:sz="4"/>
+              <w:left w:val="single" w:color="D8CDB8" w:sz="4"/>
+              <w:bottom w:val="single" w:color="D8CDB8" w:sz="4"/>
+              <w:right w:val="single" w:color="D8CDB8" w:sz="4"/>
+            </w:tcBorders>
+            <w:tcMar>
+              <w:top w:type="dxa" w:w="40"/>
+              <w:left w:type="dxa" w:w="40"/>
+              <w:bottom w:type="dxa" w:w="40"/>
+              <w:right w:type="dxa" w:w="40"/>
+            </w:tcMar>
+          </w:tcPr>
+          <w:p>
+            <w:pPr>
+              <w:spacing w:after="0"/>
+            </w:pPr>
+            <w:r>
+              <w:rPr>
+                <w:sz w:val="18"/>
+                <w:szCs w:val="18"/>
+              </w:rPr>
+              <w:t xml:space="preserve"/>
+            </w:r>
+          </w:p>
+        </w:tc>
+        <w:tc>
+          <w:tcPr>
+            <w:tcW w:type="dxa" w:w="9980"/>
+            <w:tcBorders>
+              <w:top w:val="none"/>
+              <w:left w:val="none"/>
+              <w:bottom w:val="none"/>
+              <w:right w:val="none"/>
+            </w:tcBorders>
+            <w:tcMar>
+              <w:top w:type="dxa" w:w="40"/>
+              <w:left w:type="dxa" w:w="130"/>
+              <w:bottom w:type="dxa" w:w="40"/>
+              <w:right w:type="dxa" w:w="60"/>
+            </w:tcMar>
+          </w:tcPr>
+          <w:p>
+            <w:pPr>
+              <w:spacing w:after="0"/>
+            </w:pPr>
+            <w:r>
+              <w:rPr>
+                <w:rFonts w:ascii="Calibri" w:cs="Calibri" w:eastAsia="Calibri" w:hAnsi="Calibri"/>
+                <w:color w:val="1E293B"/>
+                <w:sz w:val="19"/>
+                <w:szCs w:val="19"/>
+              </w:rPr>
+              <w:t xml:space="preserve">At-risk cycles addressed.</w:t>
+            </w:r>
+          </w:p>
+        </w:tc>
+      </w:tr>
+    </w:tbl>
+    <w:p>
+      <w:pPr>
+        <w:keepNext/>
+        <w:spacing w:after="30" w:before="85"/>
+      </w:pPr>
+      <w:r>
+        <w:rPr>
+          <w:rFonts w:ascii="Calibri" w:cs="Calibri" w:eastAsia="Calibri" w:hAnsi="Calibri"/>
+          <w:b/>
+          <w:bCs/>
+          <w:caps/>
+          <w:color w:val="5A6E84"/>
+          <w:sz w:val="15"/>
+          <w:szCs w:val="15"/>
+        </w:rPr>
+        <w:t xml:space="preserve">Looking ahead</w:t>
+      </w:r>
+    </w:p>
+    <w:tbl>
+      <w:tblPr>
+        <w:tblW w:type="dxa" w:w="10240"/>
+        <w:tblBorders>
+          <w:top w:val="single" w:color="auto" w:sz="4"/>
+          <w:left w:val="single" w:color="auto" w:sz="4"/>
+          <w:bottom w:val="single" w:color="auto" w:sz="4"/>
+          <w:right w:val="single" w:color="auto" w:sz="4"/>
+          <w:insideH w:val="single" w:color="auto" w:sz="4"/>
+          <w:insideV w:val="single" w:color="auto" w:sz="4"/>
+        </w:tblBorders>
+      </w:tblPr>
+      <w:tblGrid>
+        <w:gridCol w:w="260"/>
+        <w:gridCol w:w="9980"/>
+      </w:tblGrid>
+      <w:tr>
+        <w:tc>
+          <w:tcPr>
+            <w:tcW w:type="dxa" w:w="260"/>
+            <w:tcBorders>
+              <w:top w:val="single" w:color="D8CDB8" w:sz="4"/>
+              <w:left w:val="single" w:color="D8CDB8" w:sz="4"/>
+              <w:bottom w:val="single" w:color="D8CDB8" w:sz="4"/>
+              <w:right w:val="single" w:color="D8CDB8" w:sz="4"/>
+            </w:tcBorders>
+            <w:tcMar>
+              <w:top w:type="dxa" w:w="40"/>
+              <w:left w:type="dxa" w:w="40"/>
+              <w:bottom w:type="dxa" w:w="40"/>
+              <w:right w:type="dxa" w:w="40"/>
+            </w:tcMar>
+          </w:tcPr>
+          <w:p>
+            <w:pPr>
+              <w:spacing w:after="0"/>
+            </w:pPr>
+            <w:r>
+              <w:rPr>
+                <w:sz w:val="18"/>
+                <w:szCs w:val="18"/>
+              </w:rPr>
+              <w:t xml:space="preserve"/>
+            </w:r>
+          </w:p>
+        </w:tc>
+        <w:tc>
+          <w:tcPr>
+            <w:tcW w:type="dxa" w:w="9980"/>
+            <w:tcBorders>
+              <w:top w:val="none"/>
+              <w:left w:val="none"/>
+              <w:bottom w:val="none"/>
+              <w:right w:val="none"/>
+            </w:tcBorders>
+            <w:tcMar>
+              <w:top w:type="dxa" w:w="40"/>
+              <w:left w:type="dxa" w:w="130"/>
+              <w:bottom w:type="dxa" w:w="40"/>
+              <w:right w:type="dxa" w:w="60"/>
+            </w:tcMar>
+          </w:tcPr>
+          <w:p>
+            <w:pPr>
+              <w:spacing w:after="0"/>
+            </w:pPr>
+            <w:r>
+              <w:rPr>
+                <w:rFonts w:ascii="Calibri" w:cs="Calibri" w:eastAsia="Calibri" w:hAnsi="Calibri"/>
+                <w:color w:val="1E293B"/>
+                <w:sz w:val="19"/>
+                <w:szCs w:val="19"/>
+              </w:rPr>
+              <w:t xml:space="preserve">Deadlines within the next sixty days reviewed.</w:t>
+            </w:r>
+          </w:p>
+        </w:tc>
+      </w:tr>
+      <w:tr>
+        <w:tc>
+          <w:tcPr>
+            <w:tcW w:type="dxa" w:w="260"/>
+            <w:tcBorders>
+              <w:top w:val="single" w:color="D8CDB8" w:sz="4"/>
+              <w:left w:val="single" w:color="D8CDB8" w:sz="4"/>
+              <w:bottom w:val="single" w:color="D8CDB8" w:sz="4"/>
+              <w:right w:val="single" w:color="D8CDB8" w:sz="4"/>
+            </w:tcBorders>
+            <w:tcMar>
+              <w:top w:type="dxa" w:w="40"/>
+              <w:left w:type="dxa" w:w="40"/>
+              <w:bottom w:type="dxa" w:w="40"/>
+              <w:right w:type="dxa" w:w="40"/>
+            </w:tcMar>
+          </w:tcPr>
+          <w:p>
+            <w:pPr>
+              <w:spacing w:after="0"/>
+            </w:pPr>
+            <w:r>
+              <w:rPr>
+                <w:sz w:val="18"/>
+                <w:szCs w:val="18"/>
+              </w:rPr>
+              <w:t xml:space="preserve"/>
+            </w:r>
+          </w:p>
+        </w:tc>
+        <w:tc>
+          <w:tcPr>
+            <w:tcW w:type="dxa" w:w="9980"/>
+            <w:tcBorders>
+              <w:top w:val="none"/>
+              <w:left w:val="none"/>
+              <w:bottom w:val="none"/>
+              <w:right w:val="none"/>
+            </w:tcBorders>
+            <w:tcMar>
+              <w:top w:type="dxa" w:w="40"/>
+              <w:left w:type="dxa" w:w="130"/>
+              <w:bottom w:type="dxa" w:w="40"/>
+              <w:right w:type="dxa" w:w="60"/>
+            </w:tcMar>
+          </w:tcPr>
+          <w:p>
+            <w:pPr>
+              <w:spacing w:after="0"/>
+            </w:pPr>
+            <w:r>
+              <w:rPr>
+                <w:rFonts w:ascii="Calibri" w:cs="Calibri" w:eastAsia="Calibri" w:hAnsi="Calibri"/>
+                <w:color w:val="1E293B"/>
+                <w:sz w:val="19"/>
+                <w:szCs w:val="19"/>
+              </w:rPr>
+              <w:t xml:space="preserve">Obligations due next quarter have their cycles started, or a reason they have not.</w:t>
+            </w:r>
+          </w:p>
+        </w:tc>
+      </w:tr>
+      <w:tr>
+        <w:tc>
+          <w:tcPr>
+            <w:tcW w:type="dxa" w:w="260"/>
+            <w:tcBorders>
+              <w:top w:val="single" w:color="D8CDB8" w:sz="4"/>
+              <w:left w:val="single" w:color="D8CDB8" w:sz="4"/>
+              <w:bottom w:val="single" w:color="D8CDB8" w:sz="4"/>
+              <w:right w:val="single" w:color="D8CDB8" w:sz="4"/>
+            </w:tcBorders>
+            <w:tcMar>
+              <w:top w:type="dxa" w:w="40"/>
+              <w:left w:type="dxa" w:w="40"/>
+              <w:bottom w:type="dxa" w:w="40"/>
+              <w:right w:type="dxa" w:w="40"/>
+            </w:tcMar>
+          </w:tcPr>
+          <w:p>
+            <w:pPr>
+              <w:spacing w:after="0"/>
+            </w:pPr>
+            <w:r>
+              <w:rPr>
+                <w:sz w:val="18"/>
+                <w:szCs w:val="18"/>
+              </w:rPr>
+              <w:t xml:space="preserve"/>
+            </w:r>
+          </w:p>
+        </w:tc>
+        <w:tc>
+          <w:tcPr>
+            <w:tcW w:type="dxa" w:w="9980"/>
+            <w:tcBorders>
+              <w:top w:val="none"/>
+              <w:left w:val="none"/>
+              <w:bottom w:val="none"/>
+              <w:right w:val="none"/>
+            </w:tcBorders>
+            <w:tcMar>
+              <w:top w:type="dxa" w:w="40"/>
+              <w:left w:type="dxa" w:w="130"/>
+              <w:bottom w:type="dxa" w:w="40"/>
+              <w:right w:type="dxa" w:w="60"/>
+            </w:tcMar>
+          </w:tcPr>
+          <w:p>
+            <w:pPr>
+              <w:spacing w:after="0"/>
+            </w:pPr>
+            <w:r>
+              <w:rPr>
+                <w:rFonts w:ascii="Calibri" w:cs="Calibri" w:eastAsia="Calibri" w:hAnsi="Calibri"/>
+                <w:color w:val="1E293B"/>
+                <w:sz w:val="19"/>
+                <w:szCs w:val="19"/>
+              </w:rPr>
+              <w:t xml:space="preserve">Scheduled reports ran as expected; any failure read.</w:t>
+            </w:r>
+          </w:p>
+        </w:tc>
+      </w:tr>
+    </w:tbl>
+    <w:p>
+      <w:pPr>
+        <w:spacing w:after="45" w:before="130"/>
+      </w:pPr>
+      <w:r>
+        <w:rPr>
+          <w:rFonts w:ascii="Calibri" w:cs="Calibri" w:eastAsia="Calibri" w:hAnsi="Calibri"/>
+          <w:b/>
+          <w:bCs/>
+          <w:color w:val="092B49"/>
+          <w:sz w:val="19"/>
+          <w:szCs w:val="19"/>
+        </w:rPr>
+        <w:t xml:space="preserve">Data hygiene audit</w:t>
+      </w:r>
+    </w:p>
+    <w:p>
+      <w:pPr>
+        <w:spacing w:after="30" w:before="0"/>
+      </w:pPr>
+      <w:r>
+        <w:rPr>
+          <w:rFonts w:ascii="Calibri" w:cs="Calibri" w:eastAsia="Calibri" w:hAnsi="Calibri"/>
+          <w:i/>
+          <w:iCs/>
+          <w:color w:val="5A6E84"/>
+          <w:sz w:val="18"/>
+          <w:szCs w:val="18"/>
+        </w:rPr>
+        <w:t xml:space="preserve">Quarterly, firm-wide. This is the one that keeps the rest working.</w:t>
+      </w:r>
+    </w:p>
+    <w:p>
+      <w:pPr>
+        <w:spacing w:after="60" w:before="0"/>
+      </w:pPr>
+      <w:r>
+        <w:rPr>
+          <w:rFonts w:ascii="Calibri" w:cs="Calibri" w:eastAsia="Calibri" w:hAnsi="Calibri"/>
+          <w:color w:val="5A6E84"/>
+          <w:sz w:val="17"/>
+          <w:szCs w:val="17"/>
+        </w:rPr>
+        <w:t xml:space="preserve">See sections 1, 2, 4, 5, 7 and 14.</w:t>
+      </w:r>
+    </w:p>
+    <w:p>
+      <w:pPr>
+        <w:keepNext/>
+        <w:spacing w:after="30" w:before="85"/>
+      </w:pPr>
+      <w:r>
+        <w:rPr>
+          <w:rFonts w:ascii="Calibri" w:cs="Calibri" w:eastAsia="Calibri" w:hAnsi="Calibri"/>
+          <w:b/>
+          <w:bCs/>
+          <w:caps/>
+          <w:color w:val="5A6E84"/>
+          <w:sz w:val="15"/>
+          <w:szCs w:val="15"/>
+        </w:rPr>
+        <w:t xml:space="preserve">Gaps that break things silently</w:t>
+      </w:r>
+    </w:p>
+    <w:tbl>
+      <w:tblPr>
+        <w:tblW w:type="dxa" w:w="10240"/>
+        <w:tblBorders>
+          <w:top w:val="single" w:color="auto" w:sz="4"/>
+          <w:left w:val="single" w:color="auto" w:sz="4"/>
+          <w:bottom w:val="single" w:color="auto" w:sz="4"/>
+          <w:right w:val="single" w:color="auto" w:sz="4"/>
+          <w:insideH w:val="single" w:color="auto" w:sz="4"/>
+          <w:insideV w:val="single" w:color="auto" w:sz="4"/>
+        </w:tblBorders>
+      </w:tblPr>
+      <w:tblGrid>
+        <w:gridCol w:w="260"/>
+        <w:gridCol w:w="9980"/>
+      </w:tblGrid>
+      <w:tr>
+        <w:tc>
+          <w:tcPr>
+            <w:tcW w:type="dxa" w:w="260"/>
+            <w:tcBorders>
+              <w:top w:val="single" w:color="D8CDB8" w:sz="4"/>
+              <w:left w:val="single" w:color="D8CDB8" w:sz="4"/>
+              <w:bottom w:val="single" w:color="D8CDB8" w:sz="4"/>
+              <w:right w:val="single" w:color="D8CDB8" w:sz="4"/>
+            </w:tcBorders>
+            <w:tcMar>
+              <w:top w:type="dxa" w:w="40"/>
+              <w:left w:type="dxa" w:w="40"/>
+              <w:bottom w:type="dxa" w:w="40"/>
+              <w:right w:type="dxa" w:w="40"/>
+            </w:tcMar>
+          </w:tcPr>
+          <w:p>
+            <w:pPr>
+              <w:spacing w:after="0"/>
+            </w:pPr>
+            <w:r>
+              <w:rPr>
+                <w:sz w:val="18"/>
+                <w:szCs w:val="18"/>
+              </w:rPr>
+              <w:t xml:space="preserve"/>
+            </w:r>
+          </w:p>
+        </w:tc>
+        <w:tc>
+          <w:tcPr>
+            <w:tcW w:type="dxa" w:w="9980"/>
+            <w:tcBorders>
+              <w:top w:val="none"/>
+              <w:left w:val="none"/>
+              <w:bottom w:val="none"/>
+              <w:right w:val="none"/>
+            </w:tcBorders>
+            <w:tcMar>
+              <w:top w:type="dxa" w:w="40"/>
+              <w:left w:type="dxa" w:w="130"/>
+              <w:bottom w:type="dxa" w:w="40"/>
+              <w:right w:type="dxa" w:w="60"/>
+            </w:tcMar>
+          </w:tcPr>
+          <w:p>
+            <w:pPr>
+              <w:spacing w:after="0"/>
+            </w:pPr>
+            <w:r>
+              <w:rPr>
+                <w:rFonts w:ascii="Calibri" w:cs="Calibri" w:eastAsia="Calibri" w:hAnsi="Calibri"/>
+                <w:color w:val="1E293B"/>
+                <w:sz w:val="19"/>
+                <w:szCs w:val="19"/>
+              </w:rPr>
+              <w:t xml:space="preserve">Every household has a designated primary contact with an email address. Without one, correspondence goes out copying nobody.</w:t>
+            </w:r>
+          </w:p>
+        </w:tc>
+      </w:tr>
+      <w:tr>
+        <w:tc>
+          <w:tcPr>
+            <w:tcW w:type="dxa" w:w="260"/>
+            <w:tcBorders>
+              <w:top w:val="single" w:color="D8CDB8" w:sz="4"/>
+              <w:left w:val="single" w:color="D8CDB8" w:sz="4"/>
+              <w:bottom w:val="single" w:color="D8CDB8" w:sz="4"/>
+              <w:right w:val="single" w:color="D8CDB8" w:sz="4"/>
+            </w:tcBorders>
+            <w:tcMar>
+              <w:top w:type="dxa" w:w="40"/>
+              <w:left w:type="dxa" w:w="40"/>
+              <w:bottom w:type="dxa" w:w="40"/>
+              <w:right w:type="dxa" w:w="40"/>
+            </w:tcMar>
+          </w:tcPr>
+          <w:p>
+            <w:pPr>
+              <w:spacing w:after="0"/>
+            </w:pPr>
+            <w:r>
+              <w:rPr>
+                <w:sz w:val="18"/>
+                <w:szCs w:val="18"/>
+              </w:rPr>
+              <w:t xml:space="preserve"/>
+            </w:r>
+          </w:p>
+        </w:tc>
+        <w:tc>
+          <w:tcPr>
+            <w:tcW w:type="dxa" w:w="9980"/>
+            <w:tcBorders>
+              <w:top w:val="none"/>
+              <w:left w:val="none"/>
+              <w:bottom w:val="none"/>
+              <w:right w:val="none"/>
+            </w:tcBorders>
+            <w:tcMar>
+              <w:top w:type="dxa" w:w="40"/>
+              <w:left w:type="dxa" w:w="130"/>
+              <w:bottom w:type="dxa" w:w="40"/>
+              <w:right w:type="dxa" w:w="60"/>
+            </w:tcMar>
+          </w:tcPr>
+          <w:p>
+            <w:pPr>
+              <w:spacing w:after="0"/>
+            </w:pPr>
+            <w:r>
+              <w:rPr>
+                <w:rFonts w:ascii="Calibri" w:cs="Calibri" w:eastAsia="Calibri" w:hAnsi="Calibri"/>
+                <w:color w:val="1E293B"/>
+                <w:sz w:val="19"/>
+                <w:szCs w:val="19"/>
+              </w:rPr>
+              <w:t xml:space="preserve">Every Titan Expert's email address sits on the firm's verified sending domain. An address off it cannot send.</w:t>
+            </w:r>
+          </w:p>
+        </w:tc>
+      </w:tr>
+      <w:tr>
+        <w:tc>
+          <w:tcPr>
+            <w:tcW w:type="dxa" w:w="260"/>
+            <w:tcBorders>
+              <w:top w:val="single" w:color="D8CDB8" w:sz="4"/>
+              <w:left w:val="single" w:color="D8CDB8" w:sz="4"/>
+              <w:bottom w:val="single" w:color="D8CDB8" w:sz="4"/>
+              <w:right w:val="single" w:color="D8CDB8" w:sz="4"/>
+            </w:tcBorders>
+            <w:tcMar>
+              <w:top w:type="dxa" w:w="40"/>
+              <w:left w:type="dxa" w:w="40"/>
+              <w:bottom w:type="dxa" w:w="40"/>
+              <w:right w:type="dxa" w:w="40"/>
+            </w:tcMar>
+          </w:tcPr>
+          <w:p>
+            <w:pPr>
+              <w:spacing w:after="0"/>
+            </w:pPr>
+            <w:r>
+              <w:rPr>
+                <w:sz w:val="18"/>
+                <w:szCs w:val="18"/>
+              </w:rPr>
+              <w:t xml:space="preserve"/>
+            </w:r>
+          </w:p>
+        </w:tc>
+        <w:tc>
+          <w:tcPr>
+            <w:tcW w:type="dxa" w:w="9980"/>
+            <w:tcBorders>
+              <w:top w:val="none"/>
+              <w:left w:val="none"/>
+              <w:bottom w:val="none"/>
+              <w:right w:val="none"/>
+            </w:tcBorders>
+            <w:tcMar>
+              <w:top w:type="dxa" w:w="40"/>
+              <w:left w:type="dxa" w:w="130"/>
+              <w:bottom w:type="dxa" w:w="40"/>
+              <w:right w:type="dxa" w:w="60"/>
+            </w:tcMar>
+          </w:tcPr>
+          <w:p>
+            <w:pPr>
+              <w:spacing w:after="0"/>
+            </w:pPr>
+            <w:r>
+              <w:rPr>
+                <w:rFonts w:ascii="Calibri" w:cs="Calibri" w:eastAsia="Calibri" w:hAnsi="Calibri"/>
+                <w:color w:val="1E293B"/>
+                <w:sz w:val="19"/>
+                <w:szCs w:val="19"/>
+              </w:rPr>
+              <w:t xml:space="preserve">No portfolio account reads "no date on this figure".</w:t>
+            </w:r>
+          </w:p>
+        </w:tc>
+      </w:tr>
+      <w:tr>
+        <w:tc>
+          <w:tcPr>
+            <w:tcW w:type="dxa" w:w="260"/>
+            <w:tcBorders>
+              <w:top w:val="single" w:color="D8CDB8" w:sz="4"/>
+              <w:left w:val="single" w:color="D8CDB8" w:sz="4"/>
+              <w:bottom w:val="single" w:color="D8CDB8" w:sz="4"/>
+              <w:right w:val="single" w:color="D8CDB8" w:sz="4"/>
+            </w:tcBorders>
+            <w:tcMar>
+              <w:top w:type="dxa" w:w="40"/>
+              <w:left w:type="dxa" w:w="40"/>
+              <w:bottom w:type="dxa" w:w="40"/>
+              <w:right w:type="dxa" w:w="40"/>
+            </w:tcMar>
+          </w:tcPr>
+          <w:p>
+            <w:pPr>
+              <w:spacing w:after="0"/>
+            </w:pPr>
+            <w:r>
+              <w:rPr>
+                <w:sz w:val="18"/>
+                <w:szCs w:val="18"/>
+              </w:rPr>
+              <w:t xml:space="preserve"/>
+            </w:r>
+          </w:p>
+        </w:tc>
+        <w:tc>
+          <w:tcPr>
+            <w:tcW w:type="dxa" w:w="9980"/>
+            <w:tcBorders>
+              <w:top w:val="none"/>
+              <w:left w:val="none"/>
+              <w:bottom w:val="none"/>
+              <w:right w:val="none"/>
+            </w:tcBorders>
+            <w:tcMar>
+              <w:top w:type="dxa" w:w="40"/>
+              <w:left w:type="dxa" w:w="130"/>
+              <w:bottom w:type="dxa" w:w="40"/>
+              <w:right w:type="dxa" w:w="60"/>
+            </w:tcMar>
+          </w:tcPr>
+          <w:p>
+            <w:pPr>
+              <w:spacing w:after="0"/>
+            </w:pPr>
+            <w:r>
+              <w:rPr>
+                <w:rFonts w:ascii="Calibri" w:cs="Calibri" w:eastAsia="Calibri" w:hAnsi="Calibri"/>
+                <w:color w:val="1E293B"/>
+                <w:sz w:val="19"/>
+                <w:szCs w:val="19"/>
+              </w:rPr>
+              <w:t xml:space="preserve">No account's most recent balance is more than one reporting period old.</w:t>
+            </w:r>
+          </w:p>
+        </w:tc>
+      </w:tr>
+      <w:tr>
+        <w:tc>
+          <w:tcPr>
+            <w:tcW w:type="dxa" w:w="260"/>
+            <w:tcBorders>
+              <w:top w:val="single" w:color="D8CDB8" w:sz="4"/>
+              <w:left w:val="single" w:color="D8CDB8" w:sz="4"/>
+              <w:bottom w:val="single" w:color="D8CDB8" w:sz="4"/>
+              <w:right w:val="single" w:color="D8CDB8" w:sz="4"/>
+            </w:tcBorders>
+            <w:tcMar>
+              <w:top w:type="dxa" w:w="40"/>
+              <w:left w:type="dxa" w:w="40"/>
+              <w:bottom w:type="dxa" w:w="40"/>
+              <w:right w:type="dxa" w:w="40"/>
+            </w:tcMar>
+          </w:tcPr>
+          <w:p>
+            <w:pPr>
+              <w:spacing w:after="0"/>
+            </w:pPr>
+            <w:r>
+              <w:rPr>
+                <w:sz w:val="18"/>
+                <w:szCs w:val="18"/>
+              </w:rPr>
+              <w:t xml:space="preserve"/>
+            </w:r>
+          </w:p>
+        </w:tc>
+        <w:tc>
+          <w:tcPr>
+            <w:tcW w:type="dxa" w:w="9980"/>
+            <w:tcBorders>
+              <w:top w:val="none"/>
+              <w:left w:val="none"/>
+              <w:bottom w:val="none"/>
+              <w:right w:val="none"/>
+            </w:tcBorders>
+            <w:tcMar>
+              <w:top w:type="dxa" w:w="40"/>
+              <w:left w:type="dxa" w:w="130"/>
+              <w:bottom w:type="dxa" w:w="40"/>
+              <w:right w:type="dxa" w:w="60"/>
+            </w:tcMar>
+          </w:tcPr>
+          <w:p>
+            <w:pPr>
+              <w:spacing w:after="0"/>
+            </w:pPr>
+            <w:r>
+              <w:rPr>
+                <w:rFonts w:ascii="Calibri" w:cs="Calibri" w:eastAsia="Calibri" w:hAnsi="Calibri"/>
+                <w:color w:val="1E293B"/>
+                <w:sz w:val="19"/>
+                <w:szCs w:val="19"/>
+              </w:rPr>
+              <w:t xml:space="preserve">Counterparty addresses are current, so sends are not stopped by unrecognised recipients.</w:t>
+            </w:r>
+          </w:p>
+        </w:tc>
+      </w:tr>
+    </w:tbl>
+    <w:p>
+      <w:pPr>
+        <w:keepNext/>
+        <w:spacing w:after="30" w:before="85"/>
+      </w:pPr>
+      <w:r>
+        <w:rPr>
+          <w:rFonts w:ascii="Calibri" w:cs="Calibri" w:eastAsia="Calibri" w:hAnsi="Calibri"/>
+          <w:b/>
+          <w:bCs/>
+          <w:caps/>
+          <w:color w:val="5A6E84"/>
+          <w:sz w:val="15"/>
+          <w:szCs w:val="15"/>
+        </w:rPr>
+        <w:t xml:space="preserve">Quieter checks</w:t>
+      </w:r>
+    </w:p>
+    <w:tbl>
+      <w:tblPr>
+        <w:tblW w:type="dxa" w:w="10240"/>
+        <w:tblBorders>
+          <w:top w:val="single" w:color="auto" w:sz="4"/>
+          <w:left w:val="single" w:color="auto" w:sz="4"/>
+          <w:bottom w:val="single" w:color="auto" w:sz="4"/>
+          <w:right w:val="single" w:color="auto" w:sz="4"/>
+          <w:insideH w:val="single" w:color="auto" w:sz="4"/>
+          <w:insideV w:val="single" w:color="auto" w:sz="4"/>
+        </w:tblBorders>
+      </w:tblPr>
+      <w:tblGrid>
+        <w:gridCol w:w="260"/>
+        <w:gridCol w:w="9980"/>
+      </w:tblGrid>
+      <w:tr>
+        <w:tc>
+          <w:tcPr>
+            <w:tcW w:type="dxa" w:w="260"/>
+            <w:tcBorders>
+              <w:top w:val="single" w:color="D8CDB8" w:sz="4"/>
+              <w:left w:val="single" w:color="D8CDB8" w:sz="4"/>
+              <w:bottom w:val="single" w:color="D8CDB8" w:sz="4"/>
+              <w:right w:val="single" w:color="D8CDB8" w:sz="4"/>
+            </w:tcBorders>
+            <w:tcMar>
+              <w:top w:type="dxa" w:w="40"/>
+              <w:left w:type="dxa" w:w="40"/>
+              <w:bottom w:type="dxa" w:w="40"/>
+              <w:right w:type="dxa" w:w="40"/>
+            </w:tcMar>
+          </w:tcPr>
+          <w:p>
+            <w:pPr>
+              <w:spacing w:after="0"/>
+            </w:pPr>
+            <w:r>
+              <w:rPr>
+                <w:sz w:val="18"/>
+                <w:szCs w:val="18"/>
+              </w:rPr>
+              <w:t xml:space="preserve"/>
+            </w:r>
+          </w:p>
+        </w:tc>
+        <w:tc>
+          <w:tcPr>
+            <w:tcW w:type="dxa" w:w="9980"/>
+            <w:tcBorders>
+              <w:top w:val="none"/>
+              <w:left w:val="none"/>
+              <w:bottom w:val="none"/>
+              <w:right w:val="none"/>
+            </w:tcBorders>
+            <w:tcMar>
+              <w:top w:type="dxa" w:w="40"/>
+              <w:left w:type="dxa" w:w="130"/>
+              <w:bottom w:type="dxa" w:w="40"/>
+              <w:right w:type="dxa" w:w="60"/>
+            </w:tcMar>
+          </w:tcPr>
+          <w:p>
+            <w:pPr>
+              <w:spacing w:after="0"/>
+            </w:pPr>
+            <w:r>
+              <w:rPr>
+                <w:rFonts w:ascii="Calibri" w:cs="Calibri" w:eastAsia="Calibri" w:hAnsi="Calibri"/>
+                <w:color w:val="1E293B"/>
+                <w:sz w:val="19"/>
+                <w:szCs w:val="19"/>
+              </w:rPr>
+              <w:t xml:space="preserve">Documents sitting in the Vault's "Other" folder reviewed and recategorised.</w:t>
+            </w:r>
+          </w:p>
+        </w:tc>
+      </w:tr>
+      <w:tr>
+        <w:tc>
+          <w:tcPr>
+            <w:tcW w:type="dxa" w:w="260"/>
+            <w:tcBorders>
+              <w:top w:val="single" w:color="D8CDB8" w:sz="4"/>
+              <w:left w:val="single" w:color="D8CDB8" w:sz="4"/>
+              <w:bottom w:val="single" w:color="D8CDB8" w:sz="4"/>
+              <w:right w:val="single" w:color="D8CDB8" w:sz="4"/>
+            </w:tcBorders>
+            <w:tcMar>
+              <w:top w:type="dxa" w:w="40"/>
+              <w:left w:type="dxa" w:w="40"/>
+              <w:bottom w:type="dxa" w:w="40"/>
+              <w:right w:type="dxa" w:w="40"/>
+            </w:tcMar>
+          </w:tcPr>
+          <w:p>
+            <w:pPr>
+              <w:spacing w:after="0"/>
+            </w:pPr>
+            <w:r>
+              <w:rPr>
+                <w:sz w:val="18"/>
+                <w:szCs w:val="18"/>
+              </w:rPr>
+              <w:t xml:space="preserve"/>
+            </w:r>
+          </w:p>
+        </w:tc>
+        <w:tc>
+          <w:tcPr>
+            <w:tcW w:type="dxa" w:w="9980"/>
+            <w:tcBorders>
+              <w:top w:val="none"/>
+              <w:left w:val="none"/>
+              <w:bottom w:val="none"/>
+              <w:right w:val="none"/>
+            </w:tcBorders>
+            <w:tcMar>
+              <w:top w:type="dxa" w:w="40"/>
+              <w:left w:type="dxa" w:w="130"/>
+              <w:bottom w:type="dxa" w:w="40"/>
+              <w:right w:type="dxa" w:w="60"/>
+            </w:tcMar>
+          </w:tcPr>
+          <w:p>
+            <w:pPr>
+              <w:spacing w:after="0"/>
+            </w:pPr>
+            <w:r>
+              <w:rPr>
+                <w:rFonts w:ascii="Calibri" w:cs="Calibri" w:eastAsia="Calibri" w:hAnsi="Calibri"/>
+                <w:color w:val="1E293B"/>
+                <w:sz w:val="19"/>
+                <w:szCs w:val="19"/>
+              </w:rPr>
+              <w:t xml:space="preserve">Valuables still showing "Not scheduled" are deliberately uninsured, and the client knows.</w:t>
+            </w:r>
+          </w:p>
+        </w:tc>
+      </w:tr>
+      <w:tr>
+        <w:tc>
+          <w:tcPr>
+            <w:tcW w:type="dxa" w:w="260"/>
+            <w:tcBorders>
+              <w:top w:val="single" w:color="D8CDB8" w:sz="4"/>
+              <w:left w:val="single" w:color="D8CDB8" w:sz="4"/>
+              <w:bottom w:val="single" w:color="D8CDB8" w:sz="4"/>
+              <w:right w:val="single" w:color="D8CDB8" w:sz="4"/>
+            </w:tcBorders>
+            <w:tcMar>
+              <w:top w:type="dxa" w:w="40"/>
+              <w:left w:type="dxa" w:w="40"/>
+              <w:bottom w:type="dxa" w:w="40"/>
+              <w:right w:type="dxa" w:w="40"/>
+            </w:tcMar>
+          </w:tcPr>
+          <w:p>
+            <w:pPr>
+              <w:spacing w:after="0"/>
+            </w:pPr>
+            <w:r>
+              <w:rPr>
+                <w:sz w:val="18"/>
+                <w:szCs w:val="18"/>
+              </w:rPr>
+              <w:t xml:space="preserve"/>
+            </w:r>
+          </w:p>
+        </w:tc>
+        <w:tc>
+          <w:tcPr>
+            <w:tcW w:type="dxa" w:w="9980"/>
+            <w:tcBorders>
+              <w:top w:val="none"/>
+              <w:left w:val="none"/>
+              <w:bottom w:val="none"/>
+              <w:right w:val="none"/>
+            </w:tcBorders>
+            <w:tcMar>
+              <w:top w:type="dxa" w:w="40"/>
+              <w:left w:type="dxa" w:w="130"/>
+              <w:bottom w:type="dxa" w:w="40"/>
+              <w:right w:type="dxa" w:w="60"/>
+            </w:tcMar>
+          </w:tcPr>
+          <w:p>
+            <w:pPr>
+              <w:spacing w:after="0"/>
+            </w:pPr>
+            <w:r>
+              <w:rPr>
+                <w:rFonts w:ascii="Calibri" w:cs="Calibri" w:eastAsia="Calibri" w:hAnsi="Calibri"/>
+                <w:color w:val="1E293B"/>
+                <w:sz w:val="19"/>
+                <w:szCs w:val="19"/>
+              </w:rPr>
+              <w:t xml:space="preserve">Property sections with no document attached chased.</w:t>
+            </w:r>
+          </w:p>
+        </w:tc>
+      </w:tr>
+      <w:tr>
+        <w:tc>
+          <w:tcPr>
+            <w:tcW w:type="dxa" w:w="260"/>
+            <w:tcBorders>
+              <w:top w:val="single" w:color="D8CDB8" w:sz="4"/>
+              <w:left w:val="single" w:color="D8CDB8" w:sz="4"/>
+              <w:bottom w:val="single" w:color="D8CDB8" w:sz="4"/>
+              <w:right w:val="single" w:color="D8CDB8" w:sz="4"/>
+            </w:tcBorders>
+            <w:tcMar>
+              <w:top w:type="dxa" w:w="40"/>
+              <w:left w:type="dxa" w:w="40"/>
+              <w:bottom w:type="dxa" w:w="40"/>
+              <w:right w:type="dxa" w:w="40"/>
+            </w:tcMar>
+          </w:tcPr>
+          <w:p>
+            <w:pPr>
+              <w:spacing w:after="0"/>
+            </w:pPr>
+            <w:r>
+              <w:rPr>
+                <w:sz w:val="18"/>
+                <w:szCs w:val="18"/>
+              </w:rPr>
+              <w:t xml:space="preserve"/>
+            </w:r>
+          </w:p>
+        </w:tc>
+        <w:tc>
+          <w:tcPr>
+            <w:tcW w:type="dxa" w:w="9980"/>
+            <w:tcBorders>
+              <w:top w:val="none"/>
+              <w:left w:val="none"/>
+              <w:bottom w:val="none"/>
+              <w:right w:val="none"/>
+            </w:tcBorders>
+            <w:tcMar>
+              <w:top w:type="dxa" w:w="40"/>
+              <w:left w:type="dxa" w:w="130"/>
+              <w:bottom w:type="dxa" w:w="40"/>
+              <w:right w:type="dxa" w:w="60"/>
+            </w:tcMar>
+          </w:tcPr>
+          <w:p>
+            <w:pPr>
+              <w:spacing w:after="0"/>
+            </w:pPr>
+            <w:r>
+              <w:rPr>
+                <w:rFonts w:ascii="Calibri" w:cs="Calibri" w:eastAsia="Calibri" w:hAnsi="Calibri"/>
+                <w:color w:val="1E293B"/>
+                <w:sz w:val="19"/>
+                <w:szCs w:val="19"/>
+              </w:rPr>
+              <w:t xml:space="preserve">Partner grants still appropriate — people change roles and firms.</w:t>
+            </w:r>
+          </w:p>
+        </w:tc>
+      </w:tr>
+    </w:tbl>
+    <w:p>
+      <w:pPr>
+        <w:spacing w:after="45" w:before="130"/>
+      </w:pPr>
+      <w:r>
+        <w:rPr>
+          <w:rFonts w:ascii="Calibri" w:cs="Calibri" w:eastAsia="Calibri" w:hAnsi="Calibri"/>
+          <w:b/>
+          <w:bCs/>
+          <w:color w:val="092B49"/>
+          <w:sz w:val="19"/>
+          <w:szCs w:val="19"/>
+        </w:rPr>
+        <w:t xml:space="preserve">Removing access</w:t>
+      </w:r>
+    </w:p>
+    <w:p>
+      <w:pPr>
+        <w:spacing w:after="30" w:before="0"/>
+      </w:pPr>
+      <w:r>
+        <w:rPr>
+          <w:rFonts w:ascii="Calibri" w:cs="Calibri" w:eastAsia="Calibri" w:hAnsi="Calibri"/>
+          <w:i/>
+          <w:iCs/>
+          <w:color w:val="5A6E84"/>
+          <w:sz w:val="18"/>
+          <w:szCs w:val="18"/>
+        </w:rPr>
+        <w:t xml:space="preserve">When a staff member leaves, a partner relationship ends, or a household departs.</w:t>
+      </w:r>
+    </w:p>
+    <w:p>
+      <w:pPr>
+        <w:spacing w:after="60" w:before="0"/>
+      </w:pPr>
+      <w:r>
+        <w:rPr>
+          <w:rFonts w:ascii="Calibri" w:cs="Calibri" w:eastAsia="Calibri" w:hAnsi="Calibri"/>
+          <w:color w:val="5A6E84"/>
+          <w:sz w:val="17"/>
+          <w:szCs w:val="17"/>
+        </w:rPr>
+        <w:t xml:space="preserve">See section 1.</w:t>
+      </w:r>
+    </w:p>
+    <w:p>
+      <w:pPr>
+        <w:keepNext/>
+        <w:spacing w:after="30" w:before="85"/>
+      </w:pPr>
+      <w:r>
+        <w:rPr>
+          <w:rFonts w:ascii="Calibri" w:cs="Calibri" w:eastAsia="Calibri" w:hAnsi="Calibri"/>
+          <w:b/>
+          <w:bCs/>
+          <w:caps/>
+          <w:color w:val="5A6E84"/>
+          <w:sz w:val="15"/>
+          <w:szCs w:val="15"/>
+        </w:rPr>
+        <w:t xml:space="preserve">A staff member or partner</w:t>
+      </w:r>
+    </w:p>
+    <w:tbl>
+      <w:tblPr>
+        <w:tblW w:type="dxa" w:w="10240"/>
+        <w:tblBorders>
+          <w:top w:val="single" w:color="auto" w:sz="4"/>
+          <w:left w:val="single" w:color="auto" w:sz="4"/>
+          <w:bottom w:val="single" w:color="auto" w:sz="4"/>
+          <w:right w:val="single" w:color="auto" w:sz="4"/>
+          <w:insideH w:val="single" w:color="auto" w:sz="4"/>
+          <w:insideV w:val="single" w:color="auto" w:sz="4"/>
+        </w:tblBorders>
+      </w:tblPr>
+      <w:tblGrid>
+        <w:gridCol w:w="260"/>
+        <w:gridCol w:w="9980"/>
+      </w:tblGrid>
+      <w:tr>
+        <w:tc>
+          <w:tcPr>
+            <w:tcW w:type="dxa" w:w="260"/>
+            <w:tcBorders>
+              <w:top w:val="single" w:color="D8CDB8" w:sz="4"/>
+              <w:left w:val="single" w:color="D8CDB8" w:sz="4"/>
+              <w:bottom w:val="single" w:color="D8CDB8" w:sz="4"/>
+              <w:right w:val="single" w:color="D8CDB8" w:sz="4"/>
+            </w:tcBorders>
+            <w:tcMar>
+              <w:top w:type="dxa" w:w="40"/>
+              <w:left w:type="dxa" w:w="40"/>
+              <w:bottom w:type="dxa" w:w="40"/>
+              <w:right w:type="dxa" w:w="40"/>
+            </w:tcMar>
+          </w:tcPr>
+          <w:p>
+            <w:pPr>
+              <w:spacing w:after="0"/>
+            </w:pPr>
+            <w:r>
+              <w:rPr>
+                <w:sz w:val="18"/>
+                <w:szCs w:val="18"/>
+              </w:rPr>
+              <w:t xml:space="preserve"/>
+            </w:r>
+          </w:p>
+        </w:tc>
+        <w:tc>
+          <w:tcPr>
+            <w:tcW w:type="dxa" w:w="9980"/>
+            <w:tcBorders>
+              <w:top w:val="none"/>
+              <w:left w:val="none"/>
+              <w:bottom w:val="none"/>
+              <w:right w:val="none"/>
+            </w:tcBorders>
+            <w:tcMar>
+              <w:top w:type="dxa" w:w="40"/>
+              <w:left w:type="dxa" w:w="130"/>
+              <w:bottom w:type="dxa" w:w="40"/>
+              <w:right w:type="dxa" w:w="60"/>
+            </w:tcMar>
+          </w:tcPr>
+          <w:p>
+            <w:pPr>
+              <w:spacing w:after="0"/>
+            </w:pPr>
+            <w:r>
+              <w:rPr>
+                <w:rFonts w:ascii="Calibri" w:cs="Calibri" w:eastAsia="Calibri" w:hAnsi="Calibri"/>
+                <w:color w:val="1E293B"/>
+                <w:sz w:val="19"/>
+                <w:szCs w:val="19"/>
+              </w:rPr>
+              <w:t xml:space="preserve">Role removed or set inactive.</w:t>
+            </w:r>
+          </w:p>
+        </w:tc>
+      </w:tr>
+      <w:tr>
+        <w:tc>
+          <w:tcPr>
+            <w:tcW w:type="dxa" w:w="260"/>
+            <w:tcBorders>
+              <w:top w:val="single" w:color="D8CDB8" w:sz="4"/>
+              <w:left w:val="single" w:color="D8CDB8" w:sz="4"/>
+              <w:bottom w:val="single" w:color="D8CDB8" w:sz="4"/>
+              <w:right w:val="single" w:color="D8CDB8" w:sz="4"/>
+            </w:tcBorders>
+            <w:tcMar>
+              <w:top w:type="dxa" w:w="40"/>
+              <w:left w:type="dxa" w:w="40"/>
+              <w:bottom w:type="dxa" w:w="40"/>
+              <w:right w:type="dxa" w:w="40"/>
+            </w:tcMar>
+          </w:tcPr>
+          <w:p>
+            <w:pPr>
+              <w:spacing w:after="0"/>
+            </w:pPr>
+            <w:r>
+              <w:rPr>
+                <w:sz w:val="18"/>
+                <w:szCs w:val="18"/>
+              </w:rPr>
+              <w:t xml:space="preserve"/>
+            </w:r>
+          </w:p>
+        </w:tc>
+        <w:tc>
+          <w:tcPr>
+            <w:tcW w:type="dxa" w:w="9980"/>
+            <w:tcBorders>
+              <w:top w:val="none"/>
+              <w:left w:val="none"/>
+              <w:bottom w:val="none"/>
+              <w:right w:val="none"/>
+            </w:tcBorders>
+            <w:tcMar>
+              <w:top w:type="dxa" w:w="40"/>
+              <w:left w:type="dxa" w:w="130"/>
+              <w:bottom w:type="dxa" w:w="40"/>
+              <w:right w:type="dxa" w:w="60"/>
+            </w:tcMar>
+          </w:tcPr>
+          <w:p>
+            <w:pPr>
+              <w:spacing w:after="0"/>
+            </w:pPr>
+            <w:r>
+              <w:rPr>
+                <w:rFonts w:ascii="Calibri" w:cs="Calibri" w:eastAsia="Calibri" w:hAnsi="Calibri"/>
+                <w:color w:val="1E293B"/>
+                <w:sz w:val="19"/>
+                <w:szCs w:val="19"/>
+              </w:rPr>
+              <w:t xml:space="preserve">Partner grants revoked household by household.</w:t>
+            </w:r>
+          </w:p>
+        </w:tc>
+      </w:tr>
+      <w:tr>
+        <w:tc>
+          <w:tcPr>
+            <w:tcW w:type="dxa" w:w="260"/>
+            <w:tcBorders>
+              <w:top w:val="single" w:color="D8CDB8" w:sz="4"/>
+              <w:left w:val="single" w:color="D8CDB8" w:sz="4"/>
+              <w:bottom w:val="single" w:color="D8CDB8" w:sz="4"/>
+              <w:right w:val="single" w:color="D8CDB8" w:sz="4"/>
+            </w:tcBorders>
+            <w:tcMar>
+              <w:top w:type="dxa" w:w="40"/>
+              <w:left w:type="dxa" w:w="40"/>
+              <w:bottom w:type="dxa" w:w="40"/>
+              <w:right w:type="dxa" w:w="40"/>
+            </w:tcMar>
+          </w:tcPr>
+          <w:p>
+            <w:pPr>
+              <w:spacing w:after="0"/>
+            </w:pPr>
+            <w:r>
+              <w:rPr>
+                <w:sz w:val="18"/>
+                <w:szCs w:val="18"/>
+              </w:rPr>
+              <w:t xml:space="preserve"/>
+            </w:r>
+          </w:p>
+        </w:tc>
+        <w:tc>
+          <w:tcPr>
+            <w:tcW w:type="dxa" w:w="9980"/>
+            <w:tcBorders>
+              <w:top w:val="none"/>
+              <w:left w:val="none"/>
+              <w:bottom w:val="none"/>
+              <w:right w:val="none"/>
+            </w:tcBorders>
+            <w:tcMar>
+              <w:top w:type="dxa" w:w="40"/>
+              <w:left w:type="dxa" w:w="130"/>
+              <w:bottom w:type="dxa" w:w="40"/>
+              <w:right w:type="dxa" w:w="60"/>
+            </w:tcMar>
+          </w:tcPr>
+          <w:p>
+            <w:pPr>
+              <w:spacing w:after="0"/>
+            </w:pPr>
+            <w:r>
+              <w:rPr>
+                <w:rFonts w:ascii="Calibri" w:cs="Calibri" w:eastAsia="Calibri" w:hAnsi="Calibri"/>
+                <w:color w:val="1E293B"/>
+                <w:sz w:val="19"/>
+                <w:szCs w:val="19"/>
+              </w:rPr>
+              <w:t xml:space="preserve">Their households reassigned to another Expert — this also changes who correspondence is sent from.</w:t>
+            </w:r>
+          </w:p>
+        </w:tc>
+      </w:tr>
+      <w:tr>
+        <w:tc>
+          <w:tcPr>
+            <w:tcW w:type="dxa" w:w="260"/>
+            <w:tcBorders>
+              <w:top w:val="single" w:color="D8CDB8" w:sz="4"/>
+              <w:left w:val="single" w:color="D8CDB8" w:sz="4"/>
+              <w:bottom w:val="single" w:color="D8CDB8" w:sz="4"/>
+              <w:right w:val="single" w:color="D8CDB8" w:sz="4"/>
+            </w:tcBorders>
+            <w:tcMar>
+              <w:top w:type="dxa" w:w="40"/>
+              <w:left w:type="dxa" w:w="40"/>
+              <w:bottom w:type="dxa" w:w="40"/>
+              <w:right w:type="dxa" w:w="40"/>
+            </w:tcMar>
+          </w:tcPr>
+          <w:p>
+            <w:pPr>
+              <w:spacing w:after="0"/>
+            </w:pPr>
+            <w:r>
+              <w:rPr>
+                <w:sz w:val="18"/>
+                <w:szCs w:val="18"/>
+              </w:rPr>
+              <w:t xml:space="preserve"/>
+            </w:r>
+          </w:p>
+        </w:tc>
+        <w:tc>
+          <w:tcPr>
+            <w:tcW w:type="dxa" w:w="9980"/>
+            <w:tcBorders>
+              <w:top w:val="none"/>
+              <w:left w:val="none"/>
+              <w:bottom w:val="none"/>
+              <w:right w:val="none"/>
+            </w:tcBorders>
+            <w:tcMar>
+              <w:top w:type="dxa" w:w="40"/>
+              <w:left w:type="dxa" w:w="130"/>
+              <w:bottom w:type="dxa" w:w="40"/>
+              <w:right w:type="dxa" w:w="60"/>
+            </w:tcMar>
+          </w:tcPr>
+          <w:p>
+            <w:pPr>
+              <w:spacing w:after="0"/>
+            </w:pPr>
+            <w:r>
+              <w:rPr>
+                <w:rFonts w:ascii="Calibri" w:cs="Calibri" w:eastAsia="Calibri" w:hAnsi="Calibri"/>
+                <w:color w:val="1E293B"/>
+                <w:sz w:val="19"/>
+                <w:szCs w:val="19"/>
+              </w:rPr>
+              <w:t xml:space="preserve">Scheduled reports they owned reassigned, or they stop running.</w:t>
+            </w:r>
+          </w:p>
+        </w:tc>
+      </w:tr>
+      <w:tr>
+        <w:tc>
+          <w:tcPr>
+            <w:tcW w:type="dxa" w:w="260"/>
+            <w:tcBorders>
+              <w:top w:val="single" w:color="D8CDB8" w:sz="4"/>
+              <w:left w:val="single" w:color="D8CDB8" w:sz="4"/>
+              <w:bottom w:val="single" w:color="D8CDB8" w:sz="4"/>
+              <w:right w:val="single" w:color="D8CDB8" w:sz="4"/>
+            </w:tcBorders>
+            <w:tcMar>
+              <w:top w:type="dxa" w:w="40"/>
+              <w:left w:type="dxa" w:w="40"/>
+              <w:bottom w:type="dxa" w:w="40"/>
+              <w:right w:type="dxa" w:w="40"/>
+            </w:tcMar>
+          </w:tcPr>
+          <w:p>
+            <w:pPr>
+              <w:spacing w:after="0"/>
+            </w:pPr>
+            <w:r>
+              <w:rPr>
+                <w:sz w:val="18"/>
+                <w:szCs w:val="18"/>
+              </w:rPr>
+              <w:t xml:space="preserve"/>
+            </w:r>
+          </w:p>
+        </w:tc>
+        <w:tc>
+          <w:tcPr>
+            <w:tcW w:type="dxa" w:w="9980"/>
+            <w:tcBorders>
+              <w:top w:val="none"/>
+              <w:left w:val="none"/>
+              <w:bottom w:val="none"/>
+              <w:right w:val="none"/>
+            </w:tcBorders>
+            <w:tcMar>
+              <w:top w:type="dxa" w:w="40"/>
+              <w:left w:type="dxa" w:w="130"/>
+              <w:bottom w:type="dxa" w:w="40"/>
+              <w:right w:type="dxa" w:w="60"/>
+            </w:tcMar>
+          </w:tcPr>
+          <w:p>
+            <w:pPr>
+              <w:spacing w:after="0"/>
+            </w:pPr>
+            <w:r>
+              <w:rPr>
+                <w:rFonts w:ascii="Calibri" w:cs="Calibri" w:eastAsia="Calibri" w:hAnsi="Calibri"/>
+                <w:color w:val="1E293B"/>
+                <w:sz w:val="19"/>
+                <w:szCs w:val="19"/>
+              </w:rPr>
+              <w:t xml:space="preserve">Understood that documents they uploaded remain. Those belong to the household, not the uploader.</w:t>
+            </w:r>
+          </w:p>
+        </w:tc>
+      </w:tr>
+    </w:tbl>
+    <w:p>
+      <w:pPr>
+        <w:keepNext/>
+        <w:spacing w:after="30" w:before="85"/>
+      </w:pPr>
+      <w:r>
+        <w:rPr>
+          <w:rFonts w:ascii="Calibri" w:cs="Calibri" w:eastAsia="Calibri" w:hAnsi="Calibri"/>
+          <w:b/>
+          <w:bCs/>
+          <w:caps/>
+          <w:color w:val="5A6E84"/>
+          <w:sz w:val="15"/>
+          <w:szCs w:val="15"/>
+        </w:rPr>
+        <w:t xml:space="preserve">A departing household</w:t>
+      </w:r>
+    </w:p>
+    <w:tbl>
+      <w:tblPr>
+        <w:tblW w:type="dxa" w:w="10240"/>
+        <w:tblBorders>
+          <w:top w:val="single" w:color="auto" w:sz="4"/>
+          <w:left w:val="single" w:color="auto" w:sz="4"/>
+          <w:bottom w:val="single" w:color="auto" w:sz="4"/>
+          <w:right w:val="single" w:color="auto" w:sz="4"/>
+          <w:insideH w:val="single" w:color="auto" w:sz="4"/>
+          <w:insideV w:val="single" w:color="auto" w:sz="4"/>
+        </w:tblBorders>
+      </w:tblPr>
+      <w:tblGrid>
+        <w:gridCol w:w="260"/>
+        <w:gridCol w:w="9980"/>
+      </w:tblGrid>
+      <w:tr>
+        <w:tc>
+          <w:tcPr>
+            <w:tcW w:type="dxa" w:w="260"/>
+            <w:tcBorders>
+              <w:top w:val="single" w:color="D8CDB8" w:sz="4"/>
+              <w:left w:val="single" w:color="D8CDB8" w:sz="4"/>
+              <w:bottom w:val="single" w:color="D8CDB8" w:sz="4"/>
+              <w:right w:val="single" w:color="D8CDB8" w:sz="4"/>
+            </w:tcBorders>
+            <w:tcMar>
+              <w:top w:type="dxa" w:w="40"/>
+              <w:left w:type="dxa" w:w="40"/>
+              <w:bottom w:type="dxa" w:w="40"/>
+              <w:right w:type="dxa" w:w="40"/>
+            </w:tcMar>
+          </w:tcPr>
+          <w:p>
+            <w:pPr>
+              <w:spacing w:after="0"/>
+            </w:pPr>
+            <w:r>
+              <w:rPr>
+                <w:sz w:val="18"/>
+                <w:szCs w:val="18"/>
+              </w:rPr>
+              <w:t xml:space="preserve"/>
+            </w:r>
+          </w:p>
+        </w:tc>
+        <w:tc>
+          <w:tcPr>
+            <w:tcW w:type="dxa" w:w="9980"/>
+            <w:tcBorders>
+              <w:top w:val="none"/>
+              <w:left w:val="none"/>
+              <w:bottom w:val="none"/>
+              <w:right w:val="none"/>
+            </w:tcBorders>
+            <w:tcMar>
+              <w:top w:type="dxa" w:w="40"/>
+              <w:left w:type="dxa" w:w="130"/>
+              <w:bottom w:type="dxa" w:w="40"/>
+              <w:right w:type="dxa" w:w="60"/>
+            </w:tcMar>
+          </w:tcPr>
+          <w:p>
+            <w:pPr>
+              <w:spacing w:after="0"/>
+            </w:pPr>
+            <w:r>
+              <w:rPr>
+                <w:rFonts w:ascii="Calibri" w:cs="Calibri" w:eastAsia="Calibri" w:hAnsi="Calibri"/>
+                <w:color w:val="1E293B"/>
+                <w:sz w:val="19"/>
+                <w:szCs w:val="19"/>
+              </w:rPr>
+              <w:t xml:space="preserve">Active obligation cycles closed or transferred, with a note of where they stand.</w:t>
+            </w:r>
+          </w:p>
+        </w:tc>
+      </w:tr>
+      <w:tr>
+        <w:tc>
+          <w:tcPr>
+            <w:tcW w:type="dxa" w:w="260"/>
+            <w:tcBorders>
+              <w:top w:val="single" w:color="D8CDB8" w:sz="4"/>
+              <w:left w:val="single" w:color="D8CDB8" w:sz="4"/>
+              <w:bottom w:val="single" w:color="D8CDB8" w:sz="4"/>
+              <w:right w:val="single" w:color="D8CDB8" w:sz="4"/>
+            </w:tcBorders>
+            <w:tcMar>
+              <w:top w:type="dxa" w:w="40"/>
+              <w:left w:type="dxa" w:w="40"/>
+              <w:bottom w:type="dxa" w:w="40"/>
+              <w:right w:type="dxa" w:w="40"/>
+            </w:tcMar>
+          </w:tcPr>
+          <w:p>
+            <w:pPr>
+              <w:spacing w:after="0"/>
+            </w:pPr>
+            <w:r>
+              <w:rPr>
+                <w:sz w:val="18"/>
+                <w:szCs w:val="18"/>
+              </w:rPr>
+              <w:t xml:space="preserve"/>
+            </w:r>
+          </w:p>
+        </w:tc>
+        <w:tc>
+          <w:tcPr>
+            <w:tcW w:type="dxa" w:w="9980"/>
+            <w:tcBorders>
+              <w:top w:val="none"/>
+              <w:left w:val="none"/>
+              <w:bottom w:val="none"/>
+              <w:right w:val="none"/>
+            </w:tcBorders>
+            <w:tcMar>
+              <w:top w:type="dxa" w:w="40"/>
+              <w:left w:type="dxa" w:w="130"/>
+              <w:bottom w:type="dxa" w:w="40"/>
+              <w:right w:type="dxa" w:w="60"/>
+            </w:tcMar>
+          </w:tcPr>
+          <w:p>
+            <w:pPr>
+              <w:spacing w:after="0"/>
+            </w:pPr>
+            <w:r>
+              <w:rPr>
+                <w:rFonts w:ascii="Calibri" w:cs="Calibri" w:eastAsia="Calibri" w:hAnsi="Calibri"/>
+                <w:color w:val="1E293B"/>
+                <w:sz w:val="19"/>
+                <w:szCs w:val="19"/>
+              </w:rPr>
+              <w:t xml:space="preserve">Portal access removed.</w:t>
+            </w:r>
+          </w:p>
+        </w:tc>
+      </w:tr>
+      <w:tr>
+        <w:tc>
+          <w:tcPr>
+            <w:tcW w:type="dxa" w:w="260"/>
+            <w:tcBorders>
+              <w:top w:val="single" w:color="D8CDB8" w:sz="4"/>
+              <w:left w:val="single" w:color="D8CDB8" w:sz="4"/>
+              <w:bottom w:val="single" w:color="D8CDB8" w:sz="4"/>
+              <w:right w:val="single" w:color="D8CDB8" w:sz="4"/>
+            </w:tcBorders>
+            <w:tcMar>
+              <w:top w:type="dxa" w:w="40"/>
+              <w:left w:type="dxa" w:w="40"/>
+              <w:bottom w:type="dxa" w:w="40"/>
+              <w:right w:type="dxa" w:w="40"/>
+            </w:tcMar>
+          </w:tcPr>
+          <w:p>
+            <w:pPr>
+              <w:spacing w:after="0"/>
+            </w:pPr>
+            <w:r>
+              <w:rPr>
+                <w:sz w:val="18"/>
+                <w:szCs w:val="18"/>
+              </w:rPr>
+              <w:t xml:space="preserve"/>
+            </w:r>
+          </w:p>
+        </w:tc>
+        <w:tc>
+          <w:tcPr>
+            <w:tcW w:type="dxa" w:w="9980"/>
+            <w:tcBorders>
+              <w:top w:val="none"/>
+              <w:left w:val="none"/>
+              <w:bottom w:val="none"/>
+              <w:right w:val="none"/>
+            </w:tcBorders>
+            <w:tcMar>
+              <w:top w:type="dxa" w:w="40"/>
+              <w:left w:type="dxa" w:w="130"/>
+              <w:bottom w:type="dxa" w:w="40"/>
+              <w:right w:type="dxa" w:w="60"/>
+            </w:tcMar>
+          </w:tcPr>
+          <w:p>
+            <w:pPr>
+              <w:spacing w:after="0"/>
+            </w:pPr>
+            <w:r>
+              <w:rPr>
+                <w:rFonts w:ascii="Calibri" w:cs="Calibri" w:eastAsia="Calibri" w:hAnsi="Calibri"/>
+                <w:color w:val="1E293B"/>
+                <w:sz w:val="19"/>
+                <w:szCs w:val="19"/>
+              </w:rPr>
+              <w:t xml:space="preserve">Records retained per the firm's retention policy rather than deleted on instinct.</w:t>
+            </w:r>
+          </w:p>
+        </w:tc>
+      </w:tr>
+    </w:tbl>
     <w:p>
       <w:r>
         <w:br w:type="page"/>

--- a/TitanOS_SOP_Internal.docx
+++ b/TitanOS_SOP_Internal.docx
@@ -4,24 +4,53 @@
   <w:body>
     <w:p>
       <w:pPr>
-        <w:spacing w:after="0"/>
+        <w:spacing w:after="40"/>
         <w:jc w:val="center"/>
       </w:pPr>
       <w:r>
-        <w:rPr>
-          <w:rFonts w:ascii="Georgia" w:cs="Georgia" w:eastAsia="Georgia" w:hAnsi="Georgia"/>
-          <w:b/>
-          <w:bCs/>
-          <w:color w:val="092B49"/>
-          <w:sz w:val="44"/>
-          <w:szCs w:val="44"/>
-        </w:rPr>
-        <w:t xml:space="preserve">TITANOS</w:t>
-      </w:r>
-    </w:p>
-    <w:p>
-      <w:pPr>
-        <w:spacing w:after="40"/>
+        <w:drawing>
+          <wp:inline distT="0" distB="0" distL="0" distR="0">
+            <wp:extent cx="1257300" cy="238125"/>
+            <wp:effectExtent t="0" r="0" b="0" l="0"/>
+            <wp:docPr id="1" name="TitanOS" descr="TitanOS logo" title="TitanOS"/>
+            <wp:cNvGraphicFramePr>
+              <a:graphicFrameLocks xmlns:a="http://schemas.openxmlformats.org/drawingml/2006/main" noChangeAspect="1"/>
+            </wp:cNvGraphicFramePr>
+            <a:graphic xmlns:a="http://schemas.openxmlformats.org/drawingml/2006/main">
+              <a:graphicData uri="http://schemas.openxmlformats.org/drawingml/2006/picture">
+                <pic:pic xmlns:pic="http://schemas.openxmlformats.org/drawingml/2006/picture">
+                  <pic:nvPicPr>
+                    <pic:cNvPr id="0" name="" descr=""/>
+                    <pic:cNvPicPr>
+                      <a:picLocks noChangeAspect="1" noChangeArrowheads="1"/>
+                    </pic:cNvPicPr>
+                  </pic:nvPicPr>
+                  <pic:blipFill>
+                    <a:blip r:embed="rId7" cstate="none"/>
+                    <a:srcRect/>
+                    <a:stretch>
+                      <a:fillRect/>
+                    </a:stretch>
+                  </pic:blipFill>
+                  <pic:spPr bwMode="auto">
+                    <a:xfrm>
+                      <a:off x="0" y="0"/>
+                      <a:ext cx="1257300" cy="238125"/>
+                    </a:xfrm>
+                    <a:prstGeom prst="rect">
+                      <a:avLst/>
+                    </a:prstGeom>
+                  </pic:spPr>
+                </pic:pic>
+              </a:graphicData>
+            </a:graphic>
+          </wp:inline>
+        </w:drawing>
+      </w:r>
+    </w:p>
+    <w:p>
+      <w:pPr>
+        <w:spacing w:after="90"/>
         <w:jc w:val="center"/>
       </w:pPr>
       <w:r>

--- a/TitanOS_SOP_Internal.docx
+++ b/TitanOS_SOP_Internal.docx
@@ -192,7 +192,7 @@
           <w:sz w:val="19"/>
           <w:szCs w:val="19"/>
         </w:rPr>
-        <w:t xml:space="preserve">14 capability areas, followed by 7 working checklists, the standing rules and the known limitations.</w:t>
+        <w:t xml:space="preserve">15 capability areas, followed by 7 working checklists, the standing rules and the known limitations.</w:t>
       </w:r>
     </w:p>
     <w:p>
@@ -557,6 +557,32 @@
           <w:szCs w:val="20"/>
         </w:rPr>
         <w:t xml:space="preserve">Branding and the firm's identity</w:t>
+      </w:r>
+    </w:p>
+    <w:p>
+      <w:pPr>
+        <w:spacing w:after="22"/>
+        <w:ind w:left="200" w:hanging="200"/>
+      </w:pPr>
+      <w:r>
+        <w:rPr>
+          <w:rFonts w:ascii="Calibri" w:cs="Calibri" w:eastAsia="Calibri" w:hAnsi="Calibri"/>
+          <w:b/>
+          <w:bCs/>
+          <w:color w:val="CEB684"/>
+          <w:sz w:val="19"/>
+          <w:szCs w:val="19"/>
+        </w:rPr>
+        <w:t xml:space="preserve">15   </w:t>
+      </w:r>
+      <w:r>
+        <w:rPr>
+          <w:rFonts w:ascii="Calibri" w:cs="Calibri" w:eastAsia="Calibri" w:hAnsi="Calibri"/>
+          <w:color w:val="1E293B"/>
+          <w:sz w:val="20"/>
+          <w:szCs w:val="20"/>
+        </w:rPr>
+        <w:t xml:space="preserve">The firm's own document templates</w:t>
       </w:r>
     </w:p>
     <w:p>
@@ -4115,6 +4141,327 @@
       </w:r>
     </w:p>
     <w:p>
+      <w:pPr>
+        <w:keepNext/>
+        <w:pBdr>
+          <w:bottom w:val="single" w:color="CEB684" w:sz="8"/>
+        </w:pBdr>
+        <w:spacing w:after="70" w:before="190"/>
+      </w:pPr>
+      <w:r>
+        <w:rPr>
+          <w:rFonts w:ascii="Georgia" w:cs="Georgia" w:eastAsia="Georgia" w:hAnsi="Georgia"/>
+          <w:b/>
+          <w:bCs/>
+          <w:color w:val="092B49"/>
+          <w:sz w:val="25"/>
+          <w:szCs w:val="25"/>
+        </w:rPr>
+        <w:t xml:space="preserve">15.  The firm's own document templates</w:t>
+      </w:r>
+    </w:p>
+    <w:p>
+      <w:pPr>
+        <w:spacing w:after="80" w:before="0"/>
+      </w:pPr>
+      <w:r>
+        <w:rPr>
+          <w:rFonts w:ascii="Calibri" w:cs="Calibri" w:eastAsia="Calibri" w:hAnsi="Calibri"/>
+          <w:i/>
+          <w:iCs/>
+          <w:color w:val="5A6E84"/>
+          <w:sz w:val="19"/>
+          <w:szCs w:val="19"/>
+        </w:rPr>
+        <w:t xml:space="preserve">The fillable documents on the Resources tab are the firm's own paperwork, not the platform's. Two of them name a legal entity in their body text, so they cannot be shared between firms at any price.</w:t>
+      </w:r>
+    </w:p>
+    <w:p>
+      <w:pPr>
+        <w:keepNext/>
+        <w:spacing w:after="30" w:before="85"/>
+      </w:pPr>
+      <w:r>
+        <w:rPr>
+          <w:rFonts w:ascii="Calibri" w:cs="Calibri" w:eastAsia="Calibri" w:hAnsi="Calibri"/>
+          <w:b/>
+          <w:bCs/>
+          <w:caps/>
+          <w:color w:val="5A6E84"/>
+          <w:sz w:val="15"/>
+          <w:szCs w:val="15"/>
+        </w:rPr>
+        <w:t xml:space="preserve">Procedure</w:t>
+      </w:r>
+    </w:p>
+    <w:p>
+      <w:pPr>
+        <w:spacing w:after="36"/>
+        <w:ind w:left="340" w:hanging="250"/>
+      </w:pPr>
+      <w:r>
+        <w:rPr>
+          <w:rFonts w:ascii="Calibri" w:cs="Calibri" w:eastAsia="Calibri" w:hAnsi="Calibri"/>
+          <w:b/>
+          <w:bCs/>
+          <w:color w:val="CEB684"/>
+          <w:sz w:val="19"/>
+          <w:szCs w:val="19"/>
+        </w:rPr>
+        <w:t xml:space="preserve">1.  </w:t>
+      </w:r>
+      <w:r>
+        <w:rPr>
+          <w:rFonts w:ascii="Calibri" w:cs="Calibri" w:eastAsia="Calibri" w:hAnsi="Calibri"/>
+          <w:color w:val="1E293B"/>
+          <w:sz w:val="20"/>
+          <w:szCs w:val="20"/>
+        </w:rPr>
+        <w:t xml:space="preserve">Seven templates per firm: client services agreement, auto-debit (ACH) authorisation, data completeness checklist, wire instructions, personal financial statement, lifestyle expense worksheet, and the Titan Expert user guide.</w:t>
+      </w:r>
+    </w:p>
+    <w:p>
+      <w:pPr>
+        <w:spacing w:after="36"/>
+        <w:ind w:left="340" w:hanging="250"/>
+      </w:pPr>
+      <w:r>
+        <w:rPr>
+          <w:rFonts w:ascii="Calibri" w:cs="Calibri" w:eastAsia="Calibri" w:hAnsi="Calibri"/>
+          <w:b/>
+          <w:bCs/>
+          <w:color w:val="CEB684"/>
+          <w:sz w:val="19"/>
+          <w:szCs w:val="19"/>
+        </w:rPr>
+        <w:t xml:space="preserve">2.  </w:t>
+      </w:r>
+      <w:r>
+        <w:rPr>
+          <w:rFonts w:ascii="Calibri" w:cs="Calibri" w:eastAsia="Calibri" w:hAnsi="Calibri"/>
+          <w:color w:val="1E293B"/>
+          <w:sz w:val="20"/>
+          <w:szCs w:val="20"/>
+        </w:rPr>
+        <w:t xml:space="preserve">Upload them under Resources → Document Templates, as an administrator. Choose 'Project default' for a firm with a single identity; choose a named brand only on an instance that switches brands.</w:t>
+      </w:r>
+    </w:p>
+    <w:p>
+      <w:pPr>
+        <w:spacing w:after="36"/>
+        <w:ind w:left="340" w:hanging="250"/>
+      </w:pPr>
+      <w:r>
+        <w:rPr>
+          <w:rFonts w:ascii="Calibri" w:cs="Calibri" w:eastAsia="Calibri" w:hAnsi="Calibri"/>
+          <w:b/>
+          <w:bCs/>
+          <w:color w:val="CEB684"/>
+          <w:sz w:val="19"/>
+          <w:szCs w:val="19"/>
+        </w:rPr>
+        <w:t xml:space="preserve">3.  </w:t>
+      </w:r>
+      <w:r>
+        <w:rPr>
+          <w:rFonts w:ascii="Calibri" w:cs="Calibri" w:eastAsia="Calibri" w:hAnsi="Calibri"/>
+          <w:color w:val="1E293B"/>
+          <w:sz w:val="20"/>
+          <w:szCs w:val="20"/>
+        </w:rPr>
+        <w:t xml:space="preserve">Each upload is read for its form-field names and checked against the fields the platform fills. Anything missing is listed against the card and the Resources tile stays disabled until it is present.</w:t>
+      </w:r>
+    </w:p>
+    <w:p>
+      <w:pPr>
+        <w:spacing w:after="36"/>
+        <w:ind w:left="340" w:hanging="250"/>
+      </w:pPr>
+      <w:r>
+        <w:rPr>
+          <w:rFonts w:ascii="Calibri" w:cs="Calibri" w:eastAsia="Calibri" w:hAnsi="Calibri"/>
+          <w:b/>
+          <w:bCs/>
+          <w:color w:val="CEB684"/>
+          <w:sz w:val="19"/>
+          <w:szCs w:val="19"/>
+        </w:rPr>
+        <w:t xml:space="preserve">4.  </w:t>
+      </w:r>
+      <w:r>
+        <w:rPr>
+          <w:rFonts w:ascii="Calibri" w:cs="Calibri" w:eastAsia="Calibri" w:hAnsi="Calibri"/>
+          <w:color w:val="1E293B"/>
+          <w:sz w:val="20"/>
+          <w:szCs w:val="20"/>
+        </w:rPr>
+        <w:t xml:space="preserve">There is no shared fallback. A firm with no template on file gets a disabled tile, never another firm's document.</w:t>
+      </w:r>
+    </w:p>
+    <w:p>
+      <w:pPr>
+        <w:spacing w:after="36"/>
+        <w:ind w:left="340" w:hanging="250"/>
+      </w:pPr>
+      <w:r>
+        <w:rPr>
+          <w:rFonts w:ascii="Calibri" w:cs="Calibri" w:eastAsia="Calibri" w:hAnsi="Calibri"/>
+          <w:b/>
+          <w:bCs/>
+          <w:color w:val="CEB684"/>
+          <w:sz w:val="19"/>
+          <w:szCs w:val="19"/>
+        </w:rPr>
+        <w:t xml:space="preserve">5.  </w:t>
+      </w:r>
+      <w:r>
+        <w:rPr>
+          <w:rFonts w:ascii="Calibri" w:cs="Calibri" w:eastAsia="Calibri" w:hAnsi="Calibri"/>
+          <w:color w:val="1E293B"/>
+          <w:sz w:val="20"/>
+          <w:szCs w:val="20"/>
+        </w:rPr>
+        <w:t xml:space="preserve">The agreement and the ACH authorisation must be the firm's own, reviewed by their counsel. Do not re-letterhead someone else's — the contracting party and the receiving bank are named in the prose, not just the header.</w:t>
+      </w:r>
+    </w:p>
+    <w:p>
+      <w:pPr>
+        <w:keepNext/>
+        <w:spacing w:after="30" w:before="85"/>
+      </w:pPr>
+      <w:r>
+        <w:rPr>
+          <w:rFonts w:ascii="Calibri" w:cs="Calibri" w:eastAsia="Calibri" w:hAnsi="Calibri"/>
+          <w:b/>
+          <w:bCs/>
+          <w:caps/>
+          <w:color w:val="5A6E84"/>
+          <w:sz w:val="15"/>
+          <w:szCs w:val="15"/>
+        </w:rPr>
+        <w:t xml:space="preserve">Before you move on</w:t>
+      </w:r>
+    </w:p>
+    <w:p>
+      <w:pPr>
+        <w:pStyle w:val="ListParagraph"/>
+        <w:numPr>
+          <w:ilvl w:val="0"/>
+          <w:numId w:val="2"/>
+        </w:numPr>
+        <w:spacing w:after="36"/>
+      </w:pPr>
+      <w:r>
+        <w:rPr>
+          <w:rFonts w:ascii="Calibri" w:cs="Calibri" w:eastAsia="Calibri" w:hAnsi="Calibri"/>
+          <w:color w:val="1E293B"/>
+          <w:sz w:val="20"/>
+          <w:szCs w:val="20"/>
+        </w:rPr>
+        <w:t xml:space="preserve">All seven cards read Ready before the firm sees the Resources tab.</w:t>
+      </w:r>
+    </w:p>
+    <w:p>
+      <w:pPr>
+        <w:pStyle w:val="ListParagraph"/>
+        <w:numPr>
+          <w:ilvl w:val="0"/>
+          <w:numId w:val="2"/>
+        </w:numPr>
+        <w:spacing w:after="36"/>
+      </w:pPr>
+      <w:r>
+        <w:rPr>
+          <w:rFonts w:ascii="Calibri" w:cs="Calibri" w:eastAsia="Calibri" w:hAnsi="Calibri"/>
+          <w:color w:val="1E293B"/>
+          <w:sz w:val="20"/>
+          <w:szCs w:val="20"/>
+        </w:rPr>
+        <w:t xml:space="preserve">The agreement names the firm as the contracting party, and the ACH form names the firm's own bank.</w:t>
+      </w:r>
+    </w:p>
+    <w:p>
+      <w:pPr>
+        <w:keepNext/>
+        <w:spacing w:after="30" w:before="85"/>
+      </w:pPr>
+      <w:r>
+        <w:rPr>
+          <w:rFonts w:ascii="Calibri" w:cs="Calibri" w:eastAsia="Calibri" w:hAnsi="Calibri"/>
+          <w:b/>
+          <w:bCs/>
+          <w:caps/>
+          <w:color w:val="5A6E84"/>
+          <w:sz w:val="15"/>
+          <w:szCs w:val="15"/>
+        </w:rPr>
+        <w:t xml:space="preserve">Traps</w:t>
+      </w:r>
+    </w:p>
+    <w:p>
+      <w:pPr>
+        <w:pBdr>
+          <w:left w:val="single" w:color="E4CE9A" w:sz="18"/>
+        </w:pBdr>
+        <w:shd w:fill="FBF3E3" w:val="clear"/>
+        <w:spacing w:after="70" w:before="60"/>
+        <w:ind w:left="200" w:right="120"/>
+      </w:pPr>
+      <w:r>
+        <w:rPr>
+          <w:rFonts w:ascii="Calibri" w:cs="Calibri" w:eastAsia="Calibri" w:hAnsi="Calibri"/>
+          <w:i/>
+          <w:iCs/>
+          <w:color w:val="7A5A19"/>
+          <w:sz w:val="20"/>
+          <w:szCs w:val="20"/>
+        </w:rPr>
+        <w:t xml:space="preserve">A template whose form fields have been renamed will still upload. It is the field check that catches it — without that the document generates, reports success, and comes out blank. A blank agreement looks like a formatting glitch rather than a failure, which is why the platform refuses rather than producing one.</w:t>
+      </w:r>
+    </w:p>
+    <w:p>
+      <w:pPr>
+        <w:pBdr>
+          <w:left w:val="single" w:color="E4CE9A" w:sz="18"/>
+        </w:pBdr>
+        <w:shd w:fill="FBF3E3" w:val="clear"/>
+        <w:spacing w:after="70" w:before="60"/>
+        <w:ind w:left="200" w:right="120"/>
+      </w:pPr>
+      <w:r>
+        <w:rPr>
+          <w:rFonts w:ascii="Calibri" w:cs="Calibri" w:eastAsia="Calibri" w:hAnsi="Calibri"/>
+          <w:i/>
+          <w:iCs/>
+          <w:color w:val="7A5A19"/>
+          <w:sz w:val="20"/>
+          <w:szCs w:val="20"/>
+        </w:rPr>
+        <w:t xml:space="preserve">Replacing a template does not alter documents already generated from the previous one. Those are finished artefacts and are left alone deliberately.</w:t>
+      </w:r>
+    </w:p>
+    <w:p>
+      <w:pPr>
+        <w:pBdr>
+          <w:left w:val="single" w:color="E4CE9A" w:sz="18"/>
+        </w:pBdr>
+        <w:shd w:fill="FBF3E3" w:val="clear"/>
+        <w:spacing w:after="70" w:before="60"/>
+        <w:ind w:left="200" w:right="120"/>
+      </w:pPr>
+      <w:r>
+        <w:rPr>
+          <w:rFonts w:ascii="Calibri" w:cs="Calibri" w:eastAsia="Calibri" w:hAnsi="Calibri"/>
+          <w:i/>
+          <w:iCs/>
+          <w:color w:val="7A5A19"/>
+          <w:sz w:val="20"/>
+          <w:szCs w:val="20"/>
+        </w:rPr>
+        <w:t xml:space="preserve">A template attached to one brand is invisible to every other brand, including when that other brand is the live one. If a tile is unexpectedly disabled, check which brand the template was filed under before re-uploading it.</w:t>
+      </w:r>
+    </w:p>
+    <w:p>
       <w:r>
         <w:br w:type="page"/>
       </w:r>
